--- a/prd-pr02/Часть лекции №2 для практики.docx
+++ b/prd-pr02/Часть лекции №2 для практики.docx
@@ -1,15 +1,10 @@
 
 <file path=word/document.xml><?xml version="1.0" encoding="utf-8"?>
-<w:document xmlns:o="urn:schemas-microsoft-com:office:office" xmlns:r="http://schemas.openxmlformats.org/officeDocument/2006/relationships" xmlns:v="urn:schemas-microsoft-com:vml" xmlns:w="http://schemas.openxmlformats.org/wordprocessingml/2006/main" xmlns:w10="urn:schemas-microsoft-com:office:word" xmlns:wp="http://schemas.openxmlformats.org/drawingml/2006/wordprocessingDrawing" xmlns:pic="http://schemas.openxmlformats.org/drawingml/2006/picture" xmlns:wps="http://schemas.microsoft.com/office/word/2010/wordprocessingShape" xmlns:wpg="http://schemas.microsoft.com/office/word/2010/wordprocessingGroup" xmlns:mc="http://schemas.openxmlformats.org/markup-compatibility/2006" xmlns:wp14="http://schemas.microsoft.com/office/word/2010/wordprocessingDrawing" xmlns:w14="http://schemas.microsoft.com/office/word/2010/wordml" xmlns:w15="http://schemas.microsoft.com/office/word/2012/wordml" mc:Ignorable="w14 wp14 w15">
+<w:document xmlns:wpc="http://schemas.microsoft.com/office/word/2010/wordprocessingCanvas" xmlns:cx="http://schemas.microsoft.com/office/drawing/2014/chartex" xmlns:cx1="http://schemas.microsoft.com/office/drawing/2015/9/8/chartex" xmlns:cx2="http://schemas.microsoft.com/office/drawing/2015/10/21/chartex" xmlns:cx3="http://schemas.microsoft.com/office/drawing/2016/5/9/chartex" xmlns:cx4="http://schemas.microsoft.com/office/drawing/2016/5/10/chartex" xmlns:cx5="http://schemas.microsoft.com/office/drawing/2016/5/11/chartex" xmlns:cx6="http://schemas.microsoft.com/office/drawing/2016/5/12/chartex" xmlns:cx7="http://schemas.microsoft.com/office/drawing/2016/5/13/chartex" xmlns:cx8="http://schemas.microsoft.com/office/drawing/2016/5/14/chartex" xmlns:mc="http://schemas.openxmlformats.org/markup-compatibility/2006" xmlns:aink="http://schemas.microsoft.com/office/drawing/2016/ink" xmlns:am3d="http://schemas.microsoft.com/office/drawing/2017/model3d" xmlns:o="urn:schemas-microsoft-com:office:office" xmlns:oel="http://schemas.microsoft.com/office/2019/extlst" xmlns:r="http://schemas.openxmlformats.org/officeDocument/2006/relationships" xmlns:m="http://schemas.openxmlformats.org/officeDocument/2006/math" xmlns:v="urn:schemas-microsoft-com:vml" xmlns:wp14="http://schemas.microsoft.com/office/word/2010/wordprocessingDrawing" xmlns:wp="http://schemas.openxmlformats.org/drawingml/2006/wordprocessingDrawing" xmlns:w10="urn:schemas-microsoft-com:office:word" xmlns:w="http://schemas.openxmlformats.org/wordprocessingml/2006/main" xmlns:w14="http://schemas.microsoft.com/office/word/2010/wordml" xmlns:w15="http://schemas.microsoft.com/office/word/2012/wordml" xmlns:w16cex="http://schemas.microsoft.com/office/word/2018/wordml/cex" xmlns:w16cid="http://schemas.microsoft.com/office/word/2016/wordml/cid" xmlns:w16="http://schemas.microsoft.com/office/word/2018/wordml" xmlns:w16sdtdh="http://schemas.microsoft.com/office/word/2020/wordml/sdtdatahash" xmlns:w16se="http://schemas.microsoft.com/office/word/2015/wordml/symex" xmlns:wpg="http://schemas.microsoft.com/office/word/2010/wordprocessingGroup" xmlns:wpi="http://schemas.microsoft.com/office/word/2010/wordprocessingInk" xmlns:wne="http://schemas.microsoft.com/office/word/2006/wordml" xmlns:wps="http://schemas.microsoft.com/office/word/2010/wordprocessingShape" mc:Ignorable="w14 w15 w16se w16cid w16 w16cex w16sdtdh wp14">
   <w:body>
     <w:p>
       <w:pPr>
-        <w:pStyle w:val="Normal"/>
-        <w:bidi w:val="0"/>
-        <w:spacing w:before="0" w:after="120"/>
-        <w:ind w:hanging="0"/>
-        <w:jc w:val="start"/>
-        <w:rPr/>
+        <w:spacing w:after="120"/>
       </w:pPr>
       <w:r>
         <w:rPr>
@@ -22,17 +17,13 @@
     </w:p>
     <w:p>
       <w:pPr>
-        <w:pStyle w:val="Normal"/>
-        <w:bidi w:val="0"/>
-        <w:spacing w:before="0" w:after="120"/>
+        <w:spacing w:after="120"/>
         <w:ind w:firstLine="560"/>
         <w:jc w:val="both"/>
-        <w:rPr/>
-      </w:pPr>
-      <w:r>
-        <w:rPr>
-          <w:rFonts w:ascii="Times New Roman" w:hAnsi="Times New Roman"/>
-          <w:b w:val="false"/>
+      </w:pPr>
+      <w:r>
+        <w:rPr>
+          <w:rFonts w:ascii="Times New Roman" w:hAnsi="Times New Roman"/>
           <w:sz w:val="28"/>
         </w:rPr>
         <w:t>План курса выделяет пять атрибутов, которые сильнее всего влияют на архитектурные решения. Их определения ниже совпадают с формулировками, которые используются в заданиях текущего контроля.</w:t>
@@ -41,16 +32,8 @@
     <w:tbl>
       <w:tblPr>
         <w:tblW w:w="9072" w:type="dxa"/>
-        <w:jc w:val="start"/>
-        <w:tblInd w:w="0" w:type="dxa"/>
         <w:tblLayout w:type="fixed"/>
-        <w:tblCellMar>
-          <w:top w:w="0" w:type="dxa"/>
-          <w:start w:w="108" w:type="dxa"/>
-          <w:bottom w:w="0" w:type="dxa"/>
-          <w:end w:w="108" w:type="dxa"/>
-        </w:tblCellMar>
-        <w:tblLook w:firstRow="1" w:noVBand="1" w:lastRow="0" w:firstColumn="1" w:lastColumn="0" w:noHBand="0" w:val="04a0"/>
+        <w:tblLook w:val="04A0" w:firstRow="1" w:lastRow="0" w:firstColumn="1" w:lastColumn="0" w:noHBand="0" w:noVBand="1"/>
       </w:tblPr>
       <w:tblGrid>
         <w:gridCol w:w="2520"/>
@@ -58,31 +41,24 @@
         <w:gridCol w:w="3178"/>
       </w:tblGrid>
       <w:tr>
-        <w:trPr/>
         <w:tc>
           <w:tcPr>
             <w:tcW w:w="2520" w:type="dxa"/>
             <w:tcBorders>
               <w:top w:val="single" w:sz="8" w:space="0" w:color="000000"/>
-              <w:start w:val="single" w:sz="8" w:space="0" w:color="000000"/>
+              <w:left w:val="single" w:sz="8" w:space="0" w:color="000000"/>
               <w:bottom w:val="single" w:sz="8" w:space="0" w:color="000000"/>
-              <w:end w:val="single" w:sz="8" w:space="0" w:color="000000"/>
+              <w:right w:val="single" w:sz="8" w:space="0" w:color="000000"/>
             </w:tcBorders>
           </w:tcPr>
           <w:p>
             <w:pPr>
-              <w:pStyle w:val="Normal"/>
-              <w:bidi w:val="0"/>
-              <w:spacing w:lineRule="auto" w:line="240" w:before="0" w:after="0"/>
-              <w:ind w:hanging="0"/>
               <w:jc w:val="center"/>
-              <w:rPr/>
             </w:pPr>
             <w:r>
               <w:rPr>
                 <w:rFonts w:ascii="Times New Roman" w:hAnsi="Times New Roman"/>
                 <w:b/>
-                <w:sz w:val="24"/>
               </w:rPr>
               <w:t>Атрибут</w:t>
             </w:r>
@@ -93,25 +69,19 @@
             <w:tcW w:w="3374" w:type="dxa"/>
             <w:tcBorders>
               <w:top w:val="single" w:sz="8" w:space="0" w:color="000000"/>
-              <w:start w:val="single" w:sz="8" w:space="0" w:color="000000"/>
+              <w:left w:val="single" w:sz="8" w:space="0" w:color="000000"/>
               <w:bottom w:val="single" w:sz="8" w:space="0" w:color="000000"/>
-              <w:end w:val="single" w:sz="8" w:space="0" w:color="000000"/>
+              <w:right w:val="single" w:sz="8" w:space="0" w:color="000000"/>
             </w:tcBorders>
           </w:tcPr>
           <w:p>
             <w:pPr>
-              <w:pStyle w:val="Normal"/>
-              <w:bidi w:val="0"/>
-              <w:spacing w:lineRule="auto" w:line="240" w:before="0" w:after="0"/>
-              <w:ind w:hanging="0"/>
               <w:jc w:val="center"/>
-              <w:rPr/>
             </w:pPr>
             <w:r>
               <w:rPr>
                 <w:rFonts w:ascii="Times New Roman" w:hAnsi="Times New Roman"/>
                 <w:b/>
-                <w:sz w:val="24"/>
               </w:rPr>
               <w:t>Определение</w:t>
             </w:r>
@@ -122,25 +92,19 @@
             <w:tcW w:w="3178" w:type="dxa"/>
             <w:tcBorders>
               <w:top w:val="single" w:sz="8" w:space="0" w:color="000000"/>
-              <w:start w:val="single" w:sz="8" w:space="0" w:color="000000"/>
+              <w:left w:val="single" w:sz="8" w:space="0" w:color="000000"/>
               <w:bottom w:val="single" w:sz="8" w:space="0" w:color="000000"/>
-              <w:end w:val="single" w:sz="8" w:space="0" w:color="000000"/>
+              <w:right w:val="single" w:sz="8" w:space="0" w:color="000000"/>
             </w:tcBorders>
           </w:tcPr>
           <w:p>
             <w:pPr>
-              <w:pStyle w:val="Normal"/>
-              <w:bidi w:val="0"/>
-              <w:spacing w:lineRule="auto" w:line="240" w:before="0" w:after="0"/>
-              <w:ind w:hanging="0"/>
               <w:jc w:val="center"/>
-              <w:rPr/>
             </w:pPr>
             <w:r>
               <w:rPr>
                 <w:rFonts w:ascii="Times New Roman" w:hAnsi="Times New Roman"/>
                 <w:b/>
-                <w:sz w:val="24"/>
               </w:rPr>
               <w:t>Как измеряют</w:t>
             </w:r>
@@ -148,30 +112,20 @@
         </w:tc>
       </w:tr>
       <w:tr>
-        <w:trPr/>
         <w:tc>
           <w:tcPr>
             <w:tcW w:w="2520" w:type="dxa"/>
             <w:tcBorders>
               <w:top w:val="single" w:sz="8" w:space="0" w:color="000000"/>
-              <w:start w:val="single" w:sz="8" w:space="0" w:color="000000"/>
+              <w:left w:val="single" w:sz="8" w:space="0" w:color="000000"/>
               <w:bottom w:val="single" w:sz="8" w:space="0" w:color="000000"/>
-              <w:end w:val="single" w:sz="8" w:space="0" w:color="000000"/>
+              <w:right w:val="single" w:sz="8" w:space="0" w:color="000000"/>
             </w:tcBorders>
           </w:tcPr>
           <w:p>
-            <w:pPr>
-              <w:pStyle w:val="Normal"/>
-              <w:bidi w:val="0"/>
-              <w:spacing w:lineRule="auto" w:line="240" w:before="0" w:after="0"/>
-              <w:ind w:hanging="0"/>
-              <w:jc w:val="start"/>
-              <w:rPr/>
-            </w:pPr>
             <w:r>
               <w:rPr>
                 <w:rFonts w:ascii="Times New Roman" w:hAnsi="Times New Roman"/>
-                <w:sz w:val="24"/>
               </w:rPr>
               <w:t>Производительность</w:t>
             </w:r>
@@ -182,24 +136,15 @@
             <w:tcW w:w="3374" w:type="dxa"/>
             <w:tcBorders>
               <w:top w:val="single" w:sz="8" w:space="0" w:color="000000"/>
-              <w:start w:val="single" w:sz="8" w:space="0" w:color="000000"/>
+              <w:left w:val="single" w:sz="8" w:space="0" w:color="000000"/>
               <w:bottom w:val="single" w:sz="8" w:space="0" w:color="000000"/>
-              <w:end w:val="single" w:sz="8" w:space="0" w:color="000000"/>
+              <w:right w:val="single" w:sz="8" w:space="0" w:color="000000"/>
             </w:tcBorders>
           </w:tcPr>
           <w:p>
-            <w:pPr>
-              <w:pStyle w:val="Normal"/>
-              <w:bidi w:val="0"/>
-              <w:spacing w:lineRule="auto" w:line="240" w:before="0" w:after="0"/>
-              <w:ind w:hanging="0"/>
-              <w:jc w:val="start"/>
-              <w:rPr/>
-            </w:pPr>
             <w:r>
               <w:rPr>
                 <w:rFonts w:ascii="Times New Roman" w:hAnsi="Times New Roman"/>
-                <w:sz w:val="24"/>
               </w:rPr>
               <w:t>Скорость обработки запросов и время отклика системы</w:t>
             </w:r>
@@ -210,24 +155,15 @@
             <w:tcW w:w="3178" w:type="dxa"/>
             <w:tcBorders>
               <w:top w:val="single" w:sz="8" w:space="0" w:color="000000"/>
-              <w:start w:val="single" w:sz="8" w:space="0" w:color="000000"/>
+              <w:left w:val="single" w:sz="8" w:space="0" w:color="000000"/>
               <w:bottom w:val="single" w:sz="8" w:space="0" w:color="000000"/>
-              <w:end w:val="single" w:sz="8" w:space="0" w:color="000000"/>
+              <w:right w:val="single" w:sz="8" w:space="0" w:color="000000"/>
             </w:tcBorders>
           </w:tcPr>
           <w:p>
-            <w:pPr>
-              <w:pStyle w:val="Normal"/>
-              <w:bidi w:val="0"/>
-              <w:spacing w:lineRule="auto" w:line="240" w:before="0" w:after="0"/>
-              <w:ind w:hanging="0"/>
-              <w:jc w:val="start"/>
-              <w:rPr/>
-            </w:pPr>
             <w:r>
               <w:rPr>
                 <w:rFonts w:ascii="Times New Roman" w:hAnsi="Times New Roman"/>
-                <w:sz w:val="24"/>
               </w:rPr>
               <w:t>Время отклика (перцентиль), число запросов в секунду</w:t>
             </w:r>
@@ -235,30 +171,20 @@
         </w:tc>
       </w:tr>
       <w:tr>
-        <w:trPr/>
         <w:tc>
           <w:tcPr>
             <w:tcW w:w="2520" w:type="dxa"/>
             <w:tcBorders>
               <w:top w:val="single" w:sz="8" w:space="0" w:color="000000"/>
-              <w:start w:val="single" w:sz="8" w:space="0" w:color="000000"/>
+              <w:left w:val="single" w:sz="8" w:space="0" w:color="000000"/>
               <w:bottom w:val="single" w:sz="8" w:space="0" w:color="000000"/>
-              <w:end w:val="single" w:sz="8" w:space="0" w:color="000000"/>
+              <w:right w:val="single" w:sz="8" w:space="0" w:color="000000"/>
             </w:tcBorders>
           </w:tcPr>
           <w:p>
-            <w:pPr>
-              <w:pStyle w:val="Normal"/>
-              <w:bidi w:val="0"/>
-              <w:spacing w:lineRule="auto" w:line="240" w:before="0" w:after="0"/>
-              <w:ind w:hanging="0"/>
-              <w:jc w:val="start"/>
-              <w:rPr/>
-            </w:pPr>
             <w:r>
               <w:rPr>
                 <w:rFonts w:ascii="Times New Roman" w:hAnsi="Times New Roman"/>
-                <w:sz w:val="24"/>
               </w:rPr>
               <w:t>Масштабируемость</w:t>
             </w:r>
@@ -269,24 +195,15 @@
             <w:tcW w:w="3374" w:type="dxa"/>
             <w:tcBorders>
               <w:top w:val="single" w:sz="8" w:space="0" w:color="000000"/>
-              <w:start w:val="single" w:sz="8" w:space="0" w:color="000000"/>
+              <w:left w:val="single" w:sz="8" w:space="0" w:color="000000"/>
               <w:bottom w:val="single" w:sz="8" w:space="0" w:color="000000"/>
-              <w:end w:val="single" w:sz="8" w:space="0" w:color="000000"/>
+              <w:right w:val="single" w:sz="8" w:space="0" w:color="000000"/>
             </w:tcBorders>
           </w:tcPr>
           <w:p>
-            <w:pPr>
-              <w:pStyle w:val="Normal"/>
-              <w:bidi w:val="0"/>
-              <w:spacing w:lineRule="auto" w:line="240" w:before="0" w:after="0"/>
-              <w:ind w:hanging="0"/>
-              <w:jc w:val="start"/>
-              <w:rPr/>
-            </w:pPr>
             <w:r>
               <w:rPr>
                 <w:rFonts w:ascii="Times New Roman" w:hAnsi="Times New Roman"/>
-                <w:sz w:val="24"/>
               </w:rPr>
               <w:t>Способность системы обслуживать растущую нагрузку за счёт наращивания ресурсов</w:t>
             </w:r>
@@ -297,24 +214,15 @@
             <w:tcW w:w="3178" w:type="dxa"/>
             <w:tcBorders>
               <w:top w:val="single" w:sz="8" w:space="0" w:color="000000"/>
-              <w:start w:val="single" w:sz="8" w:space="0" w:color="000000"/>
+              <w:left w:val="single" w:sz="8" w:space="0" w:color="000000"/>
               <w:bottom w:val="single" w:sz="8" w:space="0" w:color="000000"/>
-              <w:end w:val="single" w:sz="8" w:space="0" w:color="000000"/>
+              <w:right w:val="single" w:sz="8" w:space="0" w:color="000000"/>
             </w:tcBorders>
           </w:tcPr>
           <w:p>
-            <w:pPr>
-              <w:pStyle w:val="Normal"/>
-              <w:bidi w:val="0"/>
-              <w:spacing w:lineRule="auto" w:line="240" w:before="0" w:after="0"/>
-              <w:ind w:hanging="0"/>
-              <w:jc w:val="start"/>
-              <w:rPr/>
-            </w:pPr>
             <w:r>
               <w:rPr>
                 <w:rFonts w:ascii="Times New Roman" w:hAnsi="Times New Roman"/>
-                <w:sz w:val="24"/>
               </w:rPr>
               <w:t>Как меняется время отклика при росте нагрузки и добавлении ресурсов</w:t>
             </w:r>
@@ -322,30 +230,20 @@
         </w:tc>
       </w:tr>
       <w:tr>
-        <w:trPr/>
         <w:tc>
           <w:tcPr>
             <w:tcW w:w="2520" w:type="dxa"/>
             <w:tcBorders>
               <w:top w:val="single" w:sz="8" w:space="0" w:color="000000"/>
-              <w:start w:val="single" w:sz="8" w:space="0" w:color="000000"/>
+              <w:left w:val="single" w:sz="8" w:space="0" w:color="000000"/>
               <w:bottom w:val="single" w:sz="8" w:space="0" w:color="000000"/>
-              <w:end w:val="single" w:sz="8" w:space="0" w:color="000000"/>
+              <w:right w:val="single" w:sz="8" w:space="0" w:color="000000"/>
             </w:tcBorders>
           </w:tcPr>
           <w:p>
-            <w:pPr>
-              <w:pStyle w:val="Normal"/>
-              <w:bidi w:val="0"/>
-              <w:spacing w:lineRule="auto" w:line="240" w:before="0" w:after="0"/>
-              <w:ind w:hanging="0"/>
-              <w:jc w:val="start"/>
-              <w:rPr/>
-            </w:pPr>
             <w:r>
               <w:rPr>
                 <w:rFonts w:ascii="Times New Roman" w:hAnsi="Times New Roman"/>
-                <w:sz w:val="24"/>
               </w:rPr>
               <w:t>Надёжность</w:t>
             </w:r>
@@ -356,24 +254,15 @@
             <w:tcW w:w="3374" w:type="dxa"/>
             <w:tcBorders>
               <w:top w:val="single" w:sz="8" w:space="0" w:color="000000"/>
-              <w:start w:val="single" w:sz="8" w:space="0" w:color="000000"/>
+              <w:left w:val="single" w:sz="8" w:space="0" w:color="000000"/>
               <w:bottom w:val="single" w:sz="8" w:space="0" w:color="000000"/>
-              <w:end w:val="single" w:sz="8" w:space="0" w:color="000000"/>
+              <w:right w:val="single" w:sz="8" w:space="0" w:color="000000"/>
             </w:tcBorders>
           </w:tcPr>
           <w:p>
-            <w:pPr>
-              <w:pStyle w:val="Normal"/>
-              <w:bidi w:val="0"/>
-              <w:spacing w:lineRule="auto" w:line="240" w:before="0" w:after="0"/>
-              <w:ind w:hanging="0"/>
-              <w:jc w:val="start"/>
-              <w:rPr/>
-            </w:pPr>
             <w:r>
               <w:rPr>
                 <w:rFonts w:ascii="Times New Roman" w:hAnsi="Times New Roman"/>
-                <w:sz w:val="24"/>
               </w:rPr>
               <w:t>Способность сохранять корректную работу и восстанавливаться при отказах</w:t>
             </w:r>
@@ -384,24 +273,15 @@
             <w:tcW w:w="3178" w:type="dxa"/>
             <w:tcBorders>
               <w:top w:val="single" w:sz="8" w:space="0" w:color="000000"/>
-              <w:start w:val="single" w:sz="8" w:space="0" w:color="000000"/>
+              <w:left w:val="single" w:sz="8" w:space="0" w:color="000000"/>
               <w:bottom w:val="single" w:sz="8" w:space="0" w:color="000000"/>
-              <w:end w:val="single" w:sz="8" w:space="0" w:color="000000"/>
+              <w:right w:val="single" w:sz="8" w:space="0" w:color="000000"/>
             </w:tcBorders>
           </w:tcPr>
           <w:p>
-            <w:pPr>
-              <w:pStyle w:val="Normal"/>
-              <w:bidi w:val="0"/>
-              <w:spacing w:lineRule="auto" w:line="240" w:before="0" w:after="0"/>
-              <w:ind w:hanging="0"/>
-              <w:jc w:val="start"/>
-              <w:rPr/>
-            </w:pPr>
             <w:r>
               <w:rPr>
                 <w:rFonts w:ascii="Times New Roman" w:hAnsi="Times New Roman"/>
-                <w:sz w:val="24"/>
               </w:rPr>
               <w:t>Среднее время между отказами (MTBF), среднее время восстановления (MTTR), доля ошибочных ответов</w:t>
             </w:r>
@@ -409,30 +289,20 @@
         </w:tc>
       </w:tr>
       <w:tr>
-        <w:trPr/>
         <w:tc>
           <w:tcPr>
             <w:tcW w:w="2520" w:type="dxa"/>
             <w:tcBorders>
               <w:top w:val="single" w:sz="8" w:space="0" w:color="000000"/>
-              <w:start w:val="single" w:sz="8" w:space="0" w:color="000000"/>
+              <w:left w:val="single" w:sz="8" w:space="0" w:color="000000"/>
               <w:bottom w:val="single" w:sz="8" w:space="0" w:color="000000"/>
-              <w:end w:val="single" w:sz="8" w:space="0" w:color="000000"/>
+              <w:right w:val="single" w:sz="8" w:space="0" w:color="000000"/>
             </w:tcBorders>
           </w:tcPr>
           <w:p>
-            <w:pPr>
-              <w:pStyle w:val="Normal"/>
-              <w:bidi w:val="0"/>
-              <w:spacing w:lineRule="auto" w:line="240" w:before="0" w:after="0"/>
-              <w:ind w:hanging="0"/>
-              <w:jc w:val="start"/>
-              <w:rPr/>
-            </w:pPr>
             <w:r>
               <w:rPr>
                 <w:rFonts w:ascii="Times New Roman" w:hAnsi="Times New Roman"/>
-                <w:sz w:val="24"/>
               </w:rPr>
               <w:t>Доступность</w:t>
             </w:r>
@@ -443,24 +313,15 @@
             <w:tcW w:w="3374" w:type="dxa"/>
             <w:tcBorders>
               <w:top w:val="single" w:sz="8" w:space="0" w:color="000000"/>
-              <w:start w:val="single" w:sz="8" w:space="0" w:color="000000"/>
+              <w:left w:val="single" w:sz="8" w:space="0" w:color="000000"/>
               <w:bottom w:val="single" w:sz="8" w:space="0" w:color="000000"/>
-              <w:end w:val="single" w:sz="8" w:space="0" w:color="000000"/>
+              <w:right w:val="single" w:sz="8" w:space="0" w:color="000000"/>
             </w:tcBorders>
           </w:tcPr>
           <w:p>
-            <w:pPr>
-              <w:pStyle w:val="Normal"/>
-              <w:bidi w:val="0"/>
-              <w:spacing w:lineRule="auto" w:line="240" w:before="0" w:after="0"/>
-              <w:ind w:hanging="0"/>
-              <w:jc w:val="start"/>
-              <w:rPr/>
-            </w:pPr>
             <w:r>
               <w:rPr>
                 <w:rFonts w:ascii="Times New Roman" w:hAnsi="Times New Roman"/>
-                <w:sz w:val="24"/>
               </w:rPr>
               <w:t>Доля времени готовности системы к обслуживанию запросов</w:t>
             </w:r>
@@ -471,24 +332,15 @@
             <w:tcW w:w="3178" w:type="dxa"/>
             <w:tcBorders>
               <w:top w:val="single" w:sz="8" w:space="0" w:color="000000"/>
-              <w:start w:val="single" w:sz="8" w:space="0" w:color="000000"/>
+              <w:left w:val="single" w:sz="8" w:space="0" w:color="000000"/>
               <w:bottom w:val="single" w:sz="8" w:space="0" w:color="000000"/>
-              <w:end w:val="single" w:sz="8" w:space="0" w:color="000000"/>
+              <w:right w:val="single" w:sz="8" w:space="0" w:color="000000"/>
             </w:tcBorders>
           </w:tcPr>
           <w:p>
-            <w:pPr>
-              <w:pStyle w:val="Normal"/>
-              <w:bidi w:val="0"/>
-              <w:spacing w:lineRule="auto" w:line="240" w:before="0" w:after="0"/>
-              <w:ind w:hanging="0"/>
-              <w:jc w:val="start"/>
-              <w:rPr/>
-            </w:pPr>
             <w:r>
               <w:rPr>
                 <w:rFonts w:ascii="Times New Roman" w:hAnsi="Times New Roman"/>
-                <w:sz w:val="24"/>
               </w:rPr>
               <w:t>Процент времени работы за период</w:t>
             </w:r>
@@ -496,33 +348,25 @@
         </w:tc>
       </w:tr>
       <w:tr>
-        <w:trPr/>
         <w:tc>
           <w:tcPr>
             <w:tcW w:w="2520" w:type="dxa"/>
             <w:tcBorders>
               <w:top w:val="single" w:sz="8" w:space="0" w:color="000000"/>
-              <w:start w:val="single" w:sz="8" w:space="0" w:color="000000"/>
+              <w:left w:val="single" w:sz="8" w:space="0" w:color="000000"/>
               <w:bottom w:val="single" w:sz="8" w:space="0" w:color="000000"/>
-              <w:end w:val="single" w:sz="8" w:space="0" w:color="000000"/>
+              <w:right w:val="single" w:sz="8" w:space="0" w:color="000000"/>
             </w:tcBorders>
           </w:tcPr>
           <w:p>
-            <w:pPr>
-              <w:pStyle w:val="Normal"/>
-              <w:bidi w:val="0"/>
-              <w:spacing w:lineRule="auto" w:line="240" w:before="0" w:after="0"/>
-              <w:ind w:hanging="0"/>
-              <w:jc w:val="start"/>
-              <w:rPr/>
-            </w:pPr>
+            <w:proofErr w:type="spellStart"/>
             <w:r>
               <w:rPr>
                 <w:rFonts w:ascii="Times New Roman" w:hAnsi="Times New Roman"/>
-                <w:sz w:val="24"/>
               </w:rPr>
               <w:t>Сопровождаемость</w:t>
             </w:r>
+            <w:proofErr w:type="spellEnd"/>
           </w:p>
         </w:tc>
         <w:tc>
@@ -530,24 +374,15 @@
             <w:tcW w:w="3374" w:type="dxa"/>
             <w:tcBorders>
               <w:top w:val="single" w:sz="8" w:space="0" w:color="000000"/>
-              <w:start w:val="single" w:sz="8" w:space="0" w:color="000000"/>
+              <w:left w:val="single" w:sz="8" w:space="0" w:color="000000"/>
               <w:bottom w:val="single" w:sz="8" w:space="0" w:color="000000"/>
-              <w:end w:val="single" w:sz="8" w:space="0" w:color="000000"/>
+              <w:right w:val="single" w:sz="8" w:space="0" w:color="000000"/>
             </w:tcBorders>
           </w:tcPr>
           <w:p>
-            <w:pPr>
-              <w:pStyle w:val="Normal"/>
-              <w:bidi w:val="0"/>
-              <w:spacing w:lineRule="auto" w:line="240" w:before="0" w:after="0"/>
-              <w:ind w:hanging="0"/>
-              <w:jc w:val="start"/>
-              <w:rPr/>
-            </w:pPr>
             <w:r>
               <w:rPr>
                 <w:rFonts w:ascii="Times New Roman" w:hAnsi="Times New Roman"/>
-                <w:sz w:val="24"/>
               </w:rPr>
               <w:t>Лёгкость внесения изменений и поддержки системы в течение жизненного цикла</w:t>
             </w:r>
@@ -558,24 +393,15 @@
             <w:tcW w:w="3178" w:type="dxa"/>
             <w:tcBorders>
               <w:top w:val="single" w:sz="8" w:space="0" w:color="000000"/>
-              <w:start w:val="single" w:sz="8" w:space="0" w:color="000000"/>
+              <w:left w:val="single" w:sz="8" w:space="0" w:color="000000"/>
               <w:bottom w:val="single" w:sz="8" w:space="0" w:color="000000"/>
-              <w:end w:val="single" w:sz="8" w:space="0" w:color="000000"/>
+              <w:right w:val="single" w:sz="8" w:space="0" w:color="000000"/>
             </w:tcBorders>
           </w:tcPr>
           <w:p>
-            <w:pPr>
-              <w:pStyle w:val="Normal"/>
-              <w:bidi w:val="0"/>
-              <w:spacing w:lineRule="auto" w:line="240" w:before="0" w:after="0"/>
-              <w:ind w:hanging="0"/>
-              <w:jc w:val="start"/>
-              <w:rPr/>
-            </w:pPr>
             <w:r>
               <w:rPr>
                 <w:rFonts w:ascii="Times New Roman" w:hAnsi="Times New Roman"/>
-                <w:sz w:val="24"/>
               </w:rPr>
               <w:t>Время и объём типового изменения, покрытие тестами</w:t>
             </w:r>
@@ -583,25 +409,10 @@
         </w:tc>
       </w:tr>
     </w:tbl>
-    <w:p>
-      <w:pPr>
-        <w:pStyle w:val="Normal"/>
-        <w:bidi w:val="0"/>
-        <w:jc w:val="start"/>
-        <w:rPr/>
-      </w:pPr>
-      <w:r>
-        <w:rPr/>
-      </w:r>
-    </w:p>
-    <w:p>
-      <w:pPr>
-        <w:pStyle w:val="Normal"/>
-        <w:bidi w:val="0"/>
-        <w:spacing w:before="0" w:after="120"/>
-        <w:ind w:hanging="0"/>
-        <w:jc w:val="start"/>
-        <w:rPr/>
+    <w:p/>
+    <w:p>
+      <w:pPr>
+        <w:spacing w:after="120"/>
       </w:pPr>
       <w:r>
         <w:rPr>
@@ -614,85 +425,169 @@
     </w:p>
     <w:p>
       <w:pPr>
-        <w:pStyle w:val="Normal"/>
-        <w:bidi w:val="0"/>
-        <w:spacing w:before="0" w:after="120"/>
+        <w:spacing w:after="120"/>
         <w:ind w:firstLine="560"/>
         <w:jc w:val="both"/>
-        <w:rPr/>
-      </w:pPr>
-      <w:r>
-        <w:rPr>
-          <w:rFonts w:ascii="Times New Roman" w:hAnsi="Times New Roman"/>
-          <w:b w:val="false"/>
-          <w:sz w:val="28"/>
-        </w:rPr>
-        <w:t>Производительность измеряют двумя величинами. Время отклика (latency) — сколько проходит от запроса пользователя до ответа системы. Пропускная способность (throughput) — сколько запросов система обрабатывает за единицу времени. Первая важна пользователю, вторая — тому, кто рассчитывает мощности.</w:t>
-      </w:r>
-    </w:p>
-    <w:p>
-      <w:pPr>
-        <w:pStyle w:val="Normal"/>
-        <w:bidi w:val="0"/>
-        <w:spacing w:before="0" w:after="120"/>
+      </w:pPr>
+      <w:r>
+        <w:rPr>
+          <w:rFonts w:ascii="Times New Roman" w:hAnsi="Times New Roman"/>
+          <w:sz w:val="28"/>
+        </w:rPr>
+        <w:t>Производительность измеряют двумя величинами. Время отклика (</w:t>
+      </w:r>
+      <w:proofErr w:type="spellStart"/>
+      <w:r>
+        <w:rPr>
+          <w:rFonts w:ascii="Times New Roman" w:hAnsi="Times New Roman"/>
+          <w:sz w:val="28"/>
+        </w:rPr>
+        <w:t>latency</w:t>
+      </w:r>
+      <w:proofErr w:type="spellEnd"/>
+      <w:r>
+        <w:rPr>
+          <w:rFonts w:ascii="Times New Roman" w:hAnsi="Times New Roman"/>
+          <w:sz w:val="28"/>
+        </w:rPr>
+        <w:t xml:space="preserve">) </w:t>
+      </w:r>
+      <w:r>
+        <w:rPr>
+          <w:rFonts w:ascii="Times New Roman" w:hAnsi="Times New Roman"/>
+          <w:sz w:val="28"/>
+        </w:rPr>
+        <w:t>-</w:t>
+      </w:r>
+      <w:r>
+        <w:rPr>
+          <w:rFonts w:ascii="Times New Roman" w:hAnsi="Times New Roman"/>
+          <w:sz w:val="28"/>
+        </w:rPr>
+        <w:t xml:space="preserve"> сколько проходит от запроса пользователя до ответа системы. Пропускная способность (</w:t>
+      </w:r>
+      <w:proofErr w:type="spellStart"/>
+      <w:r>
+        <w:rPr>
+          <w:rFonts w:ascii="Times New Roman" w:hAnsi="Times New Roman"/>
+          <w:sz w:val="28"/>
+        </w:rPr>
+        <w:t>throughput</w:t>
+      </w:r>
+      <w:proofErr w:type="spellEnd"/>
+      <w:r>
+        <w:rPr>
+          <w:rFonts w:ascii="Times New Roman" w:hAnsi="Times New Roman"/>
+          <w:sz w:val="28"/>
+        </w:rPr>
+        <w:t xml:space="preserve">) </w:t>
+      </w:r>
+      <w:r>
+        <w:rPr>
+          <w:rFonts w:ascii="Times New Roman" w:hAnsi="Times New Roman"/>
+          <w:sz w:val="28"/>
+        </w:rPr>
+        <w:t>-</w:t>
+      </w:r>
+      <w:r>
+        <w:rPr>
+          <w:rFonts w:ascii="Times New Roman" w:hAnsi="Times New Roman"/>
+          <w:sz w:val="28"/>
+        </w:rPr>
+        <w:t xml:space="preserve"> сколько запросов система обрабатывает за единицу времени. Первая важна пользователю, вторая тому, кто рассчитывает мощности.</w:t>
+      </w:r>
+    </w:p>
+    <w:p>
+      <w:pPr>
+        <w:spacing w:after="120"/>
         <w:ind w:firstLine="560"/>
         <w:jc w:val="both"/>
-        <w:rPr/>
-      </w:pPr>
-      <w:r>
-        <w:rPr>
-          <w:rFonts w:ascii="Times New Roman" w:hAnsi="Times New Roman"/>
-          <w:b w:val="false"/>
-          <w:sz w:val="28"/>
-        </w:rPr>
-        <w:t>Время отклика нельзя описывать средним значением. Если девятнадцать запросов из двадцати выполняются за 0,2 секунды, а двадцатый — за 10 секунд, среднее составит около 0,7 секунды: по нему система выглядит быстрой, хотя каждый двадцатый пользователь ждёт десять секунд. Поэтому требование записывают через перцентиль: «p95 ≤ 2 с» означает, что 95% запросов выполняются быстрее двух секунд. Этот подход описан, в частности, в книге инженеров Google «Site Reliability Engineering» (2016).</w:t>
-      </w:r>
-    </w:p>
-    <w:p>
-      <w:pPr>
-        <w:pStyle w:val="Normal"/>
-        <w:bidi w:val="0"/>
-        <w:spacing w:before="120" w:after="160"/>
-        <w:ind w:hanging="0" w:start="567"/>
-        <w:jc w:val="both"/>
-        <w:rPr/>
-      </w:pPr>
-      <w:r>
-        <w:rPr>
-          <w:rFonts w:ascii="Times New Roman" w:hAnsi="Times New Roman"/>
-          <w:b w:val="false"/>
-          <w:i/>
-          <w:sz w:val="0"/>
-        </w:rPr>
-        <w:t>Расчёт среднего в примере: (19 × 0,2 + 10) / 20 = 13,8 / 20 = 0,69 с.</w:t>
-      </w:r>
-    </w:p>
-    <w:p>
-      <w:pPr>
-        <w:pStyle w:val="Normal"/>
-        <w:bidi w:val="0"/>
-        <w:spacing w:before="0" w:after="120"/>
+      </w:pPr>
+      <w:r>
+        <w:rPr>
+          <w:rFonts w:ascii="Times New Roman" w:hAnsi="Times New Roman"/>
+          <w:sz w:val="28"/>
+        </w:rPr>
+        <w:t xml:space="preserve">Время отклика нельзя описывать средним значением. Если девятнадцать запросов из двадцати выполняются за 0,2 секунды, а двадцатый </w:t>
+      </w:r>
+      <w:r>
+        <w:rPr>
+          <w:rFonts w:ascii="Times New Roman" w:hAnsi="Times New Roman"/>
+          <w:sz w:val="28"/>
+        </w:rPr>
+        <w:t>-</w:t>
+      </w:r>
+      <w:r>
+        <w:rPr>
+          <w:rFonts w:ascii="Times New Roman" w:hAnsi="Times New Roman"/>
+          <w:sz w:val="28"/>
+        </w:rPr>
+        <w:t xml:space="preserve"> за 10 секунд, среднее составит около 0,7 секунды: по нему система выглядит быстрой, хотя каждый двадцатый пользователь ждёт десять секунд. Поэтому требование записывают через перцентиль: «p95 ≤ 2 с» означает, что 95% запросов выполняются быстрее двух секунд. Этот подход описан, в частности, в книге инженеров Google «</w:t>
+      </w:r>
+      <w:proofErr w:type="spellStart"/>
+      <w:r>
+        <w:rPr>
+          <w:rFonts w:ascii="Times New Roman" w:hAnsi="Times New Roman"/>
+          <w:sz w:val="28"/>
+        </w:rPr>
+        <w:t>Site</w:t>
+      </w:r>
+      <w:proofErr w:type="spellEnd"/>
+      <w:r>
+        <w:rPr>
+          <w:rFonts w:ascii="Times New Roman" w:hAnsi="Times New Roman"/>
+          <w:sz w:val="28"/>
+        </w:rPr>
+        <w:t xml:space="preserve"> </w:t>
+      </w:r>
+      <w:proofErr w:type="spellStart"/>
+      <w:r>
+        <w:rPr>
+          <w:rFonts w:ascii="Times New Roman" w:hAnsi="Times New Roman"/>
+          <w:sz w:val="28"/>
+        </w:rPr>
+        <w:t>Reliability</w:t>
+      </w:r>
+      <w:proofErr w:type="spellEnd"/>
+      <w:r>
+        <w:rPr>
+          <w:rFonts w:ascii="Times New Roman" w:hAnsi="Times New Roman"/>
+          <w:sz w:val="28"/>
+        </w:rPr>
+        <w:t xml:space="preserve"> Engineering» (2016).</w:t>
+      </w:r>
+    </w:p>
+    <w:p>
+      <w:pPr>
+        <w:spacing w:after="120"/>
         <w:ind w:firstLine="560"/>
         <w:jc w:val="both"/>
-        <w:rPr/>
-      </w:pPr>
-      <w:r>
-        <w:rPr>
-          <w:rFonts w:ascii="Times New Roman" w:hAnsi="Times New Roman"/>
-          <w:b w:val="false"/>
-          <w:sz w:val="28"/>
-        </w:rPr>
-        <w:t>Типовые архитектурные решения для производительности: кэширование часто запрашиваемых и редко меняющихся данных, индексы в базе данных, вынос долгих операций в асинхронную обработку, уменьшение объёма передаваемых данных. Для приложения КБЖУ очевидный кандидат на кэш — меню дня: оно меняется один раз в сутки, а читается сотни раз в минуту.</w:t>
-      </w:r>
-    </w:p>
-    <w:p>
-      <w:pPr>
-        <w:pStyle w:val="Normal"/>
-        <w:bidi w:val="0"/>
-        <w:spacing w:before="0" w:after="120"/>
-        <w:ind w:hanging="0"/>
-        <w:jc w:val="start"/>
-        <w:rPr/>
+      </w:pPr>
+      <w:r>
+        <w:rPr>
+          <w:rFonts w:ascii="Times New Roman" w:hAnsi="Times New Roman"/>
+          <w:sz w:val="28"/>
+        </w:rPr>
+        <w:t xml:space="preserve">Типовые архитектурные решения для производительности: кэширование часто запрашиваемых и редко меняющихся данных, индексы в базе данных, вынос долгих операций в асинхронную обработку, уменьшение объёма передаваемых данных. Для приложения КБЖУ очевидный кандидат на кэш </w:t>
+      </w:r>
+      <w:r>
+        <w:rPr>
+          <w:rFonts w:ascii="Times New Roman" w:hAnsi="Times New Roman"/>
+          <w:sz w:val="28"/>
+        </w:rPr>
+        <w:t xml:space="preserve">- </w:t>
+      </w:r>
+      <w:r>
+        <w:rPr>
+          <w:rFonts w:ascii="Times New Roman" w:hAnsi="Times New Roman"/>
+          <w:sz w:val="28"/>
+        </w:rPr>
+        <w:t>меню дня: оно меняется один раз в сутки, а читается сотни раз в минуту.</w:t>
+      </w:r>
+    </w:p>
+    <w:p>
+      <w:pPr>
+        <w:spacing w:after="120"/>
       </w:pPr>
       <w:r>
         <w:rPr>
@@ -705,51 +600,79 @@
     </w:p>
     <w:p>
       <w:pPr>
-        <w:pStyle w:val="Normal"/>
-        <w:bidi w:val="0"/>
-        <w:spacing w:before="0" w:after="120"/>
+        <w:spacing w:after="120"/>
         <w:ind w:firstLine="560"/>
         <w:jc w:val="both"/>
-        <w:rPr/>
-      </w:pPr>
-      <w:r>
-        <w:rPr>
-          <w:rFonts w:ascii="Times New Roman" w:hAnsi="Times New Roman"/>
-          <w:b w:val="false"/>
-          <w:sz w:val="28"/>
-        </w:rPr>
-        <w:t>Масштабируемость — это не скорость сама по себе, а то, как система ведёт себя при росте нагрузки. Есть два базовых пути. Вертикальное масштабирование — поставить более мощный сервер: больше процессоров, памяти, быстрее диск. Оно просто, но упирается в предел одной машины и в её цену. Горизонтальное масштабирование — добавить ещё несколько однотипных экземпляров сервиса и распределять между ними запросы через балансировщик. Оно позволяет расти дальше, но требует, чтобы сервис не хранил состояние конкретного пользователя у себя, и усложняет работу с данными.</w:t>
-      </w:r>
-    </w:p>
-    <w:p>
-      <w:pPr>
-        <w:pStyle w:val="Normal"/>
-        <w:bidi w:val="0"/>
-        <w:spacing w:before="0" w:after="120"/>
+      </w:pPr>
+      <w:r>
+        <w:rPr>
+          <w:rFonts w:ascii="Times New Roman" w:hAnsi="Times New Roman"/>
+          <w:sz w:val="28"/>
+        </w:rPr>
+        <w:t xml:space="preserve">Масштабируемость </w:t>
+      </w:r>
+      <w:proofErr w:type="gramStart"/>
+      <w:r>
+        <w:rPr>
+          <w:rFonts w:ascii="Times New Roman" w:hAnsi="Times New Roman"/>
+          <w:sz w:val="28"/>
+        </w:rPr>
+        <w:t>-</w:t>
+      </w:r>
+      <w:r>
+        <w:rPr>
+          <w:rFonts w:ascii="Times New Roman" w:hAnsi="Times New Roman"/>
+          <w:sz w:val="28"/>
+        </w:rPr>
+        <w:t xml:space="preserve"> это</w:t>
+      </w:r>
+      <w:proofErr w:type="gramEnd"/>
+      <w:r>
+        <w:rPr>
+          <w:rFonts w:ascii="Times New Roman" w:hAnsi="Times New Roman"/>
+          <w:sz w:val="28"/>
+        </w:rPr>
+        <w:t xml:space="preserve"> не скорость сама по себе, а то, как система ведёт себя при росте нагрузки. Есть два базовых пути. Вертикальное </w:t>
+      </w:r>
+      <w:proofErr w:type="gramStart"/>
+      <w:r>
+        <w:rPr>
+          <w:rFonts w:ascii="Times New Roman" w:hAnsi="Times New Roman"/>
+          <w:sz w:val="28"/>
+        </w:rPr>
+        <w:t>масштабирование  поставить</w:t>
+      </w:r>
+      <w:proofErr w:type="gramEnd"/>
+      <w:r>
+        <w:rPr>
+          <w:rFonts w:ascii="Times New Roman" w:hAnsi="Times New Roman"/>
+          <w:sz w:val="28"/>
+        </w:rPr>
+        <w:t xml:space="preserve"> более мощный сервер: больше процессоров, памяти, быстрее диск. </w:t>
+      </w:r>
+      <w:r>
+        <w:rPr>
+          <w:rFonts w:ascii="Times New Roman" w:hAnsi="Times New Roman"/>
+          <w:sz w:val="28"/>
+        </w:rPr>
+        <w:lastRenderedPageBreak/>
+        <w:t>Оно просто, но упирается в предел одной машины и в её цену. Горизонтальное масштабирование добавить ещё несколько однотипных экземпляров сервиса и распределять между ними запросы через балансировщик. Оно позволяет расти дальше, но требует, чтобы сервис не хранил состояние конкретного пользователя у себя, и усложняет работу с данными.</w:t>
+      </w:r>
+    </w:p>
+    <w:p>
+      <w:pPr>
+        <w:spacing w:after="120"/>
         <w:ind w:firstLine="560"/>
         <w:jc w:val="both"/>
         <w:rPr>
           <w:rFonts w:ascii="Times New Roman" w:hAnsi="Times New Roman"/>
-          <w:b w:val="false"/>
-          <w:sz w:val="28"/>
-        </w:rPr>
-      </w:pPr>
-      <w:r>
-        <w:rPr>
-          <w:rFonts w:ascii="Times New Roman" w:hAnsi="Times New Roman"/>
-          <w:b w:val="false"/>
-          <w:sz w:val="28"/>
-        </w:rPr>
-      </w:r>
-    </w:p>
-    <w:p>
-      <w:pPr>
-        <w:pStyle w:val="Normal"/>
-        <w:bidi w:val="0"/>
-        <w:spacing w:before="0" w:after="120"/>
-        <w:ind w:hanging="0"/>
-        <w:jc w:val="start"/>
-        <w:rPr/>
+          <w:sz w:val="28"/>
+        </w:rPr>
+      </w:pPr>
+    </w:p>
+    <w:p>
+      <w:pPr>
+        <w:spacing w:after="120"/>
       </w:pPr>
       <w:r>
         <w:rPr>
@@ -762,48 +685,177 @@
     </w:p>
     <w:p>
       <w:pPr>
-        <w:pStyle w:val="Normal"/>
-        <w:bidi w:val="0"/>
-        <w:spacing w:before="0" w:after="120"/>
+        <w:spacing w:after="120"/>
         <w:ind w:firstLine="560"/>
         <w:jc w:val="both"/>
-        <w:rPr/>
-      </w:pPr>
-      <w:r>
-        <w:rPr>
-          <w:rFonts w:ascii="Times New Roman" w:hAnsi="Times New Roman"/>
-          <w:b w:val="false"/>
-          <w:sz w:val="28"/>
-        </w:rPr>
-        <w:t>Надёжность — способность системы работать корректно и восстанавливаться после отказов. Её меряют средним временем между отказами (MTBF, mean time between failures) и средним временем восстановления (MTTR, mean time to repair), а также долей запросов, завершившихся ошибкой.</w:t>
-      </w:r>
-    </w:p>
-    <w:p>
-      <w:pPr>
-        <w:pStyle w:val="Normal"/>
-        <w:bidi w:val="0"/>
-        <w:spacing w:before="0" w:after="120"/>
+      </w:pPr>
+      <w:r>
+        <w:rPr>
+          <w:rFonts w:ascii="Times New Roman" w:hAnsi="Times New Roman"/>
+          <w:sz w:val="28"/>
+        </w:rPr>
+        <w:t xml:space="preserve">Надёжность </w:t>
+      </w:r>
+      <w:r>
+        <w:rPr>
+          <w:rFonts w:ascii="Times New Roman" w:hAnsi="Times New Roman"/>
+          <w:sz w:val="28"/>
+        </w:rPr>
+        <w:t>-</w:t>
+      </w:r>
+      <w:r>
+        <w:rPr>
+          <w:rFonts w:ascii="Times New Roman" w:hAnsi="Times New Roman"/>
+          <w:sz w:val="28"/>
+        </w:rPr>
+        <w:t xml:space="preserve"> способность системы работать корректно и восстанавливаться после отказов. Её меряют средним временем между отказами (MTBF, </w:t>
+      </w:r>
+      <w:proofErr w:type="spellStart"/>
+      <w:r>
+        <w:rPr>
+          <w:rFonts w:ascii="Times New Roman" w:hAnsi="Times New Roman"/>
+          <w:sz w:val="28"/>
+        </w:rPr>
+        <w:t>mean</w:t>
+      </w:r>
+      <w:proofErr w:type="spellEnd"/>
+      <w:r>
+        <w:rPr>
+          <w:rFonts w:ascii="Times New Roman" w:hAnsi="Times New Roman"/>
+          <w:sz w:val="28"/>
+        </w:rPr>
+        <w:t xml:space="preserve"> </w:t>
+      </w:r>
+      <w:proofErr w:type="spellStart"/>
+      <w:r>
+        <w:rPr>
+          <w:rFonts w:ascii="Times New Roman" w:hAnsi="Times New Roman"/>
+          <w:sz w:val="28"/>
+        </w:rPr>
+        <w:t>time</w:t>
+      </w:r>
+      <w:proofErr w:type="spellEnd"/>
+      <w:r>
+        <w:rPr>
+          <w:rFonts w:ascii="Times New Roman" w:hAnsi="Times New Roman"/>
+          <w:sz w:val="28"/>
+        </w:rPr>
+        <w:t xml:space="preserve"> </w:t>
+      </w:r>
+      <w:proofErr w:type="spellStart"/>
+      <w:r>
+        <w:rPr>
+          <w:rFonts w:ascii="Times New Roman" w:hAnsi="Times New Roman"/>
+          <w:sz w:val="28"/>
+        </w:rPr>
+        <w:t>between</w:t>
+      </w:r>
+      <w:proofErr w:type="spellEnd"/>
+      <w:r>
+        <w:rPr>
+          <w:rFonts w:ascii="Times New Roman" w:hAnsi="Times New Roman"/>
+          <w:sz w:val="28"/>
+        </w:rPr>
+        <w:t xml:space="preserve"> </w:t>
+      </w:r>
+      <w:proofErr w:type="spellStart"/>
+      <w:r>
+        <w:rPr>
+          <w:rFonts w:ascii="Times New Roman" w:hAnsi="Times New Roman"/>
+          <w:sz w:val="28"/>
+        </w:rPr>
+        <w:t>failures</w:t>
+      </w:r>
+      <w:proofErr w:type="spellEnd"/>
+      <w:r>
+        <w:rPr>
+          <w:rFonts w:ascii="Times New Roman" w:hAnsi="Times New Roman"/>
+          <w:sz w:val="28"/>
+        </w:rPr>
+        <w:t xml:space="preserve">) и средним временем восстановления (MTTR, </w:t>
+      </w:r>
+      <w:proofErr w:type="spellStart"/>
+      <w:r>
+        <w:rPr>
+          <w:rFonts w:ascii="Times New Roman" w:hAnsi="Times New Roman"/>
+          <w:sz w:val="28"/>
+        </w:rPr>
+        <w:t>mean</w:t>
+      </w:r>
+      <w:proofErr w:type="spellEnd"/>
+      <w:r>
+        <w:rPr>
+          <w:rFonts w:ascii="Times New Roman" w:hAnsi="Times New Roman"/>
+          <w:sz w:val="28"/>
+        </w:rPr>
+        <w:t xml:space="preserve"> </w:t>
+      </w:r>
+      <w:proofErr w:type="spellStart"/>
+      <w:r>
+        <w:rPr>
+          <w:rFonts w:ascii="Times New Roman" w:hAnsi="Times New Roman"/>
+          <w:sz w:val="28"/>
+        </w:rPr>
+        <w:t>time</w:t>
+      </w:r>
+      <w:proofErr w:type="spellEnd"/>
+      <w:r>
+        <w:rPr>
+          <w:rFonts w:ascii="Times New Roman" w:hAnsi="Times New Roman"/>
+          <w:sz w:val="28"/>
+        </w:rPr>
+        <w:t xml:space="preserve"> </w:t>
+      </w:r>
+      <w:proofErr w:type="spellStart"/>
+      <w:r>
+        <w:rPr>
+          <w:rFonts w:ascii="Times New Roman" w:hAnsi="Times New Roman"/>
+          <w:sz w:val="28"/>
+        </w:rPr>
+        <w:t>to</w:t>
+      </w:r>
+      <w:proofErr w:type="spellEnd"/>
+      <w:r>
+        <w:rPr>
+          <w:rFonts w:ascii="Times New Roman" w:hAnsi="Times New Roman"/>
+          <w:sz w:val="28"/>
+        </w:rPr>
+        <w:t xml:space="preserve"> </w:t>
+      </w:r>
+      <w:proofErr w:type="spellStart"/>
+      <w:r>
+        <w:rPr>
+          <w:rFonts w:ascii="Times New Roman" w:hAnsi="Times New Roman"/>
+          <w:sz w:val="28"/>
+        </w:rPr>
+        <w:t>repair</w:t>
+      </w:r>
+      <w:proofErr w:type="spellEnd"/>
+      <w:r>
+        <w:rPr>
+          <w:rFonts w:ascii="Times New Roman" w:hAnsi="Times New Roman"/>
+          <w:sz w:val="28"/>
+        </w:rPr>
+        <w:t>), а также долей запросов, завершившихся ошибкой.</w:t>
+      </w:r>
+    </w:p>
+    <w:p>
+      <w:pPr>
+        <w:spacing w:after="120"/>
         <w:ind w:firstLine="560"/>
         <w:jc w:val="both"/>
-        <w:rPr/>
-      </w:pPr>
-      <w:r>
-        <w:rPr>
-          <w:rFonts w:ascii="Times New Roman" w:hAnsi="Times New Roman"/>
-          <w:b w:val="false"/>
-          <w:sz w:val="28"/>
-        </w:rPr>
-        <w:t>Типовые решения: проверка входных данных, транзакции при изменении связанных данных, повторные попытки при временных сбоях внешних сервисов, резервное копирование и — обязательно — проверенная процедура восстановления. Резервная копия, из которой ни разу не восстанавливались, не является мерой надёжности: неизвестно, можно ли из неё восстановиться.</w:t>
-      </w:r>
-    </w:p>
-    <w:p>
-      <w:pPr>
-        <w:pStyle w:val="Normal"/>
-        <w:bidi w:val="0"/>
-        <w:spacing w:before="0" w:after="120"/>
-        <w:ind w:hanging="0"/>
-        <w:jc w:val="start"/>
-        <w:rPr/>
+      </w:pPr>
+      <w:r>
+        <w:rPr>
+          <w:rFonts w:ascii="Times New Roman" w:hAnsi="Times New Roman"/>
+          <w:sz w:val="28"/>
+        </w:rPr>
+        <w:t>Типовые решения: проверка входных данных, транзакции при изменении связанных данных, повторные попытки при временных сбоях внешних сервисов, резервное копирование и обязательно проверенная процедура восстановления. Резервная копия, из которой ни разу не восстанавливались, не является мерой надёжности: неизвестно, можно ли из неё восстановиться.</w:t>
+      </w:r>
+    </w:p>
+    <w:p>
+      <w:pPr>
+        <w:spacing w:after="120"/>
       </w:pPr>
       <w:r>
         <w:rPr>
@@ -816,35 +868,37 @@
     </w:p>
     <w:p>
       <w:pPr>
-        <w:pStyle w:val="Normal"/>
-        <w:bidi w:val="0"/>
-        <w:spacing w:before="0" w:after="120"/>
+        <w:spacing w:after="120"/>
         <w:ind w:firstLine="560"/>
         <w:jc w:val="both"/>
-        <w:rPr/>
-      </w:pPr>
-      <w:r>
-        <w:rPr>
-          <w:rFonts w:ascii="Times New Roman" w:hAnsi="Times New Roman"/>
-          <w:b w:val="false"/>
-          <w:sz w:val="28"/>
-        </w:rPr>
-        <w:t>Доступность — доля времени, в течение которого система готова обслужить запрос. Её принято выражать в процентах, и полезно понимать, сколько простоя стоит за каждой «девяткой».</w:t>
+      </w:pPr>
+      <w:r>
+        <w:rPr>
+          <w:rFonts w:ascii="Times New Roman" w:hAnsi="Times New Roman"/>
+          <w:sz w:val="28"/>
+        </w:rPr>
+        <w:t xml:space="preserve">Доступность </w:t>
+      </w:r>
+      <w:r>
+        <w:rPr>
+          <w:rFonts w:ascii="Times New Roman" w:hAnsi="Times New Roman"/>
+          <w:sz w:val="28"/>
+        </w:rPr>
+        <w:t>-</w:t>
+      </w:r>
+      <w:r>
+        <w:rPr>
+          <w:rFonts w:ascii="Times New Roman" w:hAnsi="Times New Roman"/>
+          <w:sz w:val="28"/>
+        </w:rPr>
+        <w:t xml:space="preserve"> доля времени, в течение которого система готова обслужить запрос. Её принято выражать в процентах, и полезно понимать, сколько простоя стоит за каждой «девяткой».</w:t>
       </w:r>
     </w:p>
     <w:tbl>
       <w:tblPr>
         <w:tblW w:w="9071" w:type="dxa"/>
-        <w:jc w:val="start"/>
-        <w:tblInd w:w="0" w:type="dxa"/>
         <w:tblLayout w:type="fixed"/>
-        <w:tblCellMar>
-          <w:top w:w="0" w:type="dxa"/>
-          <w:start w:w="108" w:type="dxa"/>
-          <w:bottom w:w="0" w:type="dxa"/>
-          <w:end w:w="108" w:type="dxa"/>
-        </w:tblCellMar>
-        <w:tblLook w:firstRow="1" w:noVBand="1" w:lastRow="0" w:firstColumn="1" w:lastColumn="0" w:noHBand="0" w:val="04a0"/>
+        <w:tblLook w:val="04A0" w:firstRow="1" w:lastRow="0" w:firstColumn="1" w:lastColumn="0" w:noHBand="0" w:noVBand="1"/>
       </w:tblPr>
       <w:tblGrid>
         <w:gridCol w:w="2040"/>
@@ -852,31 +906,24 @@
         <w:gridCol w:w="3516"/>
       </w:tblGrid>
       <w:tr>
-        <w:trPr/>
         <w:tc>
           <w:tcPr>
             <w:tcW w:w="2040" w:type="dxa"/>
             <w:tcBorders>
               <w:top w:val="single" w:sz="8" w:space="0" w:color="000000"/>
-              <w:start w:val="single" w:sz="8" w:space="0" w:color="000000"/>
+              <w:left w:val="single" w:sz="8" w:space="0" w:color="000000"/>
               <w:bottom w:val="single" w:sz="8" w:space="0" w:color="000000"/>
-              <w:end w:val="single" w:sz="8" w:space="0" w:color="000000"/>
+              <w:right w:val="single" w:sz="8" w:space="0" w:color="000000"/>
             </w:tcBorders>
           </w:tcPr>
           <w:p>
             <w:pPr>
-              <w:pStyle w:val="Normal"/>
-              <w:bidi w:val="0"/>
-              <w:spacing w:lineRule="auto" w:line="240" w:before="0" w:after="0"/>
-              <w:ind w:hanging="0"/>
               <w:jc w:val="center"/>
-              <w:rPr/>
             </w:pPr>
             <w:r>
               <w:rPr>
                 <w:rFonts w:ascii="Times New Roman" w:hAnsi="Times New Roman"/>
                 <w:b/>
-                <w:sz w:val="24"/>
               </w:rPr>
               <w:t>Доступность</w:t>
             </w:r>
@@ -887,25 +934,19 @@
             <w:tcW w:w="3515" w:type="dxa"/>
             <w:tcBorders>
               <w:top w:val="single" w:sz="8" w:space="0" w:color="000000"/>
-              <w:start w:val="single" w:sz="8" w:space="0" w:color="000000"/>
+              <w:left w:val="single" w:sz="8" w:space="0" w:color="000000"/>
               <w:bottom w:val="single" w:sz="8" w:space="0" w:color="000000"/>
-              <w:end w:val="single" w:sz="8" w:space="0" w:color="000000"/>
+              <w:right w:val="single" w:sz="8" w:space="0" w:color="000000"/>
             </w:tcBorders>
           </w:tcPr>
           <w:p>
             <w:pPr>
-              <w:pStyle w:val="Normal"/>
-              <w:bidi w:val="0"/>
-              <w:spacing w:lineRule="auto" w:line="240" w:before="0" w:after="0"/>
-              <w:ind w:hanging="0"/>
               <w:jc w:val="center"/>
-              <w:rPr/>
             </w:pPr>
             <w:r>
               <w:rPr>
                 <w:rFonts w:ascii="Times New Roman" w:hAnsi="Times New Roman"/>
                 <w:b/>
-                <w:sz w:val="24"/>
               </w:rPr>
               <w:t>Допустимый простой в год</w:t>
             </w:r>
@@ -916,25 +957,19 @@
             <w:tcW w:w="3516" w:type="dxa"/>
             <w:tcBorders>
               <w:top w:val="single" w:sz="8" w:space="0" w:color="000000"/>
-              <w:start w:val="single" w:sz="8" w:space="0" w:color="000000"/>
+              <w:left w:val="single" w:sz="8" w:space="0" w:color="000000"/>
               <w:bottom w:val="single" w:sz="8" w:space="0" w:color="000000"/>
-              <w:end w:val="single" w:sz="8" w:space="0" w:color="000000"/>
+              <w:right w:val="single" w:sz="8" w:space="0" w:color="000000"/>
             </w:tcBorders>
           </w:tcPr>
           <w:p>
             <w:pPr>
-              <w:pStyle w:val="Normal"/>
-              <w:bidi w:val="0"/>
-              <w:spacing w:lineRule="auto" w:line="240" w:before="0" w:after="0"/>
-              <w:ind w:hanging="0"/>
               <w:jc w:val="center"/>
-              <w:rPr/>
             </w:pPr>
             <w:r>
               <w:rPr>
                 <w:rFonts w:ascii="Times New Roman" w:hAnsi="Times New Roman"/>
                 <w:b/>
-                <w:sz w:val="24"/>
               </w:rPr>
               <w:t>Допустимый простой в месяц (30 дней)</w:t>
             </w:r>
@@ -942,30 +977,20 @@
         </w:tc>
       </w:tr>
       <w:tr>
-        <w:trPr/>
         <w:tc>
           <w:tcPr>
             <w:tcW w:w="2040" w:type="dxa"/>
             <w:tcBorders>
               <w:top w:val="single" w:sz="8" w:space="0" w:color="000000"/>
-              <w:start w:val="single" w:sz="8" w:space="0" w:color="000000"/>
+              <w:left w:val="single" w:sz="8" w:space="0" w:color="000000"/>
               <w:bottom w:val="single" w:sz="8" w:space="0" w:color="000000"/>
-              <w:end w:val="single" w:sz="8" w:space="0" w:color="000000"/>
+              <w:right w:val="single" w:sz="8" w:space="0" w:color="000000"/>
             </w:tcBorders>
           </w:tcPr>
           <w:p>
-            <w:pPr>
-              <w:pStyle w:val="Normal"/>
-              <w:bidi w:val="0"/>
-              <w:spacing w:lineRule="auto" w:line="240" w:before="0" w:after="0"/>
-              <w:ind w:hanging="0"/>
-              <w:jc w:val="start"/>
-              <w:rPr/>
-            </w:pPr>
             <w:r>
               <w:rPr>
                 <w:rFonts w:ascii="Times New Roman" w:hAnsi="Times New Roman"/>
-                <w:sz w:val="24"/>
               </w:rPr>
               <w:t>99%</w:t>
             </w:r>
@@ -976,24 +1001,15 @@
             <w:tcW w:w="3515" w:type="dxa"/>
             <w:tcBorders>
               <w:top w:val="single" w:sz="8" w:space="0" w:color="000000"/>
-              <w:start w:val="single" w:sz="8" w:space="0" w:color="000000"/>
+              <w:left w:val="single" w:sz="8" w:space="0" w:color="000000"/>
               <w:bottom w:val="single" w:sz="8" w:space="0" w:color="000000"/>
-              <w:end w:val="single" w:sz="8" w:space="0" w:color="000000"/>
+              <w:right w:val="single" w:sz="8" w:space="0" w:color="000000"/>
             </w:tcBorders>
           </w:tcPr>
           <w:p>
-            <w:pPr>
-              <w:pStyle w:val="Normal"/>
-              <w:bidi w:val="0"/>
-              <w:spacing w:lineRule="auto" w:line="240" w:before="0" w:after="0"/>
-              <w:ind w:hanging="0"/>
-              <w:jc w:val="start"/>
-              <w:rPr/>
-            </w:pPr>
             <w:r>
               <w:rPr>
                 <w:rFonts w:ascii="Times New Roman" w:hAnsi="Times New Roman"/>
-                <w:sz w:val="24"/>
               </w:rPr>
               <w:t>87,6 ч ≈ 3,65 суток</w:t>
             </w:r>
@@ -1004,24 +1020,15 @@
             <w:tcW w:w="3516" w:type="dxa"/>
             <w:tcBorders>
               <w:top w:val="single" w:sz="8" w:space="0" w:color="000000"/>
-              <w:start w:val="single" w:sz="8" w:space="0" w:color="000000"/>
+              <w:left w:val="single" w:sz="8" w:space="0" w:color="000000"/>
               <w:bottom w:val="single" w:sz="8" w:space="0" w:color="000000"/>
-              <w:end w:val="single" w:sz="8" w:space="0" w:color="000000"/>
+              <w:right w:val="single" w:sz="8" w:space="0" w:color="000000"/>
             </w:tcBorders>
           </w:tcPr>
           <w:p>
-            <w:pPr>
-              <w:pStyle w:val="Normal"/>
-              <w:bidi w:val="0"/>
-              <w:spacing w:lineRule="auto" w:line="240" w:before="0" w:after="0"/>
-              <w:ind w:hanging="0"/>
-              <w:jc w:val="start"/>
-              <w:rPr/>
-            </w:pPr>
             <w:r>
               <w:rPr>
                 <w:rFonts w:ascii="Times New Roman" w:hAnsi="Times New Roman"/>
-                <w:sz w:val="24"/>
               </w:rPr>
               <w:t>7,2 ч</w:t>
             </w:r>
@@ -1029,30 +1036,20 @@
         </w:tc>
       </w:tr>
       <w:tr>
-        <w:trPr/>
         <w:tc>
           <w:tcPr>
             <w:tcW w:w="2040" w:type="dxa"/>
             <w:tcBorders>
               <w:top w:val="single" w:sz="8" w:space="0" w:color="000000"/>
-              <w:start w:val="single" w:sz="8" w:space="0" w:color="000000"/>
+              <w:left w:val="single" w:sz="8" w:space="0" w:color="000000"/>
               <w:bottom w:val="single" w:sz="8" w:space="0" w:color="000000"/>
-              <w:end w:val="single" w:sz="8" w:space="0" w:color="000000"/>
+              <w:right w:val="single" w:sz="8" w:space="0" w:color="000000"/>
             </w:tcBorders>
           </w:tcPr>
           <w:p>
-            <w:pPr>
-              <w:pStyle w:val="Normal"/>
-              <w:bidi w:val="0"/>
-              <w:spacing w:lineRule="auto" w:line="240" w:before="0" w:after="0"/>
-              <w:ind w:hanging="0"/>
-              <w:jc w:val="start"/>
-              <w:rPr/>
-            </w:pPr>
             <w:r>
               <w:rPr>
                 <w:rFonts w:ascii="Times New Roman" w:hAnsi="Times New Roman"/>
-                <w:sz w:val="24"/>
               </w:rPr>
               <w:t>99,5%</w:t>
             </w:r>
@@ -1063,24 +1060,15 @@
             <w:tcW w:w="3515" w:type="dxa"/>
             <w:tcBorders>
               <w:top w:val="single" w:sz="8" w:space="0" w:color="000000"/>
-              <w:start w:val="single" w:sz="8" w:space="0" w:color="000000"/>
+              <w:left w:val="single" w:sz="8" w:space="0" w:color="000000"/>
               <w:bottom w:val="single" w:sz="8" w:space="0" w:color="000000"/>
-              <w:end w:val="single" w:sz="8" w:space="0" w:color="000000"/>
+              <w:right w:val="single" w:sz="8" w:space="0" w:color="000000"/>
             </w:tcBorders>
           </w:tcPr>
           <w:p>
-            <w:pPr>
-              <w:pStyle w:val="Normal"/>
-              <w:bidi w:val="0"/>
-              <w:spacing w:lineRule="auto" w:line="240" w:before="0" w:after="0"/>
-              <w:ind w:hanging="0"/>
-              <w:jc w:val="start"/>
-              <w:rPr/>
-            </w:pPr>
             <w:r>
               <w:rPr>
                 <w:rFonts w:ascii="Times New Roman" w:hAnsi="Times New Roman"/>
-                <w:sz w:val="24"/>
               </w:rPr>
               <w:t>43,8 ч</w:t>
             </w:r>
@@ -1091,24 +1079,15 @@
             <w:tcW w:w="3516" w:type="dxa"/>
             <w:tcBorders>
               <w:top w:val="single" w:sz="8" w:space="0" w:color="000000"/>
-              <w:start w:val="single" w:sz="8" w:space="0" w:color="000000"/>
+              <w:left w:val="single" w:sz="8" w:space="0" w:color="000000"/>
               <w:bottom w:val="single" w:sz="8" w:space="0" w:color="000000"/>
-              <w:end w:val="single" w:sz="8" w:space="0" w:color="000000"/>
+              <w:right w:val="single" w:sz="8" w:space="0" w:color="000000"/>
             </w:tcBorders>
           </w:tcPr>
           <w:p>
-            <w:pPr>
-              <w:pStyle w:val="Normal"/>
-              <w:bidi w:val="0"/>
-              <w:spacing w:lineRule="auto" w:line="240" w:before="0" w:after="0"/>
-              <w:ind w:hanging="0"/>
-              <w:jc w:val="start"/>
-              <w:rPr/>
-            </w:pPr>
             <w:r>
               <w:rPr>
                 <w:rFonts w:ascii="Times New Roman" w:hAnsi="Times New Roman"/>
-                <w:sz w:val="24"/>
               </w:rPr>
               <w:t>3,6 ч</w:t>
             </w:r>
@@ -1116,30 +1095,20 @@
         </w:tc>
       </w:tr>
       <w:tr>
-        <w:trPr/>
         <w:tc>
           <w:tcPr>
             <w:tcW w:w="2040" w:type="dxa"/>
             <w:tcBorders>
               <w:top w:val="single" w:sz="8" w:space="0" w:color="000000"/>
-              <w:start w:val="single" w:sz="8" w:space="0" w:color="000000"/>
+              <w:left w:val="single" w:sz="8" w:space="0" w:color="000000"/>
               <w:bottom w:val="single" w:sz="8" w:space="0" w:color="000000"/>
-              <w:end w:val="single" w:sz="8" w:space="0" w:color="000000"/>
+              <w:right w:val="single" w:sz="8" w:space="0" w:color="000000"/>
             </w:tcBorders>
           </w:tcPr>
           <w:p>
-            <w:pPr>
-              <w:pStyle w:val="Normal"/>
-              <w:bidi w:val="0"/>
-              <w:spacing w:lineRule="auto" w:line="240" w:before="0" w:after="0"/>
-              <w:ind w:hanging="0"/>
-              <w:jc w:val="start"/>
-              <w:rPr/>
-            </w:pPr>
             <w:r>
               <w:rPr>
                 <w:rFonts w:ascii="Times New Roman" w:hAnsi="Times New Roman"/>
-                <w:sz w:val="24"/>
               </w:rPr>
               <w:t>99,9%</w:t>
             </w:r>
@@ -1150,24 +1119,15 @@
             <w:tcW w:w="3515" w:type="dxa"/>
             <w:tcBorders>
               <w:top w:val="single" w:sz="8" w:space="0" w:color="000000"/>
-              <w:start w:val="single" w:sz="8" w:space="0" w:color="000000"/>
+              <w:left w:val="single" w:sz="8" w:space="0" w:color="000000"/>
               <w:bottom w:val="single" w:sz="8" w:space="0" w:color="000000"/>
-              <w:end w:val="single" w:sz="8" w:space="0" w:color="000000"/>
+              <w:right w:val="single" w:sz="8" w:space="0" w:color="000000"/>
             </w:tcBorders>
           </w:tcPr>
           <w:p>
-            <w:pPr>
-              <w:pStyle w:val="Normal"/>
-              <w:bidi w:val="0"/>
-              <w:spacing w:lineRule="auto" w:line="240" w:before="0" w:after="0"/>
-              <w:ind w:hanging="0"/>
-              <w:jc w:val="start"/>
-              <w:rPr/>
-            </w:pPr>
             <w:r>
               <w:rPr>
                 <w:rFonts w:ascii="Times New Roman" w:hAnsi="Times New Roman"/>
-                <w:sz w:val="24"/>
               </w:rPr>
               <w:t>8,76 ч</w:t>
             </w:r>
@@ -1178,24 +1138,15 @@
             <w:tcW w:w="3516" w:type="dxa"/>
             <w:tcBorders>
               <w:top w:val="single" w:sz="8" w:space="0" w:color="000000"/>
-              <w:start w:val="single" w:sz="8" w:space="0" w:color="000000"/>
+              <w:left w:val="single" w:sz="8" w:space="0" w:color="000000"/>
               <w:bottom w:val="single" w:sz="8" w:space="0" w:color="000000"/>
-              <w:end w:val="single" w:sz="8" w:space="0" w:color="000000"/>
+              <w:right w:val="single" w:sz="8" w:space="0" w:color="000000"/>
             </w:tcBorders>
           </w:tcPr>
           <w:p>
-            <w:pPr>
-              <w:pStyle w:val="Normal"/>
-              <w:bidi w:val="0"/>
-              <w:spacing w:lineRule="auto" w:line="240" w:before="0" w:after="0"/>
-              <w:ind w:hanging="0"/>
-              <w:jc w:val="start"/>
-              <w:rPr/>
-            </w:pPr>
             <w:r>
               <w:rPr>
                 <w:rFonts w:ascii="Times New Roman" w:hAnsi="Times New Roman"/>
-                <w:sz w:val="24"/>
               </w:rPr>
               <w:t>43,2 мин</w:t>
             </w:r>
@@ -1203,30 +1154,20 @@
         </w:tc>
       </w:tr>
       <w:tr>
-        <w:trPr/>
         <w:tc>
           <w:tcPr>
             <w:tcW w:w="2040" w:type="dxa"/>
             <w:tcBorders>
               <w:top w:val="single" w:sz="8" w:space="0" w:color="000000"/>
-              <w:start w:val="single" w:sz="8" w:space="0" w:color="000000"/>
+              <w:left w:val="single" w:sz="8" w:space="0" w:color="000000"/>
               <w:bottom w:val="single" w:sz="8" w:space="0" w:color="000000"/>
-              <w:end w:val="single" w:sz="8" w:space="0" w:color="000000"/>
+              <w:right w:val="single" w:sz="8" w:space="0" w:color="000000"/>
             </w:tcBorders>
           </w:tcPr>
           <w:p>
-            <w:pPr>
-              <w:pStyle w:val="Normal"/>
-              <w:bidi w:val="0"/>
-              <w:spacing w:lineRule="auto" w:line="240" w:before="0" w:after="0"/>
-              <w:ind w:hanging="0"/>
-              <w:jc w:val="start"/>
-              <w:rPr/>
-            </w:pPr>
             <w:r>
               <w:rPr>
                 <w:rFonts w:ascii="Times New Roman" w:hAnsi="Times New Roman"/>
-                <w:sz w:val="24"/>
               </w:rPr>
               <w:t>99,99%</w:t>
             </w:r>
@@ -1237,24 +1178,15 @@
             <w:tcW w:w="3515" w:type="dxa"/>
             <w:tcBorders>
               <w:top w:val="single" w:sz="8" w:space="0" w:color="000000"/>
-              <w:start w:val="single" w:sz="8" w:space="0" w:color="000000"/>
+              <w:left w:val="single" w:sz="8" w:space="0" w:color="000000"/>
               <w:bottom w:val="single" w:sz="8" w:space="0" w:color="000000"/>
-              <w:end w:val="single" w:sz="8" w:space="0" w:color="000000"/>
+              <w:right w:val="single" w:sz="8" w:space="0" w:color="000000"/>
             </w:tcBorders>
           </w:tcPr>
           <w:p>
-            <w:pPr>
-              <w:pStyle w:val="Normal"/>
-              <w:bidi w:val="0"/>
-              <w:spacing w:lineRule="auto" w:line="240" w:before="0" w:after="0"/>
-              <w:ind w:hanging="0"/>
-              <w:jc w:val="start"/>
-              <w:rPr/>
-            </w:pPr>
             <w:r>
               <w:rPr>
                 <w:rFonts w:ascii="Times New Roman" w:hAnsi="Times New Roman"/>
-                <w:sz w:val="24"/>
               </w:rPr>
               <w:t>52,6 мин</w:t>
             </w:r>
@@ -1265,24 +1197,15 @@
             <w:tcW w:w="3516" w:type="dxa"/>
             <w:tcBorders>
               <w:top w:val="single" w:sz="8" w:space="0" w:color="000000"/>
-              <w:start w:val="single" w:sz="8" w:space="0" w:color="000000"/>
+              <w:left w:val="single" w:sz="8" w:space="0" w:color="000000"/>
               <w:bottom w:val="single" w:sz="8" w:space="0" w:color="000000"/>
-              <w:end w:val="single" w:sz="8" w:space="0" w:color="000000"/>
+              <w:right w:val="single" w:sz="8" w:space="0" w:color="000000"/>
             </w:tcBorders>
           </w:tcPr>
           <w:p>
-            <w:pPr>
-              <w:pStyle w:val="Normal"/>
-              <w:bidi w:val="0"/>
-              <w:spacing w:lineRule="auto" w:line="240" w:before="0" w:after="0"/>
-              <w:ind w:hanging="0"/>
-              <w:jc w:val="start"/>
-              <w:rPr/>
-            </w:pPr>
             <w:r>
               <w:rPr>
                 <w:rFonts w:ascii="Times New Roman" w:hAnsi="Times New Roman"/>
-                <w:sz w:val="24"/>
               </w:rPr>
               <w:t>4,3 мин</w:t>
             </w:r>
@@ -1290,30 +1213,20 @@
         </w:tc>
       </w:tr>
       <w:tr>
-        <w:trPr/>
         <w:tc>
           <w:tcPr>
             <w:tcW w:w="2040" w:type="dxa"/>
             <w:tcBorders>
               <w:top w:val="single" w:sz="8" w:space="0" w:color="000000"/>
-              <w:start w:val="single" w:sz="8" w:space="0" w:color="000000"/>
+              <w:left w:val="single" w:sz="8" w:space="0" w:color="000000"/>
               <w:bottom w:val="single" w:sz="8" w:space="0" w:color="000000"/>
-              <w:end w:val="single" w:sz="8" w:space="0" w:color="000000"/>
+              <w:right w:val="single" w:sz="8" w:space="0" w:color="000000"/>
             </w:tcBorders>
           </w:tcPr>
           <w:p>
-            <w:pPr>
-              <w:pStyle w:val="Normal"/>
-              <w:bidi w:val="0"/>
-              <w:spacing w:lineRule="auto" w:line="240" w:before="0" w:after="0"/>
-              <w:ind w:hanging="0"/>
-              <w:jc w:val="start"/>
-              <w:rPr/>
-            </w:pPr>
             <w:r>
               <w:rPr>
                 <w:rFonts w:ascii="Times New Roman" w:hAnsi="Times New Roman"/>
-                <w:sz w:val="24"/>
               </w:rPr>
               <w:t>99,999%</w:t>
             </w:r>
@@ -1324,24 +1237,15 @@
             <w:tcW w:w="3515" w:type="dxa"/>
             <w:tcBorders>
               <w:top w:val="single" w:sz="8" w:space="0" w:color="000000"/>
-              <w:start w:val="single" w:sz="8" w:space="0" w:color="000000"/>
+              <w:left w:val="single" w:sz="8" w:space="0" w:color="000000"/>
               <w:bottom w:val="single" w:sz="8" w:space="0" w:color="000000"/>
-              <w:end w:val="single" w:sz="8" w:space="0" w:color="000000"/>
+              <w:right w:val="single" w:sz="8" w:space="0" w:color="000000"/>
             </w:tcBorders>
           </w:tcPr>
           <w:p>
-            <w:pPr>
-              <w:pStyle w:val="Normal"/>
-              <w:bidi w:val="0"/>
-              <w:spacing w:lineRule="auto" w:line="240" w:before="0" w:after="0"/>
-              <w:ind w:hanging="0"/>
-              <w:jc w:val="start"/>
-              <w:rPr/>
-            </w:pPr>
             <w:r>
               <w:rPr>
                 <w:rFonts w:ascii="Times New Roman" w:hAnsi="Times New Roman"/>
-                <w:sz w:val="24"/>
               </w:rPr>
               <w:t>5,26 мин</w:t>
             </w:r>
@@ -1352,24 +1256,15 @@
             <w:tcW w:w="3516" w:type="dxa"/>
             <w:tcBorders>
               <w:top w:val="single" w:sz="8" w:space="0" w:color="000000"/>
-              <w:start w:val="single" w:sz="8" w:space="0" w:color="000000"/>
+              <w:left w:val="single" w:sz="8" w:space="0" w:color="000000"/>
               <w:bottom w:val="single" w:sz="8" w:space="0" w:color="000000"/>
-              <w:end w:val="single" w:sz="8" w:space="0" w:color="000000"/>
+              <w:right w:val="single" w:sz="8" w:space="0" w:color="000000"/>
             </w:tcBorders>
           </w:tcPr>
           <w:p>
-            <w:pPr>
-              <w:pStyle w:val="Normal"/>
-              <w:bidi w:val="0"/>
-              <w:spacing w:lineRule="auto" w:line="240" w:before="0" w:after="0"/>
-              <w:ind w:hanging="0"/>
-              <w:jc w:val="start"/>
-              <w:rPr/>
-            </w:pPr>
             <w:r>
               <w:rPr>
                 <w:rFonts w:ascii="Times New Roman" w:hAnsi="Times New Roman"/>
-                <w:sz w:val="24"/>
               </w:rPr>
               <w:t>26 с</w:t>
             </w:r>
@@ -1377,30 +1272,16 @@
         </w:tc>
       </w:tr>
     </w:tbl>
-    <w:p>
-      <w:pPr>
-        <w:pStyle w:val="Normal"/>
-        <w:bidi w:val="0"/>
-        <w:jc w:val="start"/>
-        <w:rPr/>
-      </w:pPr>
-      <w:r>
-        <w:rPr/>
-      </w:r>
-    </w:p>
-    <w:p>
-      <w:pPr>
-        <w:pStyle w:val="Normal"/>
-        <w:bidi w:val="0"/>
+    <w:p/>
+    <w:p>
+      <w:pPr>
         <w:spacing w:before="120" w:after="160"/>
-        <w:ind w:hanging="0" w:start="567"/>
-        <w:jc w:val="both"/>
-        <w:rPr/>
-      </w:pPr>
-      <w:r>
-        <w:rPr>
-          <w:rFonts w:ascii="Times New Roman" w:hAnsi="Times New Roman"/>
-          <w:b w:val="false"/>
+        <w:ind w:left="567"/>
+        <w:jc w:val="both"/>
+      </w:pPr>
+      <w:r>
+        <w:rPr>
+          <w:rFonts w:ascii="Times New Roman" w:hAnsi="Times New Roman"/>
           <w:i/>
           <w:sz w:val="0"/>
         </w:rPr>
@@ -1409,17 +1290,13 @@
     </w:p>
     <w:p>
       <w:pPr>
-        <w:pStyle w:val="Normal"/>
-        <w:bidi w:val="0"/>
-        <w:spacing w:before="0" w:after="120"/>
+        <w:spacing w:after="120"/>
         <w:ind w:firstLine="560"/>
         <w:jc w:val="both"/>
-        <w:rPr/>
-      </w:pPr>
-      <w:r>
-        <w:rPr>
-          <w:rFonts w:ascii="Times New Roman" w:hAnsi="Times New Roman"/>
-          <w:b w:val="false"/>
+      </w:pPr>
+      <w:r>
+        <w:rPr>
+          <w:rFonts w:ascii="Times New Roman" w:hAnsi="Times New Roman"/>
           <w:sz w:val="28"/>
         </w:rPr>
         <w:t>Доступность связана с надёжностью формулой A = MTBF / (MTBF + MTTR). Из неё видно, что доступность можно повысить двумя способами: реже ломаться или быстрее восстанавливаться. Для учебного проекта второй путь почти всегда дешевле: мониторинг и автоматический перезапуск обходятся дешевле, чем резервный сервер.</w:t>
@@ -1427,17 +1304,13 @@
     </w:p>
     <w:p>
       <w:pPr>
-        <w:pStyle w:val="Normal"/>
-        <w:bidi w:val="0"/>
-        <w:spacing w:before="0" w:after="120"/>
+        <w:spacing w:after="120"/>
         <w:ind w:firstLine="560"/>
         <w:jc w:val="both"/>
-        <w:rPr/>
-      </w:pPr>
-      <w:r>
-        <w:rPr>
-          <w:rFonts w:ascii="Times New Roman" w:hAnsi="Times New Roman"/>
-          <w:b w:val="false"/>
+      </w:pPr>
+      <w:r>
+        <w:rPr>
+          <w:rFonts w:ascii="Times New Roman" w:hAnsi="Times New Roman"/>
           <w:sz w:val="28"/>
         </w:rPr>
         <w:t>Если система зависит от нескольких компонентов, каждый из которых должен работать, их доступности перемножаются. Сервис с доступностью 99,9%, который обращается к базе данных с доступностью 99,9%, в целом будет доступен примерно 99,8% времени: 0,999 × 0,999 = 0,998. Каждая новая обязательная зависимость снижает доступность системы.</w:t>
@@ -1445,30 +1318,45 @@
     </w:p>
     <w:p>
       <w:pPr>
-        <w:pStyle w:val="Normal"/>
-        <w:bidi w:val="0"/>
-        <w:spacing w:before="0" w:after="120"/>
+        <w:spacing w:after="120"/>
         <w:ind w:firstLine="560"/>
         <w:jc w:val="both"/>
-        <w:rPr/>
-      </w:pPr>
-      <w:r>
-        <w:rPr>
-          <w:rFonts w:ascii="Times New Roman" w:hAnsi="Times New Roman"/>
-          <w:b w:val="false"/>
-          <w:sz w:val="28"/>
-        </w:rPr>
-        <w:t>Надёжность и доступность часто путают. Система может быть доступна, но работать неверно. И наоборот: система может считать всё верно, но каждую ночь уходить на обслуживание. В модели ISO/IEC 25010 доступность входит в надёжность как её подхарактеристика. План курса выделяет их отдельно, чтобы требования к ним записывались отдельно.</w:t>
-      </w:r>
-    </w:p>
-    <w:p>
-      <w:pPr>
-        <w:pStyle w:val="Normal"/>
-        <w:bidi w:val="0"/>
-        <w:spacing w:before="0" w:after="120"/>
-        <w:ind w:hanging="0"/>
-        <w:jc w:val="start"/>
-        <w:rPr/>
+      </w:pPr>
+      <w:r>
+        <w:rPr>
+          <w:rFonts w:ascii="Times New Roman" w:hAnsi="Times New Roman"/>
+          <w:sz w:val="28"/>
+        </w:rPr>
+        <w:t xml:space="preserve">Надёжность и доступность часто путают. Система может быть доступна, но работать неверно. И наоборот: система может считать всё верно, но каждую ночь уходить на обслуживание. В модели ISO/IEC 25010 доступность входит в </w:t>
+      </w:r>
+      <w:r>
+        <w:rPr>
+          <w:rFonts w:ascii="Times New Roman" w:hAnsi="Times New Roman"/>
+          <w:sz w:val="28"/>
+        </w:rPr>
+        <w:lastRenderedPageBreak/>
+        <w:t xml:space="preserve">надёжность как её </w:t>
+      </w:r>
+      <w:proofErr w:type="spellStart"/>
+      <w:r>
+        <w:rPr>
+          <w:rFonts w:ascii="Times New Roman" w:hAnsi="Times New Roman"/>
+          <w:sz w:val="28"/>
+        </w:rPr>
+        <w:t>подхарактеристика</w:t>
+      </w:r>
+      <w:proofErr w:type="spellEnd"/>
+      <w:r>
+        <w:rPr>
+          <w:rFonts w:ascii="Times New Roman" w:hAnsi="Times New Roman"/>
+          <w:sz w:val="28"/>
+        </w:rPr>
+        <w:t>. План курса выделяет их отдельно, чтобы требования к ним записывались отдельно.</w:t>
+      </w:r>
+    </w:p>
+    <w:p>
+      <w:pPr>
+        <w:spacing w:after="120"/>
       </w:pPr>
       <w:r>
         <w:rPr>
@@ -1476,37 +1364,63 @@
           <w:b/>
           <w:sz w:val="28"/>
         </w:rPr>
-        <w:t>1.8. Сопровождаемость</w:t>
-      </w:r>
-    </w:p>
-    <w:p>
-      <w:pPr>
-        <w:pStyle w:val="Normal"/>
-        <w:bidi w:val="0"/>
-        <w:spacing w:before="0" w:after="120"/>
+        <w:t xml:space="preserve">1.8. </w:t>
+      </w:r>
+      <w:proofErr w:type="spellStart"/>
+      <w:r>
+        <w:rPr>
+          <w:rFonts w:ascii="Times New Roman" w:hAnsi="Times New Roman"/>
+          <w:b/>
+          <w:sz w:val="28"/>
+        </w:rPr>
+        <w:t>Сопровождаемость</w:t>
+      </w:r>
+      <w:proofErr w:type="spellEnd"/>
+    </w:p>
+    <w:p>
+      <w:pPr>
+        <w:spacing w:after="120"/>
         <w:ind w:firstLine="560"/>
         <w:jc w:val="both"/>
-        <w:rPr/>
-      </w:pPr>
-      <w:r>
-        <w:rPr>
-          <w:rFonts w:ascii="Times New Roman" w:hAnsi="Times New Roman"/>
-          <w:b w:val="false"/>
-          <w:sz w:val="28"/>
-        </w:rPr>
-        <w:t>Сопровождаемость — насколько дёшево и безопасно вносить изменения: исправить ошибку, добавить блюдо с новым типом данных, подключить ещё одну столовую. Её оценивают временем на типовое изменение, числом модулей, которые оно затрагивает, и тем, есть ли автоматические тесты, которые покажут, что изменение ничего не сломало.</w:t>
-      </w:r>
-    </w:p>
-    <w:p>
-      <w:pPr>
-        <w:pStyle w:val="Normal"/>
-        <w:bidi w:val="0"/>
-        <w:spacing w:before="0" w:after="120"/>
+      </w:pPr>
+      <w:proofErr w:type="spellStart"/>
+      <w:r>
+        <w:rPr>
+          <w:rFonts w:ascii="Times New Roman" w:hAnsi="Times New Roman"/>
+          <w:sz w:val="28"/>
+        </w:rPr>
+        <w:t>Сопровождаемость</w:t>
+      </w:r>
+      <w:proofErr w:type="spellEnd"/>
+      <w:r>
+        <w:rPr>
+          <w:rFonts w:ascii="Times New Roman" w:hAnsi="Times New Roman"/>
+          <w:sz w:val="28"/>
+        </w:rPr>
+        <w:t xml:space="preserve"> </w:t>
+      </w:r>
+      <w:r>
+        <w:rPr>
+          <w:rFonts w:ascii="Times New Roman" w:hAnsi="Times New Roman"/>
+          <w:sz w:val="28"/>
+        </w:rPr>
+        <w:t>-</w:t>
+      </w:r>
+      <w:r>
+        <w:rPr>
+          <w:rFonts w:ascii="Times New Roman" w:hAnsi="Times New Roman"/>
+          <w:sz w:val="28"/>
+        </w:rPr>
+        <w:t xml:space="preserve"> насколько дёшево и безопасно вносить изменения: исправить ошибку, добавить блюдо с новым типом данных, подключить ещё одну столовую. Её оценивают временем на типовое изменение, числом модулей, которые оно затрагивает, и тем, есть ли автоматические тесты, которые покажут, что изменение ничего не сломало.</w:t>
+      </w:r>
+    </w:p>
+    <w:p>
+      <w:pPr>
+        <w:spacing w:after="120"/>
         <w:ind w:firstLine="560"/>
         <w:jc w:val="both"/>
         <w:rPr>
           <w:rFonts w:ascii="Times New Roman" w:hAnsi="Times New Roman"/>
-          <w:b w:val="false"/>
           <w:sz w:val="28"/>
         </w:rPr>
       </w:pPr>
@@ -1517,12 +1431,31 @@
           <w:bCs/>
           <w:sz w:val="28"/>
         </w:rPr>
-        <w:t>Решения, повышающие сопровождаемость: разбиение системы на модули с понятными границами, слабая связанность между ними, автоматические тесты, записанные архитектурные решения. Для учебных команд этот атрибут часто главный,</w:t>
-      </w:r>
-      <w:r>
-        <w:rPr>
-          <w:rFonts w:ascii="Times New Roman" w:hAnsi="Times New Roman"/>
-          <w:b w:val="false"/>
+        <w:t xml:space="preserve">Решения, повышающие </w:t>
+      </w:r>
+      <w:proofErr w:type="spellStart"/>
+      <w:r>
+        <w:rPr>
+          <w:rFonts w:ascii="Times New Roman" w:hAnsi="Times New Roman"/>
+          <w:b/>
+          <w:bCs/>
+          <w:sz w:val="28"/>
+        </w:rPr>
+        <w:t>сопровождаемость</w:t>
+      </w:r>
+      <w:proofErr w:type="spellEnd"/>
+      <w:r>
+        <w:rPr>
+          <w:rFonts w:ascii="Times New Roman" w:hAnsi="Times New Roman"/>
+          <w:b/>
+          <w:bCs/>
+          <w:sz w:val="28"/>
+        </w:rPr>
+        <w:t>: разбиение системы на модули с понятными границами, слабая связанность между ними, автоматические тесты, записанные архитектурные решения. Для учебных команд этот атрибут часто главный,</w:t>
+      </w:r>
+      <w:r>
+        <w:rPr>
+          <w:rFonts w:ascii="Times New Roman" w:hAnsi="Times New Roman"/>
           <w:sz w:val="28"/>
         </w:rPr>
         <w:t xml:space="preserve"> хотя о нём вспоминают последним: состав команды меняется, а проект переходит из семестра в семестр.</w:t>
@@ -1530,35 +1463,125 @@
     </w:p>
     <w:p>
       <w:pPr>
-        <w:pStyle w:val="Normal"/>
-        <w:bidi w:val="0"/>
-        <w:spacing w:before="0" w:after="120"/>
+        <w:spacing w:after="120"/>
         <w:ind w:firstLine="560"/>
         <w:jc w:val="both"/>
         <w:rPr>
           <w:rFonts w:ascii="Times New Roman" w:hAnsi="Times New Roman"/>
-          <w:b w:val="false"/>
-          <w:sz w:val="28"/>
-        </w:rPr>
-      </w:pPr>
-      <w:r>
-        <w:rPr>
-          <w:rFonts w:ascii="Times New Roman" w:hAnsi="Times New Roman"/>
-          <w:b w:val="false"/>
-          <w:sz w:val="28"/>
-        </w:rPr>
-        <w:t xml:space="preserve">Фрмально подхарактеристики сопровождаемости заданы в ISO/IEC 25010, а меры для них — в ISO/IEC 25023. На практике смотрят метрики кода (сложность, дублирование, связанность, покрытие тестами) и метрики процесса (время от коммита до продакшена, доля изменений, вызвавших сбой). Ни одна из них по отдельности сопровождаемость не определяет. Для учебных команд самый наглядный вариант — «сценарный» способ: заранее описать 2–3 типовых изменения и замерять на них время и число затронутых модулей. </w:t>
-      </w:r>
-    </w:p>
-    <w:p>
-      <w:pPr>
-        <w:pStyle w:val="Normal"/>
-        <w:bidi w:val="0"/>
-        <w:spacing w:before="0" w:after="120"/>
-        <w:ind w:hanging="0" w:start="0"/>
-        <w:jc w:val="both"/>
-        <w:rPr>
-          <w:rFonts w:ascii="Times New Roman" w:hAnsi="Times New Roman"/>
+          <w:sz w:val="28"/>
+        </w:rPr>
+      </w:pPr>
+      <w:proofErr w:type="spellStart"/>
+      <w:r>
+        <w:rPr>
+          <w:rFonts w:ascii="Times New Roman" w:hAnsi="Times New Roman"/>
+          <w:sz w:val="28"/>
+        </w:rPr>
+        <w:t>Фрмально</w:t>
+      </w:r>
+      <w:proofErr w:type="spellEnd"/>
+      <w:r>
+        <w:rPr>
+          <w:rFonts w:ascii="Times New Roman" w:hAnsi="Times New Roman"/>
+          <w:sz w:val="28"/>
+        </w:rPr>
+        <w:t xml:space="preserve"> </w:t>
+      </w:r>
+      <w:proofErr w:type="spellStart"/>
+      <w:r>
+        <w:rPr>
+          <w:rFonts w:ascii="Times New Roman" w:hAnsi="Times New Roman"/>
+          <w:sz w:val="28"/>
+        </w:rPr>
+        <w:t>подхарактеристики</w:t>
+      </w:r>
+      <w:proofErr w:type="spellEnd"/>
+      <w:r>
+        <w:rPr>
+          <w:rFonts w:ascii="Times New Roman" w:hAnsi="Times New Roman"/>
+          <w:sz w:val="28"/>
+        </w:rPr>
+        <w:t xml:space="preserve"> </w:t>
+      </w:r>
+      <w:proofErr w:type="spellStart"/>
+      <w:r>
+        <w:rPr>
+          <w:rFonts w:ascii="Times New Roman" w:hAnsi="Times New Roman"/>
+          <w:sz w:val="28"/>
+        </w:rPr>
+        <w:t>сопровождаемости</w:t>
+      </w:r>
+      <w:proofErr w:type="spellEnd"/>
+      <w:r>
+        <w:rPr>
+          <w:rFonts w:ascii="Times New Roman" w:hAnsi="Times New Roman"/>
+          <w:sz w:val="28"/>
+        </w:rPr>
+        <w:t xml:space="preserve"> заданы в ISO/IEC 25010, а меры для них </w:t>
+      </w:r>
+      <w:r>
+        <w:rPr>
+          <w:rFonts w:ascii="Times New Roman" w:hAnsi="Times New Roman"/>
+          <w:sz w:val="28"/>
+        </w:rPr>
+        <w:t>-</w:t>
+      </w:r>
+      <w:r>
+        <w:rPr>
+          <w:rFonts w:ascii="Times New Roman" w:hAnsi="Times New Roman"/>
+          <w:sz w:val="28"/>
+        </w:rPr>
+        <w:t xml:space="preserve"> в ISO/IEC 25023. На практике смотрят метрики кода (сложность, дублирование, связанность, покрытие тестами) и метрики процесса (время от коммита до продакшена, доля изменений, вызвавших сбой). Ни одна из них по отдельности </w:t>
+      </w:r>
+      <w:proofErr w:type="spellStart"/>
+      <w:r>
+        <w:rPr>
+          <w:rFonts w:ascii="Times New Roman" w:hAnsi="Times New Roman"/>
+          <w:sz w:val="28"/>
+        </w:rPr>
+        <w:t>сопровождаемость</w:t>
+      </w:r>
+      <w:proofErr w:type="spellEnd"/>
+      <w:r>
+        <w:rPr>
+          <w:rFonts w:ascii="Times New Roman" w:hAnsi="Times New Roman"/>
+          <w:sz w:val="28"/>
+        </w:rPr>
+        <w:t xml:space="preserve"> не определяет. Для учебных команд самый наглядный вариант </w:t>
+      </w:r>
+      <w:r>
+        <w:rPr>
+          <w:rFonts w:ascii="Times New Roman" w:hAnsi="Times New Roman"/>
+          <w:sz w:val="28"/>
+        </w:rPr>
+        <w:t>-</w:t>
+      </w:r>
+      <w:r>
+        <w:rPr>
+          <w:rFonts w:ascii="Times New Roman" w:hAnsi="Times New Roman"/>
+          <w:sz w:val="28"/>
+        </w:rPr>
+        <w:t xml:space="preserve"> «сценарный» способ: заранее описать 2–3 типовых изменения и замерять на них время и число затронутых модулей. </w:t>
+      </w:r>
+    </w:p>
+    <w:p>
+      <w:pPr>
+        <w:spacing w:after="120"/>
+        <w:jc w:val="both"/>
+        <w:rPr>
+          <w:rFonts w:ascii="Times New Roman" w:hAnsi="Times New Roman"/>
+          <w:sz w:val="28"/>
+        </w:rPr>
+      </w:pPr>
+    </w:p>
+    <w:p>
+      <w:pPr>
+        <w:pStyle w:val="2"/>
+        <w:spacing w:before="0"/>
+        <w:jc w:val="both"/>
+        <w:rPr>
+          <w:rFonts w:ascii="Times New Roman" w:hAnsi="Times New Roman"/>
+          <w:b w:val="0"/>
           <w:sz w:val="28"/>
           <w:szCs w:val="24"/>
         </w:rPr>
@@ -1566,287 +1589,681 @@
       <w:r>
         <w:rPr>
           <w:rFonts w:ascii="Times New Roman" w:hAnsi="Times New Roman"/>
+          <w:b w:val="0"/>
           <w:sz w:val="28"/>
           <w:szCs w:val="24"/>
         </w:rPr>
-      </w:r>
-    </w:p>
-    <w:p>
-      <w:pPr>
-        <w:pStyle w:val="Heading2"/>
-        <w:spacing w:before="0" w:after="120"/>
-        <w:jc w:val="both"/>
-        <w:rPr>
-          <w:rFonts w:ascii="Times New Roman" w:hAnsi="Times New Roman"/>
-          <w:b w:val="false"/>
-          <w:sz w:val="28"/>
+        <w:t>DORA-метрики (можно пропустить на практике)</w:t>
+      </w:r>
+    </w:p>
+    <w:p>
+      <w:pPr>
+        <w:pStyle w:val="a0"/>
+        <w:spacing w:after="120"/>
+        <w:jc w:val="both"/>
+        <w:rPr>
+          <w:rFonts w:ascii="Times New Roman" w:hAnsi="Times New Roman"/>
+          <w:sz w:val="28"/>
+        </w:rPr>
+      </w:pPr>
+      <w:r>
+        <w:rPr>
+          <w:rFonts w:ascii="Times New Roman" w:hAnsi="Times New Roman"/>
+          <w:sz w:val="28"/>
+        </w:rPr>
+        <w:t xml:space="preserve">Чтобы оценить, насколько быстро и надёжно команда доставляет изменения пользователям, часто используют DORA-метрики. Важно понимать, что они измеряют не </w:t>
+      </w:r>
+      <w:proofErr w:type="spellStart"/>
+      <w:r>
+        <w:rPr>
+          <w:rFonts w:ascii="Times New Roman" w:hAnsi="Times New Roman"/>
+          <w:sz w:val="28"/>
+        </w:rPr>
+        <w:t>сопровождаемость</w:t>
+      </w:r>
+      <w:proofErr w:type="spellEnd"/>
+      <w:r>
+        <w:rPr>
+          <w:rFonts w:ascii="Times New Roman" w:hAnsi="Times New Roman"/>
+          <w:sz w:val="28"/>
+        </w:rPr>
+        <w:t xml:space="preserve"> кода напрямую, а результат всего процесса поставки. На них влияют архитектура, тесты, CI/CD и организация работы. Но плохая </w:t>
+      </w:r>
+      <w:proofErr w:type="spellStart"/>
+      <w:r>
+        <w:rPr>
+          <w:rFonts w:ascii="Times New Roman" w:hAnsi="Times New Roman"/>
+          <w:sz w:val="28"/>
+        </w:rPr>
+        <w:t>сопровождаемость</w:t>
+      </w:r>
+      <w:proofErr w:type="spellEnd"/>
+      <w:r>
+        <w:rPr>
+          <w:rFonts w:ascii="Times New Roman" w:hAnsi="Times New Roman"/>
+          <w:sz w:val="28"/>
+        </w:rPr>
+        <w:t xml:space="preserve"> в них проявляется: если любое изменение задевает много модулей и не покрыто тестами, это видно по долгому пути до продакшена и частым сбоям после релиза.</w:t>
+      </w:r>
+    </w:p>
+    <w:p>
+      <w:pPr>
+        <w:pStyle w:val="3"/>
+        <w:spacing w:before="0"/>
+        <w:jc w:val="both"/>
+        <w:rPr>
+          <w:rFonts w:ascii="Times New Roman" w:hAnsi="Times New Roman"/>
+          <w:b w:val="0"/>
           <w:szCs w:val="24"/>
         </w:rPr>
       </w:pPr>
       <w:r>
         <w:rPr>
           <w:rFonts w:ascii="Times New Roman" w:hAnsi="Times New Roman"/>
-          <w:b w:val="false"/>
-          <w:sz w:val="28"/>
+          <w:b w:val="0"/>
           <w:szCs w:val="24"/>
         </w:rPr>
-        <w:t xml:space="preserve">DORA-метрики </w:t>
-      </w:r>
-      <w:r>
-        <w:rPr>
-          <w:rFonts w:ascii="Times New Roman" w:hAnsi="Times New Roman"/>
-          <w:b w:val="false"/>
-          <w:sz w:val="28"/>
+        <w:t>Откуда они взялись</w:t>
+      </w:r>
+    </w:p>
+    <w:p>
+      <w:pPr>
+        <w:pStyle w:val="a0"/>
+        <w:spacing w:after="120"/>
+        <w:jc w:val="both"/>
+        <w:rPr>
+          <w:rFonts w:ascii="Times New Roman" w:hAnsi="Times New Roman"/>
+          <w:sz w:val="28"/>
+        </w:rPr>
+      </w:pPr>
+      <w:r>
+        <w:rPr>
+          <w:rFonts w:ascii="Times New Roman" w:hAnsi="Times New Roman"/>
+          <w:sz w:val="28"/>
+        </w:rPr>
+        <w:t>DORA (</w:t>
+      </w:r>
+      <w:proofErr w:type="spellStart"/>
+      <w:r>
+        <w:rPr>
+          <w:rFonts w:ascii="Times New Roman" w:hAnsi="Times New Roman"/>
+          <w:sz w:val="28"/>
+        </w:rPr>
+        <w:t>DevOps</w:t>
+      </w:r>
+      <w:proofErr w:type="spellEnd"/>
+      <w:r>
+        <w:rPr>
+          <w:rFonts w:ascii="Times New Roman" w:hAnsi="Times New Roman"/>
+          <w:sz w:val="28"/>
+        </w:rPr>
+        <w:t xml:space="preserve"> Research </w:t>
+      </w:r>
+      <w:proofErr w:type="spellStart"/>
+      <w:r>
+        <w:rPr>
+          <w:rFonts w:ascii="Times New Roman" w:hAnsi="Times New Roman"/>
+          <w:sz w:val="28"/>
+        </w:rPr>
+        <w:t>and</w:t>
+      </w:r>
+      <w:proofErr w:type="spellEnd"/>
+      <w:r>
+        <w:rPr>
+          <w:rFonts w:ascii="Times New Roman" w:hAnsi="Times New Roman"/>
+          <w:sz w:val="28"/>
+        </w:rPr>
+        <w:t xml:space="preserve"> Assessment) </w:t>
+      </w:r>
+      <w:r>
+        <w:rPr>
+          <w:rFonts w:ascii="Times New Roman" w:hAnsi="Times New Roman"/>
+          <w:sz w:val="28"/>
+        </w:rPr>
+        <w:t>-</w:t>
+      </w:r>
+      <w:r>
+        <w:rPr>
+          <w:rFonts w:ascii="Times New Roman" w:hAnsi="Times New Roman"/>
+          <w:sz w:val="28"/>
+        </w:rPr>
+        <w:t xml:space="preserve"> исследовательская программа, выросшая из ежегодных отчётов State </w:t>
+      </w:r>
+      <w:proofErr w:type="spellStart"/>
+      <w:r>
+        <w:rPr>
+          <w:rFonts w:ascii="Times New Roman" w:hAnsi="Times New Roman"/>
+          <w:sz w:val="28"/>
+        </w:rPr>
+        <w:t>of</w:t>
+      </w:r>
+      <w:proofErr w:type="spellEnd"/>
+      <w:r>
+        <w:rPr>
+          <w:rFonts w:ascii="Times New Roman" w:hAnsi="Times New Roman"/>
+          <w:sz w:val="28"/>
+        </w:rPr>
+        <w:t xml:space="preserve"> </w:t>
+      </w:r>
+      <w:proofErr w:type="spellStart"/>
+      <w:r>
+        <w:rPr>
+          <w:rFonts w:ascii="Times New Roman" w:hAnsi="Times New Roman"/>
+          <w:sz w:val="28"/>
+        </w:rPr>
+        <w:t>DevOps</w:t>
+      </w:r>
+      <w:proofErr w:type="spellEnd"/>
+      <w:r>
+        <w:rPr>
+          <w:rFonts w:ascii="Times New Roman" w:hAnsi="Times New Roman"/>
+          <w:sz w:val="28"/>
+        </w:rPr>
+        <w:t xml:space="preserve">. Эти отчёты выходят с 2013 года, первые годы </w:t>
+      </w:r>
+      <w:r>
+        <w:rPr>
+          <w:rFonts w:ascii="Times New Roman" w:hAnsi="Times New Roman"/>
+          <w:sz w:val="28"/>
+        </w:rPr>
+        <w:t>-</w:t>
+      </w:r>
+      <w:r>
+        <w:rPr>
+          <w:rFonts w:ascii="Times New Roman" w:hAnsi="Times New Roman"/>
+          <w:sz w:val="28"/>
+        </w:rPr>
+        <w:t xml:space="preserve"> совместно с компанией </w:t>
+      </w:r>
+      <w:proofErr w:type="spellStart"/>
+      <w:r>
+        <w:rPr>
+          <w:rFonts w:ascii="Times New Roman" w:hAnsi="Times New Roman"/>
+          <w:sz w:val="28"/>
+        </w:rPr>
+        <w:t>Puppet</w:t>
+      </w:r>
+      <w:proofErr w:type="spellEnd"/>
+      <w:r>
+        <w:rPr>
+          <w:rFonts w:ascii="Times New Roman" w:hAnsi="Times New Roman"/>
+          <w:sz w:val="28"/>
+        </w:rPr>
+        <w:t xml:space="preserve">. В 2015–2016 годах Николь </w:t>
+      </w:r>
+      <w:proofErr w:type="spellStart"/>
+      <w:r>
+        <w:rPr>
+          <w:rFonts w:ascii="Times New Roman" w:hAnsi="Times New Roman"/>
+          <w:sz w:val="28"/>
+        </w:rPr>
+        <w:t>Форсгрен</w:t>
+      </w:r>
+      <w:proofErr w:type="spellEnd"/>
+      <w:r>
+        <w:rPr>
+          <w:rFonts w:ascii="Times New Roman" w:hAnsi="Times New Roman"/>
+          <w:sz w:val="28"/>
+        </w:rPr>
+        <w:t xml:space="preserve">, </w:t>
+      </w:r>
+      <w:proofErr w:type="spellStart"/>
+      <w:r>
+        <w:rPr>
+          <w:rFonts w:ascii="Times New Roman" w:hAnsi="Times New Roman"/>
+          <w:sz w:val="28"/>
+        </w:rPr>
+        <w:t>Джез</w:t>
+      </w:r>
+      <w:proofErr w:type="spellEnd"/>
+      <w:r>
+        <w:rPr>
+          <w:rFonts w:ascii="Times New Roman" w:hAnsi="Times New Roman"/>
+          <w:sz w:val="28"/>
+        </w:rPr>
+        <w:t xml:space="preserve"> </w:t>
+      </w:r>
+      <w:proofErr w:type="spellStart"/>
+      <w:r>
+        <w:rPr>
+          <w:rFonts w:ascii="Times New Roman" w:hAnsi="Times New Roman"/>
+          <w:sz w:val="28"/>
+        </w:rPr>
+        <w:t>Хамбл</w:t>
+      </w:r>
+      <w:proofErr w:type="spellEnd"/>
+      <w:r>
+        <w:rPr>
+          <w:rFonts w:ascii="Times New Roman" w:hAnsi="Times New Roman"/>
+          <w:sz w:val="28"/>
+        </w:rPr>
+        <w:t xml:space="preserve"> и Джин Ким основали компанию DORA. В конце 2018 года её купил Google </w:t>
+      </w:r>
+      <w:proofErr w:type="spellStart"/>
+      <w:r>
+        <w:rPr>
+          <w:rFonts w:ascii="Times New Roman" w:hAnsi="Times New Roman"/>
+          <w:sz w:val="28"/>
+        </w:rPr>
+        <w:t>Cloud</w:t>
+      </w:r>
+      <w:proofErr w:type="spellEnd"/>
+      <w:r>
+        <w:rPr>
+          <w:rFonts w:ascii="Times New Roman" w:hAnsi="Times New Roman"/>
+          <w:sz w:val="28"/>
+        </w:rPr>
+        <w:t xml:space="preserve">, где исследование продолжается до сих пор. Выводы первых лет обобщены в книге </w:t>
+      </w:r>
+      <w:proofErr w:type="spellStart"/>
+      <w:r>
+        <w:rPr>
+          <w:rStyle w:val="a7"/>
+          <w:rFonts w:ascii="Times New Roman" w:hAnsi="Times New Roman"/>
+          <w:sz w:val="28"/>
+        </w:rPr>
+        <w:t>Accelerate</w:t>
+      </w:r>
+      <w:proofErr w:type="spellEnd"/>
+      <w:r>
+        <w:rPr>
+          <w:rFonts w:ascii="Times New Roman" w:hAnsi="Times New Roman"/>
+          <w:sz w:val="28"/>
+        </w:rPr>
+        <w:t xml:space="preserve"> (</w:t>
+      </w:r>
+      <w:proofErr w:type="spellStart"/>
+      <w:r>
+        <w:rPr>
+          <w:rFonts w:ascii="Times New Roman" w:hAnsi="Times New Roman"/>
+          <w:sz w:val="28"/>
+        </w:rPr>
+        <w:t>Форсгрен</w:t>
+      </w:r>
+      <w:proofErr w:type="spellEnd"/>
+      <w:r>
+        <w:rPr>
+          <w:rFonts w:ascii="Times New Roman" w:hAnsi="Times New Roman"/>
+          <w:sz w:val="28"/>
+        </w:rPr>
+        <w:t xml:space="preserve">, </w:t>
+      </w:r>
+      <w:proofErr w:type="spellStart"/>
+      <w:r>
+        <w:rPr>
+          <w:rFonts w:ascii="Times New Roman" w:hAnsi="Times New Roman"/>
+          <w:sz w:val="28"/>
+        </w:rPr>
+        <w:t>Хамбл</w:t>
+      </w:r>
+      <w:proofErr w:type="spellEnd"/>
+      <w:r>
+        <w:rPr>
+          <w:rFonts w:ascii="Times New Roman" w:hAnsi="Times New Roman"/>
+          <w:sz w:val="28"/>
+        </w:rPr>
+        <w:t>, Ким, 2018).</w:t>
+      </w:r>
+    </w:p>
+    <w:p>
+      <w:pPr>
+        <w:pStyle w:val="a0"/>
+        <w:spacing w:after="120"/>
+        <w:jc w:val="both"/>
+        <w:rPr>
+          <w:rFonts w:ascii="Times New Roman" w:hAnsi="Times New Roman"/>
+          <w:sz w:val="28"/>
+        </w:rPr>
+      </w:pPr>
+      <w:r>
+        <w:rPr>
+          <w:rFonts w:ascii="Times New Roman" w:hAnsi="Times New Roman"/>
+          <w:sz w:val="28"/>
+        </w:rPr>
+        <w:t xml:space="preserve">Данные DORA </w:t>
+      </w:r>
+      <w:proofErr w:type="gramStart"/>
+      <w:r>
+        <w:rPr>
+          <w:rFonts w:ascii="Times New Roman" w:hAnsi="Times New Roman"/>
+          <w:sz w:val="28"/>
+        </w:rPr>
+        <w:t xml:space="preserve">- </w:t>
+      </w:r>
+      <w:r>
+        <w:rPr>
+          <w:rFonts w:ascii="Times New Roman" w:hAnsi="Times New Roman"/>
+          <w:sz w:val="28"/>
+        </w:rPr>
+        <w:t>это</w:t>
+      </w:r>
+      <w:proofErr w:type="gramEnd"/>
+      <w:r>
+        <w:rPr>
+          <w:rFonts w:ascii="Times New Roman" w:hAnsi="Times New Roman"/>
+          <w:sz w:val="28"/>
+        </w:rPr>
+        <w:t xml:space="preserve"> ежегодный опрос специалистов. Метрики и пороги построены на самоотчётах респондентов, а не на логах их систем.</w:t>
+      </w:r>
+    </w:p>
+    <w:p>
+      <w:pPr>
+        <w:pStyle w:val="3"/>
+        <w:spacing w:before="0"/>
+        <w:jc w:val="both"/>
+        <w:rPr>
+          <w:rFonts w:ascii="Times New Roman" w:hAnsi="Times New Roman"/>
+          <w:b w:val="0"/>
           <w:szCs w:val="24"/>
         </w:rPr>
-        <w:t>(можно пропустить на практике)</w:t>
-      </w:r>
-    </w:p>
-    <w:p>
-      <w:pPr>
-        <w:pStyle w:val="BodyText"/>
-        <w:spacing w:before="0" w:after="120"/>
-        <w:jc w:val="both"/>
-        <w:rPr>
-          <w:rFonts w:ascii="Times New Roman" w:hAnsi="Times New Roman"/>
-          <w:sz w:val="28"/>
-        </w:rPr>
-      </w:pPr>
-      <w:r>
-        <w:rPr>
-          <w:rFonts w:ascii="Times New Roman" w:hAnsi="Times New Roman"/>
-          <w:sz w:val="28"/>
-        </w:rPr>
-        <w:t>Чтобы оценить, насколько быстро и надёжно команда доставляет изменения пользователям, часто используют DORA-метрики. Важно понимать, что они измеряют не сопровождаемость кода напрямую, а результат всего процесса поставки. На них влияют архитектура, тесты, CI/CD и организация работы. Но плохая сопровождаемость в них проявляется: если любое изменение задевает много модулей и не покрыто тестами, это видно по долгому пути до продакшена и частым сбоям после релиза.</w:t>
-      </w:r>
-    </w:p>
-    <w:p>
-      <w:pPr>
-        <w:pStyle w:val="Heading3"/>
-        <w:spacing w:before="0" w:after="120"/>
-        <w:jc w:val="both"/>
-        <w:rPr>
-          <w:rFonts w:ascii="Times New Roman" w:hAnsi="Times New Roman"/>
-          <w:b w:val="false"/>
+      </w:pPr>
+      <w:r>
+        <w:rPr>
+          <w:rFonts w:ascii="Times New Roman" w:hAnsi="Times New Roman"/>
+          <w:b w:val="0"/>
           <w:szCs w:val="24"/>
         </w:rPr>
-      </w:pPr>
-      <w:r>
-        <w:rPr>
-          <w:rFonts w:ascii="Times New Roman" w:hAnsi="Times New Roman"/>
-          <w:b w:val="false"/>
-          <w:szCs w:val="24"/>
-        </w:rPr>
-        <w:t>Откуда они взялись</w:t>
-      </w:r>
-    </w:p>
-    <w:p>
-      <w:pPr>
-        <w:pStyle w:val="BodyText"/>
-        <w:spacing w:before="0" w:after="120"/>
-        <w:jc w:val="both"/>
-        <w:rPr>
-          <w:rFonts w:ascii="Times New Roman" w:hAnsi="Times New Roman"/>
-          <w:sz w:val="28"/>
-        </w:rPr>
-      </w:pPr>
-      <w:r>
-        <w:rPr>
-          <w:rFonts w:ascii="Times New Roman" w:hAnsi="Times New Roman"/>
-          <w:sz w:val="28"/>
-        </w:rPr>
-        <w:t xml:space="preserve">DORA (DevOps Research and Assessment) — исследовательская программа, выросшая из ежегодных отчётов State of DevOps. Эти отчёты выходят с 2013 года, первые годы — совместно с компанией Puppet. В 2015–2016 годах Николь Форсгрен, Джез Хамбл и Джин Ким основали компанию DORA. В конце 2018 года её купил Google Cloud, где исследование продолжается до сих пор. Выводы первых лет обобщены в книге </w:t>
-      </w:r>
-      <w:r>
-        <w:rPr>
-          <w:rStyle w:val="Emphasis"/>
-          <w:rFonts w:ascii="Times New Roman" w:hAnsi="Times New Roman"/>
-          <w:sz w:val="28"/>
-        </w:rPr>
-        <w:t>Accelerate</w:t>
-      </w:r>
-      <w:r>
-        <w:rPr>
-          <w:rFonts w:ascii="Times New Roman" w:hAnsi="Times New Roman"/>
-          <w:sz w:val="28"/>
-        </w:rPr>
-        <w:t xml:space="preserve"> (Форсгрен, Хамбл, Ким, 2018).</w:t>
-      </w:r>
-    </w:p>
-    <w:p>
-      <w:pPr>
-        <w:pStyle w:val="BodyText"/>
-        <w:spacing w:before="0" w:after="120"/>
-        <w:jc w:val="both"/>
-        <w:rPr>
-          <w:rFonts w:ascii="Times New Roman" w:hAnsi="Times New Roman"/>
-          <w:sz w:val="28"/>
-        </w:rPr>
-      </w:pPr>
-      <w:r>
-        <w:rPr>
-          <w:rFonts w:ascii="Times New Roman" w:hAnsi="Times New Roman"/>
-          <w:sz w:val="28"/>
-        </w:rPr>
-        <w:t>Данные DORA — это ежегодный опрос специалистов. Метрики и пороги построены на самоотчётах респондентов, а не на логах их систем.</w:t>
-      </w:r>
-    </w:p>
-    <w:p>
-      <w:pPr>
-        <w:pStyle w:val="Heading3"/>
-        <w:spacing w:before="0" w:after="120"/>
-        <w:jc w:val="both"/>
-        <w:rPr>
-          <w:rFonts w:ascii="Times New Roman" w:hAnsi="Times New Roman"/>
-          <w:b w:val="false"/>
-          <w:szCs w:val="24"/>
-        </w:rPr>
-      </w:pPr>
-      <w:r>
-        <w:rPr>
-          <w:rFonts w:ascii="Times New Roman" w:hAnsi="Times New Roman"/>
-          <w:b w:val="false"/>
-          <w:szCs w:val="24"/>
-        </w:rPr>
+        <w:lastRenderedPageBreak/>
         <w:t>Метрики</w:t>
       </w:r>
     </w:p>
     <w:p>
       <w:pPr>
-        <w:pStyle w:val="BodyText"/>
-        <w:spacing w:before="0" w:after="120"/>
-        <w:jc w:val="both"/>
-        <w:rPr>
-          <w:rFonts w:ascii="Times New Roman" w:hAnsi="Times New Roman"/>
-          <w:sz w:val="28"/>
-        </w:rPr>
-      </w:pPr>
-      <w:r>
-        <w:rPr>
-          <w:rFonts w:ascii="Times New Roman" w:hAnsi="Times New Roman"/>
-          <w:sz w:val="28"/>
-        </w:rPr>
-        <w:t>Классический набор называют «четыре ключа» (four keys):</w:t>
-      </w:r>
-    </w:p>
-    <w:p>
-      <w:pPr>
-        <w:pStyle w:val="BodyText"/>
+        <w:pStyle w:val="a0"/>
+        <w:spacing w:after="120"/>
+        <w:jc w:val="both"/>
+        <w:rPr>
+          <w:rFonts w:ascii="Times New Roman" w:hAnsi="Times New Roman"/>
+          <w:sz w:val="28"/>
+        </w:rPr>
+      </w:pPr>
+      <w:r>
+        <w:rPr>
+          <w:rFonts w:ascii="Times New Roman" w:hAnsi="Times New Roman"/>
+          <w:sz w:val="28"/>
+        </w:rPr>
+        <w:t>Классический набор называют «четыре ключа» (</w:t>
+      </w:r>
+      <w:proofErr w:type="spellStart"/>
+      <w:r>
+        <w:rPr>
+          <w:rFonts w:ascii="Times New Roman" w:hAnsi="Times New Roman"/>
+          <w:sz w:val="28"/>
+        </w:rPr>
+        <w:t>four</w:t>
+      </w:r>
+      <w:proofErr w:type="spellEnd"/>
+      <w:r>
+        <w:rPr>
+          <w:rFonts w:ascii="Times New Roman" w:hAnsi="Times New Roman"/>
+          <w:sz w:val="28"/>
+        </w:rPr>
+        <w:t xml:space="preserve"> </w:t>
+      </w:r>
+      <w:proofErr w:type="spellStart"/>
+      <w:r>
+        <w:rPr>
+          <w:rFonts w:ascii="Times New Roman" w:hAnsi="Times New Roman"/>
+          <w:sz w:val="28"/>
+        </w:rPr>
+        <w:t>keys</w:t>
+      </w:r>
+      <w:proofErr w:type="spellEnd"/>
+      <w:r>
+        <w:rPr>
+          <w:rFonts w:ascii="Times New Roman" w:hAnsi="Times New Roman"/>
+          <w:sz w:val="28"/>
+        </w:rPr>
+        <w:t>):</w:t>
+      </w:r>
+    </w:p>
+    <w:p>
+      <w:pPr>
+        <w:pStyle w:val="a0"/>
         <w:numPr>
           <w:ilvl w:val="0"/>
           <w:numId w:val="1"/>
         </w:numPr>
         <w:tabs>
           <w:tab w:val="clear" w:pos="709"/>
-          <w:tab w:val="left" w:pos="0" w:leader="none"/>
-        </w:tabs>
-        <w:spacing w:before="0" w:after="0"/>
-        <w:ind w:hanging="283" w:start="709"/>
-        <w:jc w:val="both"/>
-        <w:rPr>
-          <w:rFonts w:ascii="Times New Roman" w:hAnsi="Times New Roman"/>
-          <w:sz w:val="28"/>
-        </w:rPr>
-      </w:pPr>
-      <w:r>
-        <w:rPr>
-          <w:rStyle w:val="Strong"/>
-          <w:rFonts w:ascii="Times New Roman" w:hAnsi="Times New Roman"/>
-          <w:sz w:val="28"/>
-        </w:rPr>
-        <w:t>Deployment frequency</w:t>
-      </w:r>
-      <w:r>
-        <w:rPr>
-          <w:rFonts w:ascii="Times New Roman" w:hAnsi="Times New Roman"/>
-          <w:sz w:val="28"/>
-        </w:rPr>
-        <w:t xml:space="preserve"> (частота развёртываний) — как часто изменения выкладываются в продакшен. </w:t>
-      </w:r>
-    </w:p>
-    <w:p>
-      <w:pPr>
-        <w:pStyle w:val="BodyText"/>
+          <w:tab w:val="left" w:pos="0"/>
+        </w:tabs>
+        <w:spacing w:after="0"/>
+        <w:jc w:val="both"/>
+        <w:rPr>
+          <w:rFonts w:ascii="Times New Roman" w:hAnsi="Times New Roman"/>
+          <w:sz w:val="28"/>
+        </w:rPr>
+      </w:pPr>
+      <w:proofErr w:type="spellStart"/>
+      <w:r>
+        <w:rPr>
+          <w:rStyle w:val="a5"/>
+          <w:rFonts w:ascii="Times New Roman" w:hAnsi="Times New Roman"/>
+          <w:sz w:val="28"/>
+        </w:rPr>
+        <w:t>Deployment</w:t>
+      </w:r>
+      <w:proofErr w:type="spellEnd"/>
+      <w:r>
+        <w:rPr>
+          <w:rStyle w:val="a5"/>
+          <w:rFonts w:ascii="Times New Roman" w:hAnsi="Times New Roman"/>
+          <w:sz w:val="28"/>
+        </w:rPr>
+        <w:t xml:space="preserve"> </w:t>
+      </w:r>
+      <w:proofErr w:type="spellStart"/>
+      <w:r>
+        <w:rPr>
+          <w:rStyle w:val="a5"/>
+          <w:rFonts w:ascii="Times New Roman" w:hAnsi="Times New Roman"/>
+          <w:sz w:val="28"/>
+        </w:rPr>
+        <w:t>frequency</w:t>
+      </w:r>
+      <w:proofErr w:type="spellEnd"/>
+      <w:r>
+        <w:rPr>
+          <w:rFonts w:ascii="Times New Roman" w:hAnsi="Times New Roman"/>
+          <w:sz w:val="28"/>
+        </w:rPr>
+        <w:t xml:space="preserve"> (частота развёртываний) </w:t>
+      </w:r>
+      <w:r>
+        <w:rPr>
+          <w:rFonts w:ascii="Times New Roman" w:hAnsi="Times New Roman"/>
+          <w:sz w:val="28"/>
+        </w:rPr>
+        <w:t>-</w:t>
+      </w:r>
+      <w:r>
+        <w:rPr>
+          <w:rFonts w:ascii="Times New Roman" w:hAnsi="Times New Roman"/>
+          <w:sz w:val="28"/>
+        </w:rPr>
+        <w:t xml:space="preserve"> как часто изменения выкладываются в продакшен. </w:t>
+      </w:r>
+    </w:p>
+    <w:p>
+      <w:pPr>
+        <w:pStyle w:val="a0"/>
         <w:numPr>
           <w:ilvl w:val="0"/>
           <w:numId w:val="1"/>
         </w:numPr>
         <w:tabs>
           <w:tab w:val="clear" w:pos="709"/>
-          <w:tab w:val="left" w:pos="0" w:leader="none"/>
-        </w:tabs>
-        <w:spacing w:before="0" w:after="0"/>
-        <w:ind w:hanging="283" w:start="709"/>
-        <w:jc w:val="both"/>
-        <w:rPr>
-          <w:rFonts w:ascii="Times New Roman" w:hAnsi="Times New Roman"/>
-          <w:sz w:val="28"/>
-        </w:rPr>
-      </w:pPr>
-      <w:r>
-        <w:rPr>
-          <w:rStyle w:val="Strong"/>
-          <w:rFonts w:ascii="Times New Roman" w:hAnsi="Times New Roman"/>
-          <w:sz w:val="28"/>
-        </w:rPr>
-        <w:t>Change lead time</w:t>
-      </w:r>
-      <w:r>
-        <w:rPr>
-          <w:rFonts w:ascii="Times New Roman" w:hAnsi="Times New Roman"/>
-          <w:sz w:val="28"/>
-        </w:rPr>
-        <w:t xml:space="preserve"> (время поставки изменения) — время от коммита до успешного развёртывания в продакшене. </w:t>
-      </w:r>
-    </w:p>
-    <w:p>
-      <w:pPr>
-        <w:pStyle w:val="BodyText"/>
+          <w:tab w:val="left" w:pos="0"/>
+        </w:tabs>
+        <w:spacing w:after="0"/>
+        <w:jc w:val="both"/>
+        <w:rPr>
+          <w:rFonts w:ascii="Times New Roman" w:hAnsi="Times New Roman"/>
+          <w:sz w:val="28"/>
+        </w:rPr>
+      </w:pPr>
+      <w:r>
+        <w:rPr>
+          <w:rStyle w:val="a5"/>
+          <w:rFonts w:ascii="Times New Roman" w:hAnsi="Times New Roman"/>
+          <w:sz w:val="28"/>
+        </w:rPr>
+        <w:t xml:space="preserve">Change </w:t>
+      </w:r>
+      <w:proofErr w:type="spellStart"/>
+      <w:r>
+        <w:rPr>
+          <w:rStyle w:val="a5"/>
+          <w:rFonts w:ascii="Times New Roman" w:hAnsi="Times New Roman"/>
+          <w:sz w:val="28"/>
+        </w:rPr>
+        <w:t>lead</w:t>
+      </w:r>
+      <w:proofErr w:type="spellEnd"/>
+      <w:r>
+        <w:rPr>
+          <w:rStyle w:val="a5"/>
+          <w:rFonts w:ascii="Times New Roman" w:hAnsi="Times New Roman"/>
+          <w:sz w:val="28"/>
+        </w:rPr>
+        <w:t xml:space="preserve"> </w:t>
+      </w:r>
+      <w:proofErr w:type="spellStart"/>
+      <w:r>
+        <w:rPr>
+          <w:rStyle w:val="a5"/>
+          <w:rFonts w:ascii="Times New Roman" w:hAnsi="Times New Roman"/>
+          <w:sz w:val="28"/>
+        </w:rPr>
+        <w:t>time</w:t>
+      </w:r>
+      <w:proofErr w:type="spellEnd"/>
+      <w:r>
+        <w:rPr>
+          <w:rFonts w:ascii="Times New Roman" w:hAnsi="Times New Roman"/>
+          <w:sz w:val="28"/>
+        </w:rPr>
+        <w:t xml:space="preserve"> (время поставки изменения) </w:t>
+      </w:r>
+      <w:r>
+        <w:rPr>
+          <w:rFonts w:ascii="Times New Roman" w:hAnsi="Times New Roman"/>
+          <w:sz w:val="28"/>
+        </w:rPr>
+        <w:t>-</w:t>
+      </w:r>
+      <w:r>
+        <w:rPr>
+          <w:rFonts w:ascii="Times New Roman" w:hAnsi="Times New Roman"/>
+          <w:sz w:val="28"/>
+        </w:rPr>
+        <w:t xml:space="preserve"> время от коммита до успешного развёртывания в продакшене. </w:t>
+      </w:r>
+    </w:p>
+    <w:p>
+      <w:pPr>
+        <w:pStyle w:val="a0"/>
         <w:numPr>
           <w:ilvl w:val="0"/>
           <w:numId w:val="1"/>
         </w:numPr>
         <w:tabs>
           <w:tab w:val="clear" w:pos="709"/>
-          <w:tab w:val="left" w:pos="0" w:leader="none"/>
-        </w:tabs>
-        <w:spacing w:before="0" w:after="0"/>
-        <w:ind w:hanging="283" w:start="709"/>
-        <w:jc w:val="both"/>
-        <w:rPr>
-          <w:rFonts w:ascii="Times New Roman" w:hAnsi="Times New Roman"/>
-          <w:sz w:val="28"/>
-        </w:rPr>
-      </w:pPr>
-      <w:r>
-        <w:rPr>
-          <w:rStyle w:val="Strong"/>
-          <w:rFonts w:ascii="Times New Roman" w:hAnsi="Times New Roman"/>
-          <w:sz w:val="28"/>
-        </w:rPr>
-        <w:t>Change fail rate</w:t>
-      </w:r>
-      <w:r>
-        <w:rPr>
-          <w:rFonts w:ascii="Times New Roman" w:hAnsi="Times New Roman"/>
-          <w:sz w:val="28"/>
-        </w:rPr>
-        <w:t xml:space="preserve"> (доля неудачных изменений) — доля развёртываний, после которых в продакшене возник сбой и понадобилось немедленное вмешательство (откат или хотфикс). </w:t>
-      </w:r>
-    </w:p>
-    <w:p>
-      <w:pPr>
-        <w:pStyle w:val="BodyText"/>
+          <w:tab w:val="left" w:pos="0"/>
+        </w:tabs>
+        <w:spacing w:after="0"/>
+        <w:jc w:val="both"/>
+        <w:rPr>
+          <w:rFonts w:ascii="Times New Roman" w:hAnsi="Times New Roman"/>
+          <w:sz w:val="28"/>
+        </w:rPr>
+      </w:pPr>
+      <w:r>
+        <w:rPr>
+          <w:rStyle w:val="a5"/>
+          <w:rFonts w:ascii="Times New Roman" w:hAnsi="Times New Roman"/>
+          <w:sz w:val="28"/>
+        </w:rPr>
+        <w:t xml:space="preserve">Change </w:t>
+      </w:r>
+      <w:proofErr w:type="spellStart"/>
+      <w:r>
+        <w:rPr>
+          <w:rStyle w:val="a5"/>
+          <w:rFonts w:ascii="Times New Roman" w:hAnsi="Times New Roman"/>
+          <w:sz w:val="28"/>
+        </w:rPr>
+        <w:t>fail</w:t>
+      </w:r>
+      <w:proofErr w:type="spellEnd"/>
+      <w:r>
+        <w:rPr>
+          <w:rStyle w:val="a5"/>
+          <w:rFonts w:ascii="Times New Roman" w:hAnsi="Times New Roman"/>
+          <w:sz w:val="28"/>
+        </w:rPr>
+        <w:t xml:space="preserve"> </w:t>
+      </w:r>
+      <w:proofErr w:type="spellStart"/>
+      <w:r>
+        <w:rPr>
+          <w:rStyle w:val="a5"/>
+          <w:rFonts w:ascii="Times New Roman" w:hAnsi="Times New Roman"/>
+          <w:sz w:val="28"/>
+        </w:rPr>
+        <w:t>rate</w:t>
+      </w:r>
+      <w:proofErr w:type="spellEnd"/>
+      <w:r>
+        <w:rPr>
+          <w:rFonts w:ascii="Times New Roman" w:hAnsi="Times New Roman"/>
+          <w:sz w:val="28"/>
+        </w:rPr>
+        <w:t xml:space="preserve"> (доля неудачных изменений) </w:t>
+      </w:r>
+      <w:r>
+        <w:rPr>
+          <w:rFonts w:ascii="Times New Roman" w:hAnsi="Times New Roman"/>
+          <w:sz w:val="28"/>
+        </w:rPr>
+        <w:t>-</w:t>
+      </w:r>
+      <w:r>
+        <w:rPr>
+          <w:rFonts w:ascii="Times New Roman" w:hAnsi="Times New Roman"/>
+          <w:sz w:val="28"/>
+        </w:rPr>
+        <w:t xml:space="preserve"> доля развёртываний, после которых в продакшене возник сбой и понадобилось немедленное вмешательство (откат или </w:t>
+      </w:r>
+      <w:proofErr w:type="spellStart"/>
+      <w:r>
+        <w:rPr>
+          <w:rFonts w:ascii="Times New Roman" w:hAnsi="Times New Roman"/>
+          <w:sz w:val="28"/>
+        </w:rPr>
+        <w:t>хотфикс</w:t>
+      </w:r>
+      <w:proofErr w:type="spellEnd"/>
+      <w:r>
+        <w:rPr>
+          <w:rFonts w:ascii="Times New Roman" w:hAnsi="Times New Roman"/>
+          <w:sz w:val="28"/>
+        </w:rPr>
+        <w:t xml:space="preserve">). </w:t>
+      </w:r>
+    </w:p>
+    <w:p>
+      <w:pPr>
+        <w:pStyle w:val="a0"/>
         <w:numPr>
           <w:ilvl w:val="1"/>
           <w:numId w:val="1"/>
         </w:numPr>
         <w:tabs>
-          <w:tab w:val="clear" w:pos="709"/>
-          <w:tab w:val="left" w:pos="0" w:leader="none"/>
-        </w:tabs>
-        <w:spacing w:before="0" w:after="0"/>
-        <w:ind w:hanging="283" w:start="1418"/>
+          <w:tab w:val="left" w:pos="0"/>
+        </w:tabs>
+        <w:spacing w:after="0"/>
         <w:jc w:val="both"/>
         <w:rPr>
           <w:rFonts w:ascii="Times New Roman" w:hAnsi="Times New Roman"/>
@@ -1863,31 +2280,86 @@
     </w:p>
     <w:p>
       <w:pPr>
-        <w:pStyle w:val="BodyText"/>
+        <w:pStyle w:val="a0"/>
         <w:numPr>
           <w:ilvl w:val="0"/>
           <w:numId w:val="1"/>
         </w:numPr>
         <w:tabs>
           <w:tab w:val="clear" w:pos="709"/>
-          <w:tab w:val="left" w:pos="0" w:leader="none"/>
-        </w:tabs>
-        <w:spacing w:before="0" w:after="0"/>
-        <w:ind w:hanging="283" w:start="709"/>
-        <w:jc w:val="both"/>
-        <w:rPr>
-          <w:rFonts w:ascii="Times New Roman" w:hAnsi="Times New Roman"/>
-          <w:sz w:val="28"/>
-        </w:rPr>
-      </w:pPr>
-      <w:r>
-        <w:rPr>
-          <w:rStyle w:val="Strong"/>
-          <w:rFonts w:ascii="Times New Roman" w:hAnsi="Times New Roman"/>
-          <w:sz w:val="28"/>
-        </w:rPr>
-        <w:t>Failed deployment recovery time</w:t>
-      </w:r>
+          <w:tab w:val="left" w:pos="0"/>
+        </w:tabs>
+        <w:spacing w:after="0"/>
+        <w:jc w:val="both"/>
+        <w:rPr>
+          <w:rFonts w:ascii="Times New Roman" w:hAnsi="Times New Roman"/>
+          <w:sz w:val="28"/>
+        </w:rPr>
+      </w:pPr>
+      <w:proofErr w:type="spellStart"/>
+      <w:r>
+        <w:rPr>
+          <w:rStyle w:val="a5"/>
+          <w:rFonts w:ascii="Times New Roman" w:hAnsi="Times New Roman"/>
+          <w:sz w:val="28"/>
+        </w:rPr>
+        <w:t>Failed</w:t>
+      </w:r>
+      <w:proofErr w:type="spellEnd"/>
+      <w:r>
+        <w:rPr>
+          <w:rStyle w:val="a5"/>
+          <w:rFonts w:ascii="Times New Roman" w:hAnsi="Times New Roman"/>
+          <w:sz w:val="28"/>
+        </w:rPr>
+        <w:t xml:space="preserve"> </w:t>
+      </w:r>
+      <w:proofErr w:type="spellStart"/>
+      <w:r>
+        <w:rPr>
+          <w:rStyle w:val="a5"/>
+          <w:rFonts w:ascii="Times New Roman" w:hAnsi="Times New Roman"/>
+          <w:sz w:val="28"/>
+        </w:rPr>
+        <w:t>deployment</w:t>
+      </w:r>
+      <w:proofErr w:type="spellEnd"/>
+      <w:r>
+        <w:rPr>
+          <w:rStyle w:val="a5"/>
+          <w:rFonts w:ascii="Times New Roman" w:hAnsi="Times New Roman"/>
+          <w:sz w:val="28"/>
+        </w:rPr>
+        <w:t xml:space="preserve"> </w:t>
+      </w:r>
+      <w:proofErr w:type="spellStart"/>
+      <w:r>
+        <w:rPr>
+          <w:rStyle w:val="a5"/>
+          <w:rFonts w:ascii="Times New Roman" w:hAnsi="Times New Roman"/>
+          <w:sz w:val="28"/>
+        </w:rPr>
+        <w:t>recovery</w:t>
+      </w:r>
+      <w:proofErr w:type="spellEnd"/>
+      <w:r>
+        <w:rPr>
+          <w:rStyle w:val="a5"/>
+          <w:rFonts w:ascii="Times New Roman" w:hAnsi="Times New Roman"/>
+          <w:sz w:val="28"/>
+        </w:rPr>
+        <w:t xml:space="preserve"> </w:t>
+      </w:r>
+      <w:proofErr w:type="spellStart"/>
+      <w:r>
+        <w:rPr>
+          <w:rStyle w:val="a5"/>
+          <w:rFonts w:ascii="Times New Roman" w:hAnsi="Times New Roman"/>
+          <w:sz w:val="28"/>
+        </w:rPr>
+        <w:t>time</w:t>
+      </w:r>
+      <w:proofErr w:type="spellEnd"/>
       <w:r>
         <w:rPr>
           <w:rFonts w:ascii="Times New Roman" w:hAnsi="Times New Roman"/>
@@ -1898,43 +2370,103 @@
     </w:p>
     <w:p>
       <w:pPr>
-        <w:pStyle w:val="BodyText"/>
+        <w:pStyle w:val="a0"/>
         <w:numPr>
           <w:ilvl w:val="1"/>
           <w:numId w:val="1"/>
         </w:numPr>
         <w:tabs>
-          <w:tab w:val="clear" w:pos="709"/>
-          <w:tab w:val="left" w:pos="0" w:leader="none"/>
-        </w:tabs>
-        <w:spacing w:before="0" w:after="0"/>
-        <w:ind w:hanging="283" w:start="1418"/>
-        <w:jc w:val="both"/>
-        <w:rPr>
-          <w:rFonts w:ascii="Times New Roman" w:hAnsi="Times New Roman"/>
-          <w:sz w:val="28"/>
-        </w:rPr>
-      </w:pPr>
-      <w:r>
-        <w:rPr>
-          <w:rFonts w:ascii="Times New Roman" w:hAnsi="Times New Roman"/>
-          <w:sz w:val="28"/>
-        </w:rPr>
-        <w:t xml:space="preserve">До 2023 года эта метрика называлась MTTR / time to restore service. </w:t>
-      </w:r>
-    </w:p>
-    <w:p>
-      <w:pPr>
-        <w:pStyle w:val="BodyText"/>
+          <w:tab w:val="left" w:pos="0"/>
+        </w:tabs>
+        <w:spacing w:after="0"/>
+        <w:jc w:val="both"/>
+        <w:rPr>
+          <w:rFonts w:ascii="Times New Roman" w:hAnsi="Times New Roman"/>
+          <w:sz w:val="28"/>
+        </w:rPr>
+      </w:pPr>
+      <w:r>
+        <w:rPr>
+          <w:rFonts w:ascii="Times New Roman" w:hAnsi="Times New Roman"/>
+          <w:sz w:val="28"/>
+        </w:rPr>
+        <w:t xml:space="preserve">До 2023 года эта метрика называлась MTTR / </w:t>
+      </w:r>
+      <w:proofErr w:type="spellStart"/>
+      <w:r>
+        <w:rPr>
+          <w:rFonts w:ascii="Times New Roman" w:hAnsi="Times New Roman"/>
+          <w:sz w:val="28"/>
+        </w:rPr>
+        <w:t>time</w:t>
+      </w:r>
+      <w:proofErr w:type="spellEnd"/>
+      <w:r>
+        <w:rPr>
+          <w:rFonts w:ascii="Times New Roman" w:hAnsi="Times New Roman"/>
+          <w:sz w:val="28"/>
+        </w:rPr>
+        <w:t xml:space="preserve"> </w:t>
+      </w:r>
+      <w:proofErr w:type="spellStart"/>
+      <w:r>
+        <w:rPr>
+          <w:rFonts w:ascii="Times New Roman" w:hAnsi="Times New Roman"/>
+          <w:sz w:val="28"/>
+        </w:rPr>
+        <w:t>to</w:t>
+      </w:r>
+      <w:proofErr w:type="spellEnd"/>
+      <w:r>
+        <w:rPr>
+          <w:rFonts w:ascii="Times New Roman" w:hAnsi="Times New Roman"/>
+          <w:sz w:val="28"/>
+        </w:rPr>
+        <w:t xml:space="preserve"> </w:t>
+      </w:r>
+      <w:proofErr w:type="spellStart"/>
+      <w:r>
+        <w:rPr>
+          <w:rFonts w:ascii="Times New Roman" w:hAnsi="Times New Roman"/>
+          <w:sz w:val="28"/>
+        </w:rPr>
+        <w:t>restore</w:t>
+      </w:r>
+      <w:proofErr w:type="spellEnd"/>
+      <w:r>
+        <w:rPr>
+          <w:rFonts w:ascii="Times New Roman" w:hAnsi="Times New Roman"/>
+          <w:sz w:val="28"/>
+        </w:rPr>
+        <w:t xml:space="preserve"> </w:t>
+      </w:r>
+      <w:proofErr w:type="spellStart"/>
+      <w:r>
+        <w:rPr>
+          <w:rFonts w:ascii="Times New Roman" w:hAnsi="Times New Roman"/>
+          <w:sz w:val="28"/>
+        </w:rPr>
+        <w:t>service</w:t>
+      </w:r>
+      <w:proofErr w:type="spellEnd"/>
+      <w:r>
+        <w:rPr>
+          <w:rFonts w:ascii="Times New Roman" w:hAnsi="Times New Roman"/>
+          <w:sz w:val="28"/>
+        </w:rPr>
+        <w:t xml:space="preserve">. </w:t>
+      </w:r>
+    </w:p>
+    <w:p>
+      <w:pPr>
+        <w:pStyle w:val="a0"/>
         <w:numPr>
           <w:ilvl w:val="1"/>
           <w:numId w:val="1"/>
         </w:numPr>
         <w:tabs>
-          <w:tab w:val="clear" w:pos="709"/>
-          <w:tab w:val="left" w:pos="0" w:leader="none"/>
-        </w:tabs>
-        <w:ind w:hanging="283" w:start="1418"/>
+          <w:tab w:val="left" w:pos="0"/>
+        </w:tabs>
         <w:jc w:val="both"/>
         <w:rPr>
           <w:rFonts w:ascii="Times New Roman" w:hAnsi="Times New Roman"/>
@@ -1951,8 +2483,8 @@
     </w:p>
     <w:p>
       <w:pPr>
-        <w:pStyle w:val="BodyText"/>
-        <w:spacing w:before="0" w:after="120"/>
+        <w:pStyle w:val="a0"/>
+        <w:spacing w:after="120"/>
         <w:jc w:val="both"/>
         <w:rPr>
           <w:rFonts w:ascii="Times New Roman" w:hAnsi="Times New Roman"/>
@@ -1969,53 +2501,104 @@
     </w:p>
     <w:p>
       <w:pPr>
-        <w:pStyle w:val="BodyText"/>
+        <w:pStyle w:val="a0"/>
         <w:numPr>
           <w:ilvl w:val="0"/>
           <w:numId w:val="2"/>
         </w:numPr>
         <w:tabs>
           <w:tab w:val="clear" w:pos="709"/>
-          <w:tab w:val="left" w:pos="0" w:leader="none"/>
-        </w:tabs>
-        <w:ind w:hanging="283" w:start="709"/>
-        <w:jc w:val="both"/>
-        <w:rPr>
-          <w:rFonts w:ascii="Times New Roman" w:hAnsi="Times New Roman"/>
-          <w:sz w:val="28"/>
-        </w:rPr>
-      </w:pPr>
-      <w:r>
-        <w:rPr>
-          <w:rStyle w:val="Strong"/>
-          <w:rFonts w:ascii="Times New Roman" w:hAnsi="Times New Roman"/>
-          <w:sz w:val="28"/>
-        </w:rPr>
-        <w:t>Deployment rework rate</w:t>
-      </w:r>
-      <w:r>
-        <w:rPr>
-          <w:rFonts w:ascii="Times New Roman" w:hAnsi="Times New Roman"/>
-          <w:sz w:val="28"/>
-        </w:rPr>
-        <w:t xml:space="preserve"> (доля внеплановых развёртываний) — доля деплоев, которые не планировались и понадобились, чтобы исправить инцидент в продакшене. </w:t>
-      </w:r>
-    </w:p>
-    <w:p>
-      <w:pPr>
-        <w:pStyle w:val="Heading3"/>
-        <w:spacing w:before="0" w:after="120"/>
-        <w:jc w:val="both"/>
-        <w:rPr>
-          <w:rFonts w:ascii="Times New Roman" w:hAnsi="Times New Roman"/>
-          <w:b w:val="false"/>
+          <w:tab w:val="left" w:pos="0"/>
+        </w:tabs>
+        <w:jc w:val="both"/>
+        <w:rPr>
+          <w:rFonts w:ascii="Times New Roman" w:hAnsi="Times New Roman"/>
+          <w:sz w:val="28"/>
+        </w:rPr>
+      </w:pPr>
+      <w:proofErr w:type="spellStart"/>
+      <w:r>
+        <w:rPr>
+          <w:rStyle w:val="a5"/>
+          <w:rFonts w:ascii="Times New Roman" w:hAnsi="Times New Roman"/>
+          <w:sz w:val="28"/>
+        </w:rPr>
+        <w:t>Deployment</w:t>
+      </w:r>
+      <w:proofErr w:type="spellEnd"/>
+      <w:r>
+        <w:rPr>
+          <w:rStyle w:val="a5"/>
+          <w:rFonts w:ascii="Times New Roman" w:hAnsi="Times New Roman"/>
+          <w:sz w:val="28"/>
+        </w:rPr>
+        <w:t xml:space="preserve"> </w:t>
+      </w:r>
+      <w:proofErr w:type="spellStart"/>
+      <w:r>
+        <w:rPr>
+          <w:rStyle w:val="a5"/>
+          <w:rFonts w:ascii="Times New Roman" w:hAnsi="Times New Roman"/>
+          <w:sz w:val="28"/>
+        </w:rPr>
+        <w:t>rework</w:t>
+      </w:r>
+      <w:proofErr w:type="spellEnd"/>
+      <w:r>
+        <w:rPr>
+          <w:rStyle w:val="a5"/>
+          <w:rFonts w:ascii="Times New Roman" w:hAnsi="Times New Roman"/>
+          <w:sz w:val="28"/>
+        </w:rPr>
+        <w:t xml:space="preserve"> </w:t>
+      </w:r>
+      <w:proofErr w:type="spellStart"/>
+      <w:r>
+        <w:rPr>
+          <w:rStyle w:val="a5"/>
+          <w:rFonts w:ascii="Times New Roman" w:hAnsi="Times New Roman"/>
+          <w:sz w:val="28"/>
+        </w:rPr>
+        <w:t>rate</w:t>
+      </w:r>
+      <w:proofErr w:type="spellEnd"/>
+      <w:r>
+        <w:rPr>
+          <w:rFonts w:ascii="Times New Roman" w:hAnsi="Times New Roman"/>
+          <w:sz w:val="28"/>
+        </w:rPr>
+        <w:t xml:space="preserve"> (доля внеплановых развёртываний) </w:t>
+      </w:r>
+      <w:r>
+        <w:rPr>
+          <w:rFonts w:ascii="Times New Roman" w:hAnsi="Times New Roman"/>
+          <w:sz w:val="28"/>
+        </w:rPr>
+        <w:t>-</w:t>
+      </w:r>
+      <w:r>
+        <w:rPr>
+          <w:rFonts w:ascii="Times New Roman" w:hAnsi="Times New Roman"/>
+          <w:sz w:val="28"/>
+        </w:rPr>
+        <w:t xml:space="preserve"> доля деплоев, которые не планировались и понадобились, чтобы исправить инцидент в продакшене. </w:t>
+      </w:r>
+    </w:p>
+    <w:p>
+      <w:pPr>
+        <w:pStyle w:val="3"/>
+        <w:spacing w:before="0"/>
+        <w:jc w:val="both"/>
+        <w:rPr>
+          <w:rFonts w:ascii="Times New Roman" w:hAnsi="Times New Roman"/>
+          <w:b w:val="0"/>
           <w:szCs w:val="24"/>
         </w:rPr>
       </w:pPr>
       <w:r>
         <w:rPr>
           <w:rFonts w:ascii="Times New Roman" w:hAnsi="Times New Roman"/>
-          <w:b w:val="false"/>
+          <w:b w:val="0"/>
           <w:szCs w:val="24"/>
         </w:rPr>
         <w:t>Как метрики группируются</w:t>
@@ -2023,26 +2606,25 @@
     </w:p>
     <w:p>
       <w:pPr>
-        <w:pStyle w:val="BodyText"/>
+        <w:pStyle w:val="a0"/>
         <w:numPr>
           <w:ilvl w:val="0"/>
           <w:numId w:val="3"/>
         </w:numPr>
         <w:tabs>
           <w:tab w:val="clear" w:pos="709"/>
-          <w:tab w:val="left" w:pos="0" w:leader="none"/>
-        </w:tabs>
-        <w:spacing w:before="0" w:after="0"/>
-        <w:ind w:hanging="283" w:start="709"/>
-        <w:jc w:val="both"/>
-        <w:rPr>
-          <w:rFonts w:ascii="Times New Roman" w:hAnsi="Times New Roman"/>
-          <w:sz w:val="28"/>
-        </w:rPr>
-      </w:pPr>
-      <w:r>
-        <w:rPr>
-          <w:rStyle w:val="Strong"/>
+          <w:tab w:val="left" w:pos="0"/>
+        </w:tabs>
+        <w:spacing w:after="0"/>
+        <w:jc w:val="both"/>
+        <w:rPr>
+          <w:rFonts w:ascii="Times New Roman" w:hAnsi="Times New Roman"/>
+          <w:sz w:val="28"/>
+        </w:rPr>
+      </w:pPr>
+      <w:r>
+        <w:rPr>
+          <w:rStyle w:val="a5"/>
           <w:rFonts w:ascii="Times New Roman" w:hAnsi="Times New Roman"/>
           <w:sz w:val="28"/>
         </w:rPr>
@@ -2053,22 +2635,34 @@
           <w:rFonts w:ascii="Times New Roman" w:hAnsi="Times New Roman"/>
           <w:sz w:val="28"/>
         </w:rPr>
-        <w:t xml:space="preserve"> — две пары: </w:t>
-      </w:r>
-    </w:p>
-    <w:p>
-      <w:pPr>
-        <w:pStyle w:val="BodyText"/>
+        <w:t xml:space="preserve"> </w:t>
+      </w:r>
+      <w:r>
+        <w:rPr>
+          <w:rFonts w:ascii="Times New Roman" w:hAnsi="Times New Roman"/>
+          <w:sz w:val="28"/>
+        </w:rPr>
+        <w:t>-</w:t>
+      </w:r>
+      <w:r>
+        <w:rPr>
+          <w:rFonts w:ascii="Times New Roman" w:hAnsi="Times New Roman"/>
+          <w:sz w:val="28"/>
+        </w:rPr>
+        <w:t xml:space="preserve"> две пары: </w:t>
+      </w:r>
+    </w:p>
+    <w:p>
+      <w:pPr>
+        <w:pStyle w:val="a0"/>
         <w:numPr>
           <w:ilvl w:val="1"/>
           <w:numId w:val="3"/>
         </w:numPr>
         <w:tabs>
-          <w:tab w:val="clear" w:pos="709"/>
-          <w:tab w:val="left" w:pos="0" w:leader="none"/>
-        </w:tabs>
-        <w:spacing w:before="0" w:after="0"/>
-        <w:ind w:hanging="283" w:start="1418"/>
+          <w:tab w:val="left" w:pos="0"/>
+        </w:tabs>
+        <w:spacing w:after="0"/>
         <w:jc w:val="both"/>
         <w:rPr>
           <w:rFonts w:ascii="Times New Roman" w:hAnsi="Times New Roman"/>
@@ -2085,17 +2679,15 @@
     </w:p>
     <w:p>
       <w:pPr>
-        <w:pStyle w:val="BodyText"/>
+        <w:pStyle w:val="a0"/>
         <w:numPr>
           <w:ilvl w:val="1"/>
           <w:numId w:val="3"/>
         </w:numPr>
         <w:tabs>
-          <w:tab w:val="clear" w:pos="709"/>
-          <w:tab w:val="left" w:pos="0" w:leader="none"/>
-        </w:tabs>
-        <w:spacing w:before="0" w:after="0"/>
-        <w:ind w:hanging="283" w:start="1418"/>
+          <w:tab w:val="left" w:pos="0"/>
+        </w:tabs>
+        <w:spacing w:after="0"/>
         <w:jc w:val="both"/>
         <w:rPr>
           <w:rFonts w:ascii="Times New Roman" w:hAnsi="Times New Roman"/>
@@ -2112,26 +2704,25 @@
     </w:p>
     <w:p>
       <w:pPr>
-        <w:pStyle w:val="BodyText"/>
+        <w:pStyle w:val="a0"/>
         <w:numPr>
           <w:ilvl w:val="0"/>
           <w:numId w:val="3"/>
         </w:numPr>
         <w:tabs>
           <w:tab w:val="clear" w:pos="709"/>
-          <w:tab w:val="left" w:pos="0" w:leader="none"/>
-        </w:tabs>
-        <w:spacing w:before="0" w:after="0"/>
-        <w:ind w:hanging="283" w:start="709"/>
-        <w:jc w:val="both"/>
-        <w:rPr>
-          <w:rFonts w:ascii="Times New Roman" w:hAnsi="Times New Roman"/>
-          <w:sz w:val="28"/>
-        </w:rPr>
-      </w:pPr>
-      <w:r>
-        <w:rPr>
-          <w:rStyle w:val="Strong"/>
+          <w:tab w:val="left" w:pos="0"/>
+        </w:tabs>
+        <w:spacing w:after="0"/>
+        <w:jc w:val="both"/>
+        <w:rPr>
+          <w:rFonts w:ascii="Times New Roman" w:hAnsi="Times New Roman"/>
+          <w:sz w:val="28"/>
+        </w:rPr>
+      </w:pPr>
+      <w:r>
+        <w:rPr>
+          <w:rStyle w:val="a5"/>
           <w:rFonts w:ascii="Times New Roman" w:hAnsi="Times New Roman"/>
           <w:sz w:val="28"/>
         </w:rPr>
@@ -2147,17 +2738,15 @@
     </w:p>
     <w:p>
       <w:pPr>
-        <w:pStyle w:val="BodyText"/>
+        <w:pStyle w:val="a0"/>
         <w:numPr>
           <w:ilvl w:val="1"/>
           <w:numId w:val="3"/>
         </w:numPr>
         <w:tabs>
-          <w:tab w:val="clear" w:pos="709"/>
-          <w:tab w:val="left" w:pos="0" w:leader="none"/>
-        </w:tabs>
-        <w:spacing w:before="0" w:after="0"/>
-        <w:ind w:hanging="283" w:start="1418"/>
+          <w:tab w:val="left" w:pos="0"/>
+        </w:tabs>
+        <w:spacing w:after="0"/>
         <w:jc w:val="both"/>
         <w:rPr>
           <w:rFonts w:ascii="Times New Roman" w:hAnsi="Times New Roman"/>
@@ -2174,17 +2763,15 @@
     </w:p>
     <w:p>
       <w:pPr>
-        <w:pStyle w:val="BodyText"/>
+        <w:pStyle w:val="a0"/>
         <w:numPr>
           <w:ilvl w:val="1"/>
           <w:numId w:val="3"/>
         </w:numPr>
         <w:tabs>
-          <w:tab w:val="clear" w:pos="709"/>
-          <w:tab w:val="left" w:pos="0" w:leader="none"/>
-        </w:tabs>
-        <w:spacing w:before="0" w:after="0"/>
-        <w:ind w:hanging="283" w:start="1418"/>
+          <w:tab w:val="left" w:pos="0"/>
+        </w:tabs>
+        <w:spacing w:after="0"/>
         <w:jc w:val="both"/>
         <w:rPr>
           <w:rFonts w:ascii="Times New Roman" w:hAnsi="Times New Roman"/>
@@ -2201,16 +2788,14 @@
     </w:p>
     <w:p>
       <w:pPr>
-        <w:pStyle w:val="BodyText"/>
+        <w:pStyle w:val="a0"/>
         <w:numPr>
           <w:ilvl w:val="1"/>
           <w:numId w:val="3"/>
         </w:numPr>
         <w:tabs>
-          <w:tab w:val="clear" w:pos="709"/>
-          <w:tab w:val="left" w:pos="0" w:leader="none"/>
-        </w:tabs>
-        <w:ind w:hanging="283" w:start="1418"/>
+          <w:tab w:val="left" w:pos="0"/>
+        </w:tabs>
         <w:jc w:val="both"/>
         <w:rPr>
           <w:rFonts w:ascii="Times New Roman" w:hAnsi="Times New Roman"/>
@@ -2227,17 +2812,17 @@
     </w:p>
     <w:p>
       <w:pPr>
-        <w:pStyle w:val="BodyText"/>
-        <w:spacing w:before="0" w:after="120"/>
-        <w:jc w:val="both"/>
-        <w:rPr>
-          <w:rFonts w:ascii="Times New Roman" w:hAnsi="Times New Roman"/>
-          <w:sz w:val="28"/>
-        </w:rPr>
-      </w:pPr>
-      <w:r>
-        <w:rPr>
-          <w:rStyle w:val="Strong"/>
+        <w:pStyle w:val="a0"/>
+        <w:spacing w:after="120"/>
+        <w:jc w:val="both"/>
+        <w:rPr>
+          <w:rFonts w:ascii="Times New Roman" w:hAnsi="Times New Roman"/>
+          <w:sz w:val="28"/>
+        </w:rPr>
+      </w:pPr>
+      <w:r>
+        <w:rPr>
+          <w:rStyle w:val="a5"/>
           <w:rFonts w:ascii="Times New Roman" w:hAnsi="Times New Roman"/>
           <w:sz w:val="28"/>
         </w:rPr>
@@ -2253,36 +2838,44 @@
     </w:p>
     <w:p>
       <w:pPr>
-        <w:pStyle w:val="Heading3"/>
-        <w:spacing w:before="0" w:after="120"/>
-        <w:jc w:val="both"/>
-        <w:rPr>
-          <w:rFonts w:ascii="Times New Roman" w:hAnsi="Times New Roman"/>
-          <w:b w:val="false"/>
+        <w:pStyle w:val="3"/>
+        <w:spacing w:before="0"/>
+        <w:jc w:val="both"/>
+        <w:rPr>
+          <w:rFonts w:ascii="Times New Roman" w:hAnsi="Times New Roman"/>
+          <w:b w:val="0"/>
           <w:szCs w:val="24"/>
         </w:rPr>
       </w:pPr>
       <w:r>
         <w:rPr>
           <w:rFonts w:ascii="Times New Roman" w:hAnsi="Times New Roman"/>
-          <w:b w:val="false"/>
+          <w:b w:val="0"/>
           <w:szCs w:val="24"/>
         </w:rPr>
+        <w:lastRenderedPageBreak/>
         <w:t>Уровни производительности (отчёт 2024 года)</w:t>
       </w:r>
     </w:p>
     <w:tbl>
       <w:tblPr>
         <w:tblW w:w="9638" w:type="dxa"/>
-        <w:jc w:val="start"/>
-        <w:tblInd w:w="0" w:type="dxa"/>
+        <w:tblBorders>
+          <w:top w:val="single" w:sz="4" w:space="0" w:color="auto"/>
+          <w:left w:val="single" w:sz="4" w:space="0" w:color="auto"/>
+          <w:bottom w:val="single" w:sz="4" w:space="0" w:color="auto"/>
+          <w:right w:val="single" w:sz="4" w:space="0" w:color="auto"/>
+          <w:insideH w:val="single" w:sz="4" w:space="0" w:color="auto"/>
+          <w:insideV w:val="single" w:sz="4" w:space="0" w:color="auto"/>
+        </w:tblBorders>
         <w:tblLayout w:type="fixed"/>
         <w:tblCellMar>
           <w:top w:w="28" w:type="dxa"/>
-          <w:start w:w="28" w:type="dxa"/>
+          <w:left w:w="28" w:type="dxa"/>
           <w:bottom w:w="28" w:type="dxa"/>
-          <w:end w:w="28" w:type="dxa"/>
+          <w:right w:w="28" w:type="dxa"/>
         </w:tblCellMar>
+        <w:tblLook w:val="04A0" w:firstRow="1" w:lastRow="0" w:firstColumn="1" w:lastColumn="0" w:noHBand="0" w:noVBand="1"/>
       </w:tblPr>
       <w:tblGrid>
         <w:gridCol w:w="1026"/>
@@ -2294,21 +2887,18 @@
       </w:tblGrid>
       <w:tr>
         <w:trPr>
-          <w:tblHeader w:val="true"/>
+          <w:tblHeader/>
         </w:trPr>
         <w:tc>
           <w:tcPr>
             <w:tcW w:w="1026" w:type="dxa"/>
-            <w:tcBorders/>
             <w:vAlign w:val="center"/>
           </w:tcPr>
           <w:p>
             <w:pPr>
-              <w:pStyle w:val="Style18"/>
-              <w:rPr/>
+              <w:pStyle w:val="af"/>
             </w:pPr>
             <w:r>
-              <w:rPr/>
               <w:t>Уровень</w:t>
             </w:r>
           </w:p>
@@ -2316,16 +2906,13 @@
         <w:tc>
           <w:tcPr>
             <w:tcW w:w="1268" w:type="dxa"/>
-            <w:tcBorders/>
             <w:vAlign w:val="center"/>
           </w:tcPr>
           <w:p>
             <w:pPr>
-              <w:pStyle w:val="Style18"/>
-              <w:rPr/>
+              <w:pStyle w:val="af"/>
             </w:pPr>
             <w:r>
-              <w:rPr/>
               <w:t>Время поставки</w:t>
             </w:r>
           </w:p>
@@ -2333,16 +2920,13 @@
         <w:tc>
           <w:tcPr>
             <w:tcW w:w="2079" w:type="dxa"/>
-            <w:tcBorders/>
             <w:vAlign w:val="center"/>
           </w:tcPr>
           <w:p>
             <w:pPr>
-              <w:pStyle w:val="Style18"/>
-              <w:rPr/>
+              <w:pStyle w:val="af"/>
             </w:pPr>
             <w:r>
-              <w:rPr/>
               <w:t>Частота развёртываний</w:t>
             </w:r>
           </w:p>
@@ -2350,16 +2934,13 @@
         <w:tc>
           <w:tcPr>
             <w:tcW w:w="1576" w:type="dxa"/>
-            <w:tcBorders/>
             <w:vAlign w:val="center"/>
           </w:tcPr>
           <w:p>
             <w:pPr>
-              <w:pStyle w:val="Style18"/>
-              <w:rPr/>
+              <w:pStyle w:val="af"/>
             </w:pPr>
             <w:r>
-              <w:rPr/>
               <w:t>Доля неудачных изменений</w:t>
             </w:r>
           </w:p>
@@ -2367,16 +2948,13 @@
         <w:tc>
           <w:tcPr>
             <w:tcW w:w="1962" w:type="dxa"/>
-            <w:tcBorders/>
             <w:vAlign w:val="center"/>
           </w:tcPr>
           <w:p>
             <w:pPr>
-              <w:pStyle w:val="Style18"/>
-              <w:rPr/>
+              <w:pStyle w:val="af"/>
             </w:pPr>
             <w:r>
-              <w:rPr/>
               <w:t>Время восстановления</w:t>
             </w:r>
           </w:p>
@@ -2384,36 +2962,29 @@
         <w:tc>
           <w:tcPr>
             <w:tcW w:w="1727" w:type="dxa"/>
-            <w:tcBorders/>
             <w:vAlign w:val="center"/>
           </w:tcPr>
           <w:p>
             <w:pPr>
-              <w:pStyle w:val="Style18"/>
-              <w:rPr/>
+              <w:pStyle w:val="af"/>
             </w:pPr>
             <w:r>
-              <w:rPr/>
               <w:t>Доля респондентов</w:t>
             </w:r>
           </w:p>
         </w:tc>
       </w:tr>
       <w:tr>
-        <w:trPr/>
         <w:tc>
           <w:tcPr>
             <w:tcW w:w="1026" w:type="dxa"/>
-            <w:tcBorders/>
             <w:vAlign w:val="center"/>
           </w:tcPr>
           <w:p>
             <w:pPr>
-              <w:pStyle w:val="Style17"/>
-              <w:rPr/>
+              <w:pStyle w:val="ae"/>
             </w:pPr>
             <w:r>
-              <w:rPr/>
               <w:t>Elite</w:t>
             </w:r>
           </w:p>
@@ -2421,33 +2992,32 @@
         <w:tc>
           <w:tcPr>
             <w:tcW w:w="1268" w:type="dxa"/>
-            <w:tcBorders/>
             <w:vAlign w:val="center"/>
           </w:tcPr>
           <w:p>
             <w:pPr>
-              <w:pStyle w:val="Style17"/>
-              <w:rPr/>
+              <w:pStyle w:val="ae"/>
             </w:pPr>
-            <w:r>
-              <w:rPr/>
-              <w:t>&lt; 1 дня</w:t>
+            <w:proofErr w:type="gramStart"/>
+            <w:r>
+              <w:t>&lt; 1</w:t>
+            </w:r>
+            <w:proofErr w:type="gramEnd"/>
+            <w:r>
+              <w:t xml:space="preserve"> дня</w:t>
             </w:r>
           </w:p>
         </w:tc>
         <w:tc>
           <w:tcPr>
             <w:tcW w:w="2079" w:type="dxa"/>
-            <w:tcBorders/>
             <w:vAlign w:val="center"/>
           </w:tcPr>
           <w:p>
             <w:pPr>
-              <w:pStyle w:val="Style17"/>
-              <w:rPr/>
+              <w:pStyle w:val="ae"/>
             </w:pPr>
             <w:r>
-              <w:rPr/>
               <w:t>по запросу, несколько раз в день</w:t>
             </w:r>
           </w:p>
@@ -2455,16 +3025,13 @@
         <w:tc>
           <w:tcPr>
             <w:tcW w:w="1576" w:type="dxa"/>
-            <w:tcBorders/>
             <w:vAlign w:val="center"/>
           </w:tcPr>
           <w:p>
             <w:pPr>
-              <w:pStyle w:val="Style17"/>
-              <w:rPr/>
+              <w:pStyle w:val="ae"/>
             </w:pPr>
             <w:r>
-              <w:rPr/>
               <w:t>5%</w:t>
             </w:r>
           </w:p>
@@ -2472,53 +3039,48 @@
         <w:tc>
           <w:tcPr>
             <w:tcW w:w="1962" w:type="dxa"/>
-            <w:tcBorders/>
             <w:vAlign w:val="center"/>
           </w:tcPr>
           <w:p>
             <w:pPr>
-              <w:pStyle w:val="Style17"/>
-              <w:rPr/>
+              <w:pStyle w:val="ae"/>
             </w:pPr>
-            <w:r>
-              <w:rPr/>
-              <w:t>&lt; 1 часа</w:t>
+            <w:proofErr w:type="gramStart"/>
+            <w:r>
+              <w:t>&lt; 1</w:t>
+            </w:r>
+            <w:proofErr w:type="gramEnd"/>
+            <w:r>
+              <w:t xml:space="preserve"> часа</w:t>
             </w:r>
           </w:p>
         </w:tc>
         <w:tc>
           <w:tcPr>
             <w:tcW w:w="1727" w:type="dxa"/>
-            <w:tcBorders/>
             <w:vAlign w:val="center"/>
           </w:tcPr>
           <w:p>
             <w:pPr>
-              <w:pStyle w:val="Style17"/>
-              <w:rPr/>
+              <w:pStyle w:val="ae"/>
             </w:pPr>
             <w:r>
-              <w:rPr/>
               <w:t>19%</w:t>
             </w:r>
           </w:p>
         </w:tc>
       </w:tr>
       <w:tr>
-        <w:trPr/>
         <w:tc>
           <w:tcPr>
             <w:tcW w:w="1026" w:type="dxa"/>
-            <w:tcBorders/>
             <w:vAlign w:val="center"/>
           </w:tcPr>
           <w:p>
             <w:pPr>
-              <w:pStyle w:val="Style17"/>
-              <w:rPr/>
+              <w:pStyle w:val="ae"/>
             </w:pPr>
             <w:r>
-              <w:rPr/>
               <w:t>High</w:t>
             </w:r>
           </w:p>
@@ -2526,16 +3088,13 @@
         <w:tc>
           <w:tcPr>
             <w:tcW w:w="1268" w:type="dxa"/>
-            <w:tcBorders/>
             <w:vAlign w:val="center"/>
           </w:tcPr>
           <w:p>
             <w:pPr>
-              <w:pStyle w:val="Style17"/>
-              <w:rPr/>
+              <w:pStyle w:val="ae"/>
             </w:pPr>
             <w:r>
-              <w:rPr/>
               <w:t>1 день – 1 неделя</w:t>
             </w:r>
           </w:p>
@@ -2543,16 +3102,13 @@
         <w:tc>
           <w:tcPr>
             <w:tcW w:w="2079" w:type="dxa"/>
-            <w:tcBorders/>
             <w:vAlign w:val="center"/>
           </w:tcPr>
           <w:p>
             <w:pPr>
-              <w:pStyle w:val="Style17"/>
-              <w:rPr/>
+              <w:pStyle w:val="ae"/>
             </w:pPr>
             <w:r>
-              <w:rPr/>
               <w:t>от раза в день до раза в неделю</w:t>
             </w:r>
           </w:p>
@@ -2560,16 +3116,13 @@
         <w:tc>
           <w:tcPr>
             <w:tcW w:w="1576" w:type="dxa"/>
-            <w:tcBorders/>
             <w:vAlign w:val="center"/>
           </w:tcPr>
           <w:p>
             <w:pPr>
-              <w:pStyle w:val="Style17"/>
-              <w:rPr/>
+              <w:pStyle w:val="ae"/>
             </w:pPr>
             <w:r>
-              <w:rPr/>
               <w:t>20%</w:t>
             </w:r>
           </w:p>
@@ -2577,70 +3130,64 @@
         <w:tc>
           <w:tcPr>
             <w:tcW w:w="1962" w:type="dxa"/>
-            <w:tcBorders/>
             <w:vAlign w:val="center"/>
           </w:tcPr>
           <w:p>
             <w:pPr>
-              <w:pStyle w:val="Style17"/>
-              <w:rPr/>
+              <w:pStyle w:val="ae"/>
             </w:pPr>
-            <w:r>
-              <w:rPr/>
-              <w:t>&lt; 1 дня</w:t>
+            <w:proofErr w:type="gramStart"/>
+            <w:r>
+              <w:t>&lt; 1</w:t>
+            </w:r>
+            <w:proofErr w:type="gramEnd"/>
+            <w:r>
+              <w:t xml:space="preserve"> дня</w:t>
             </w:r>
           </w:p>
         </w:tc>
         <w:tc>
           <w:tcPr>
             <w:tcW w:w="1727" w:type="dxa"/>
-            <w:tcBorders/>
             <w:vAlign w:val="center"/>
           </w:tcPr>
           <w:p>
             <w:pPr>
-              <w:pStyle w:val="Style17"/>
-              <w:rPr/>
+              <w:pStyle w:val="ae"/>
             </w:pPr>
             <w:r>
-              <w:rPr/>
               <w:t>22%</w:t>
             </w:r>
           </w:p>
         </w:tc>
       </w:tr>
       <w:tr>
-        <w:trPr/>
         <w:tc>
           <w:tcPr>
             <w:tcW w:w="1026" w:type="dxa"/>
-            <w:tcBorders/>
             <w:vAlign w:val="center"/>
           </w:tcPr>
           <w:p>
             <w:pPr>
-              <w:pStyle w:val="Style17"/>
-              <w:rPr/>
+              <w:pStyle w:val="ae"/>
             </w:pPr>
-            <w:r>
-              <w:rPr/>
+            <w:proofErr w:type="spellStart"/>
+            <w:r>
               <w:t>Medium</w:t>
             </w:r>
+            <w:proofErr w:type="spellEnd"/>
           </w:p>
         </w:tc>
         <w:tc>
           <w:tcPr>
             <w:tcW w:w="1268" w:type="dxa"/>
-            <w:tcBorders/>
             <w:vAlign w:val="center"/>
           </w:tcPr>
           <w:p>
             <w:pPr>
-              <w:pStyle w:val="Style17"/>
-              <w:rPr/>
+              <w:pStyle w:val="ae"/>
             </w:pPr>
             <w:r>
-              <w:rPr/>
               <w:t>1 неделя – 1 месяц</w:t>
             </w:r>
           </w:p>
@@ -2648,16 +3195,13 @@
         <w:tc>
           <w:tcPr>
             <w:tcW w:w="2079" w:type="dxa"/>
-            <w:tcBorders/>
             <w:vAlign w:val="center"/>
           </w:tcPr>
           <w:p>
             <w:pPr>
-              <w:pStyle w:val="Style17"/>
-              <w:rPr/>
+              <w:pStyle w:val="ae"/>
             </w:pPr>
             <w:r>
-              <w:rPr/>
               <w:t>от раза в неделю до раза в месяц</w:t>
             </w:r>
           </w:p>
@@ -2665,16 +3209,13 @@
         <w:tc>
           <w:tcPr>
             <w:tcW w:w="1576" w:type="dxa"/>
-            <w:tcBorders/>
             <w:vAlign w:val="center"/>
           </w:tcPr>
           <w:p>
             <w:pPr>
-              <w:pStyle w:val="Style17"/>
-              <w:rPr/>
+              <w:pStyle w:val="ae"/>
             </w:pPr>
             <w:r>
-              <w:rPr/>
               <w:t>10%</w:t>
             </w:r>
           </w:p>
@@ -2682,70 +3223,64 @@
         <w:tc>
           <w:tcPr>
             <w:tcW w:w="1962" w:type="dxa"/>
-            <w:tcBorders/>
             <w:vAlign w:val="center"/>
           </w:tcPr>
           <w:p>
             <w:pPr>
-              <w:pStyle w:val="Style17"/>
-              <w:rPr/>
+              <w:pStyle w:val="ae"/>
             </w:pPr>
-            <w:r>
-              <w:rPr/>
-              <w:t>&lt; 1 дня</w:t>
+            <w:proofErr w:type="gramStart"/>
+            <w:r>
+              <w:t>&lt; 1</w:t>
+            </w:r>
+            <w:proofErr w:type="gramEnd"/>
+            <w:r>
+              <w:t xml:space="preserve"> дня</w:t>
             </w:r>
           </w:p>
         </w:tc>
         <w:tc>
           <w:tcPr>
             <w:tcW w:w="1727" w:type="dxa"/>
-            <w:tcBorders/>
             <w:vAlign w:val="center"/>
           </w:tcPr>
           <w:p>
             <w:pPr>
-              <w:pStyle w:val="Style17"/>
-              <w:rPr/>
+              <w:pStyle w:val="ae"/>
             </w:pPr>
             <w:r>
-              <w:rPr/>
               <w:t>35%</w:t>
             </w:r>
           </w:p>
         </w:tc>
       </w:tr>
       <w:tr>
-        <w:trPr/>
         <w:tc>
           <w:tcPr>
             <w:tcW w:w="1026" w:type="dxa"/>
-            <w:tcBorders/>
             <w:vAlign w:val="center"/>
           </w:tcPr>
           <w:p>
             <w:pPr>
-              <w:pStyle w:val="Style17"/>
-              <w:rPr/>
+              <w:pStyle w:val="ae"/>
             </w:pPr>
-            <w:r>
-              <w:rPr/>
+            <w:proofErr w:type="spellStart"/>
+            <w:r>
               <w:t>Low</w:t>
             </w:r>
+            <w:proofErr w:type="spellEnd"/>
           </w:p>
         </w:tc>
         <w:tc>
           <w:tcPr>
             <w:tcW w:w="1268" w:type="dxa"/>
-            <w:tcBorders/>
             <w:vAlign w:val="center"/>
           </w:tcPr>
           <w:p>
             <w:pPr>
-              <w:pStyle w:val="Style17"/>
-              <w:rPr/>
+              <w:pStyle w:val="ae"/>
             </w:pPr>
             <w:r>
-              <w:rPr/>
               <w:t>1–6 месяцев</w:t>
             </w:r>
           </w:p>
@@ -2753,16 +3288,13 @@
         <w:tc>
           <w:tcPr>
             <w:tcW w:w="2079" w:type="dxa"/>
-            <w:tcBorders/>
             <w:vAlign w:val="center"/>
           </w:tcPr>
           <w:p>
             <w:pPr>
-              <w:pStyle w:val="Style17"/>
-              <w:rPr/>
+              <w:pStyle w:val="ae"/>
             </w:pPr>
             <w:r>
-              <w:rPr/>
               <w:t>от раза в месяц до раза в полгода</w:t>
             </w:r>
           </w:p>
@@ -2770,16 +3302,13 @@
         <w:tc>
           <w:tcPr>
             <w:tcW w:w="1576" w:type="dxa"/>
-            <w:tcBorders/>
             <w:vAlign w:val="center"/>
           </w:tcPr>
           <w:p>
             <w:pPr>
-              <w:pStyle w:val="Style17"/>
-              <w:rPr/>
+              <w:pStyle w:val="ae"/>
             </w:pPr>
             <w:r>
-              <w:rPr/>
               <w:t>40%</w:t>
             </w:r>
           </w:p>
@@ -2787,16 +3316,13 @@
         <w:tc>
           <w:tcPr>
             <w:tcW w:w="1962" w:type="dxa"/>
-            <w:tcBorders/>
             <w:vAlign w:val="center"/>
           </w:tcPr>
           <w:p>
             <w:pPr>
-              <w:pStyle w:val="Style17"/>
-              <w:rPr/>
+              <w:pStyle w:val="ae"/>
             </w:pPr>
             <w:r>
-              <w:rPr/>
               <w:t>1 неделя – 1 месяц</w:t>
             </w:r>
           </w:p>
@@ -2804,16 +3330,13 @@
         <w:tc>
           <w:tcPr>
             <w:tcW w:w="1727" w:type="dxa"/>
-            <w:tcBorders/>
             <w:vAlign w:val="center"/>
           </w:tcPr>
           <w:p>
             <w:pPr>
-              <w:pStyle w:val="Style17"/>
-              <w:rPr/>
+              <w:pStyle w:val="ae"/>
             </w:pPr>
             <w:r>
-              <w:rPr/>
               <w:t>25%</w:t>
             </w:r>
           </w:p>
@@ -2822,35 +3345,29 @@
     </w:tbl>
     <w:p>
       <w:pPr>
-        <w:pStyle w:val="BodyText"/>
-        <w:spacing w:before="0" w:after="120"/>
-        <w:jc w:val="both"/>
-        <w:rPr>
-          <w:rStyle w:val="Strong"/>
-          <w:rFonts w:ascii="Times New Roman" w:hAnsi="Times New Roman"/>
-          <w:sz w:val="28"/>
-        </w:rPr>
-      </w:pPr>
-      <w:r>
-        <w:rPr>
-          <w:rFonts w:ascii="Times New Roman" w:hAnsi="Times New Roman"/>
-          <w:sz w:val="28"/>
-        </w:rPr>
-      </w:r>
-    </w:p>
-    <w:p>
-      <w:pPr>
-        <w:pStyle w:val="BodyText"/>
-        <w:spacing w:before="0" w:after="120"/>
-        <w:jc w:val="both"/>
-        <w:rPr>
-          <w:rFonts w:ascii="Times New Roman" w:hAnsi="Times New Roman"/>
-          <w:sz w:val="28"/>
-        </w:rPr>
-      </w:pPr>
-      <w:r>
-        <w:rPr>
-          <w:rStyle w:val="Strong"/>
+        <w:pStyle w:val="a0"/>
+        <w:spacing w:after="120"/>
+        <w:jc w:val="both"/>
+        <w:rPr>
+          <w:rStyle w:val="a5"/>
+          <w:rFonts w:ascii="Times New Roman" w:hAnsi="Times New Roman"/>
+          <w:sz w:val="28"/>
+        </w:rPr>
+      </w:pPr>
+    </w:p>
+    <w:p>
+      <w:pPr>
+        <w:pStyle w:val="a0"/>
+        <w:spacing w:after="120"/>
+        <w:jc w:val="both"/>
+        <w:rPr>
+          <w:rFonts w:ascii="Times New Roman" w:hAnsi="Times New Roman"/>
+          <w:sz w:val="28"/>
+        </w:rPr>
+      </w:pPr>
+      <w:r>
+        <w:rPr>
+          <w:rStyle w:val="a5"/>
           <w:rFonts w:ascii="Times New Roman" w:hAnsi="Times New Roman"/>
           <w:sz w:val="28"/>
         </w:rPr>
@@ -2859,26 +3376,25 @@
     </w:p>
     <w:p>
       <w:pPr>
-        <w:pStyle w:val="BodyText"/>
+        <w:pStyle w:val="a0"/>
         <w:numPr>
           <w:ilvl w:val="0"/>
           <w:numId w:val="4"/>
         </w:numPr>
         <w:tabs>
           <w:tab w:val="clear" w:pos="709"/>
-          <w:tab w:val="left" w:pos="0" w:leader="none"/>
-        </w:tabs>
-        <w:spacing w:before="0" w:after="0"/>
-        <w:ind w:hanging="283" w:start="709"/>
-        <w:jc w:val="both"/>
-        <w:rPr>
-          <w:rFonts w:ascii="Times New Roman" w:hAnsi="Times New Roman"/>
-          <w:sz w:val="28"/>
-        </w:rPr>
-      </w:pPr>
-      <w:r>
-        <w:rPr>
-          <w:rStyle w:val="Strong"/>
+          <w:tab w:val="left" w:pos="0"/>
+        </w:tabs>
+        <w:spacing w:after="0"/>
+        <w:jc w:val="both"/>
+        <w:rPr>
+          <w:rFonts w:ascii="Times New Roman" w:hAnsi="Times New Roman"/>
+          <w:sz w:val="28"/>
+        </w:rPr>
+      </w:pPr>
+      <w:r>
+        <w:rPr>
+          <w:rStyle w:val="a5"/>
           <w:rFonts w:ascii="Times New Roman" w:hAnsi="Times New Roman"/>
           <w:sz w:val="28"/>
         </w:rPr>
@@ -2894,26 +3410,25 @@
     </w:p>
     <w:p>
       <w:pPr>
-        <w:pStyle w:val="BodyText"/>
+        <w:pStyle w:val="a0"/>
         <w:numPr>
           <w:ilvl w:val="0"/>
           <w:numId w:val="4"/>
         </w:numPr>
         <w:tabs>
           <w:tab w:val="clear" w:pos="709"/>
-          <w:tab w:val="left" w:pos="0" w:leader="none"/>
-        </w:tabs>
-        <w:spacing w:before="0" w:after="0"/>
-        <w:ind w:hanging="283" w:start="709"/>
-        <w:jc w:val="both"/>
-        <w:rPr>
-          <w:rFonts w:ascii="Times New Roman" w:hAnsi="Times New Roman"/>
-          <w:sz w:val="28"/>
-        </w:rPr>
-      </w:pPr>
-      <w:r>
-        <w:rPr>
-          <w:rStyle w:val="Strong"/>
+          <w:tab w:val="left" w:pos="0"/>
+        </w:tabs>
+        <w:spacing w:after="0"/>
+        <w:jc w:val="both"/>
+        <w:rPr>
+          <w:rFonts w:ascii="Times New Roman" w:hAnsi="Times New Roman"/>
+          <w:sz w:val="28"/>
+        </w:rPr>
+      </w:pPr>
+      <w:r>
+        <w:rPr>
+          <w:rStyle w:val="a5"/>
           <w:rFonts w:ascii="Times New Roman" w:hAnsi="Times New Roman"/>
           <w:sz w:val="28"/>
         </w:rPr>
@@ -2924,31 +3439,46 @@
           <w:rFonts w:ascii="Times New Roman" w:hAnsi="Times New Roman"/>
           <w:sz w:val="28"/>
         </w:rPr>
-        <w:t xml:space="preserve"> В 2024 году у кластера Medium доля неудачных изменений была ниже, чем у High. Авторы сами решили назвать «высоким» более быстрый кластер. </w:t>
-      </w:r>
-    </w:p>
-    <w:p>
-      <w:pPr>
-        <w:pStyle w:val="BodyText"/>
+        <w:t xml:space="preserve"> В 2024 году у кластера </w:t>
+      </w:r>
+      <w:proofErr w:type="spellStart"/>
+      <w:r>
+        <w:rPr>
+          <w:rFonts w:ascii="Times New Roman" w:hAnsi="Times New Roman"/>
+          <w:sz w:val="28"/>
+        </w:rPr>
+        <w:t>Medium</w:t>
+      </w:r>
+      <w:proofErr w:type="spellEnd"/>
+      <w:r>
+        <w:rPr>
+          <w:rFonts w:ascii="Times New Roman" w:hAnsi="Times New Roman"/>
+          <w:sz w:val="28"/>
+        </w:rPr>
+        <w:t xml:space="preserve"> доля неудачных изменений была ниже, чем у High. Авторы сами решили назвать «высоким» более быстрый кластер. </w:t>
+      </w:r>
+    </w:p>
+    <w:p>
+      <w:pPr>
+        <w:pStyle w:val="a0"/>
         <w:numPr>
           <w:ilvl w:val="0"/>
           <w:numId w:val="4"/>
         </w:numPr>
         <w:tabs>
           <w:tab w:val="clear" w:pos="709"/>
-          <w:tab w:val="left" w:pos="0" w:leader="none"/>
-        </w:tabs>
-        <w:spacing w:before="0" w:after="0"/>
-        <w:ind w:hanging="283" w:start="709"/>
-        <w:jc w:val="both"/>
-        <w:rPr>
-          <w:rFonts w:ascii="Times New Roman" w:hAnsi="Times New Roman"/>
-          <w:sz w:val="28"/>
-        </w:rPr>
-      </w:pPr>
-      <w:r>
-        <w:rPr>
-          <w:rStyle w:val="Strong"/>
+          <w:tab w:val="left" w:pos="0"/>
+        </w:tabs>
+        <w:spacing w:after="0"/>
+        <w:jc w:val="both"/>
+        <w:rPr>
+          <w:rFonts w:ascii="Times New Roman" w:hAnsi="Times New Roman"/>
+          <w:sz w:val="28"/>
+        </w:rPr>
+      </w:pPr>
+      <w:r>
+        <w:rPr>
+          <w:rStyle w:val="a5"/>
           <w:rFonts w:ascii="Times New Roman" w:hAnsi="Times New Roman"/>
           <w:sz w:val="28"/>
         </w:rPr>
@@ -2964,26 +3494,25 @@
     </w:p>
     <w:p>
       <w:pPr>
-        <w:pStyle w:val="BodyText"/>
+        <w:pStyle w:val="a0"/>
         <w:numPr>
           <w:ilvl w:val="0"/>
           <w:numId w:val="4"/>
         </w:numPr>
         <w:tabs>
           <w:tab w:val="clear" w:pos="709"/>
-          <w:tab w:val="left" w:pos="0" w:leader="none"/>
-        </w:tabs>
-        <w:spacing w:before="0" w:after="0"/>
-        <w:ind w:hanging="283" w:start="709"/>
-        <w:jc w:val="both"/>
-        <w:rPr>
-          <w:rFonts w:ascii="Times New Roman" w:hAnsi="Times New Roman"/>
-          <w:sz w:val="28"/>
-        </w:rPr>
-      </w:pPr>
-      <w:r>
-        <w:rPr>
-          <w:rStyle w:val="Strong"/>
+          <w:tab w:val="left" w:pos="0"/>
+        </w:tabs>
+        <w:spacing w:after="0"/>
+        <w:jc w:val="both"/>
+        <w:rPr>
+          <w:rFonts w:ascii="Times New Roman" w:hAnsi="Times New Roman"/>
+          <w:sz w:val="28"/>
+        </w:rPr>
+      </w:pPr>
+      <w:r>
+        <w:rPr>
+          <w:rStyle w:val="a5"/>
           <w:rFonts w:ascii="Times New Roman" w:hAnsi="Times New Roman"/>
           <w:sz w:val="28"/>
         </w:rPr>
@@ -2999,25 +3528,24 @@
     </w:p>
     <w:p>
       <w:pPr>
-        <w:pStyle w:val="BodyText"/>
+        <w:pStyle w:val="a0"/>
         <w:numPr>
           <w:ilvl w:val="0"/>
           <w:numId w:val="4"/>
         </w:numPr>
         <w:tabs>
           <w:tab w:val="clear" w:pos="709"/>
-          <w:tab w:val="left" w:pos="0" w:leader="none"/>
-        </w:tabs>
-        <w:ind w:hanging="283" w:start="709"/>
-        <w:jc w:val="both"/>
-        <w:rPr>
-          <w:rFonts w:ascii="Times New Roman" w:hAnsi="Times New Roman"/>
-          <w:sz w:val="28"/>
-        </w:rPr>
-      </w:pPr>
-      <w:r>
-        <w:rPr>
-          <w:rStyle w:val="Strong"/>
+          <w:tab w:val="left" w:pos="0"/>
+        </w:tabs>
+        <w:jc w:val="both"/>
+        <w:rPr>
+          <w:rFonts w:ascii="Times New Roman" w:hAnsi="Times New Roman"/>
+          <w:sz w:val="28"/>
+        </w:rPr>
+      </w:pPr>
+      <w:r>
+        <w:rPr>
+          <w:rStyle w:val="a5"/>
           <w:rFonts w:ascii="Times New Roman" w:hAnsi="Times New Roman"/>
           <w:sz w:val="28"/>
         </w:rPr>
@@ -3033,19 +3561,19 @@
     </w:p>
     <w:p>
       <w:pPr>
-        <w:pStyle w:val="Heading3"/>
-        <w:spacing w:before="0" w:after="120"/>
-        <w:jc w:val="both"/>
-        <w:rPr>
-          <w:rFonts w:ascii="Times New Roman" w:hAnsi="Times New Roman"/>
-          <w:b w:val="false"/>
+        <w:pStyle w:val="3"/>
+        <w:spacing w:before="0"/>
+        <w:jc w:val="both"/>
+        <w:rPr>
+          <w:rFonts w:ascii="Times New Roman" w:hAnsi="Times New Roman"/>
+          <w:b w:val="0"/>
           <w:szCs w:val="24"/>
         </w:rPr>
       </w:pPr>
       <w:r>
         <w:rPr>
           <w:rFonts w:ascii="Times New Roman" w:hAnsi="Times New Roman"/>
-          <w:b w:val="false"/>
+          <w:b w:val="0"/>
           <w:szCs w:val="24"/>
         </w:rPr>
         <w:t>Как применять и чего избегать</w:t>
@@ -3053,8 +3581,8 @@
     </w:p>
     <w:p>
       <w:pPr>
-        <w:pStyle w:val="BodyText"/>
-        <w:spacing w:before="0" w:after="120"/>
+        <w:pStyle w:val="a0"/>
+        <w:spacing w:after="120"/>
         <w:jc w:val="both"/>
         <w:rPr>
           <w:rFonts w:ascii="Times New Roman" w:hAnsi="Times New Roman"/>
@@ -3071,26 +3599,25 @@
     </w:p>
     <w:p>
       <w:pPr>
-        <w:pStyle w:val="BodyText"/>
+        <w:pStyle w:val="a0"/>
         <w:numPr>
           <w:ilvl w:val="0"/>
           <w:numId w:val="5"/>
         </w:numPr>
         <w:tabs>
           <w:tab w:val="clear" w:pos="709"/>
-          <w:tab w:val="left" w:pos="0" w:leader="none"/>
-        </w:tabs>
-        <w:spacing w:before="0" w:after="0"/>
-        <w:ind w:hanging="283" w:start="709"/>
-        <w:jc w:val="both"/>
-        <w:rPr>
-          <w:rFonts w:ascii="Times New Roman" w:hAnsi="Times New Roman"/>
-          <w:sz w:val="28"/>
-        </w:rPr>
-      </w:pPr>
-      <w:r>
-        <w:rPr>
-          <w:rStyle w:val="Strong"/>
+          <w:tab w:val="left" w:pos="0"/>
+        </w:tabs>
+        <w:spacing w:after="0"/>
+        <w:jc w:val="both"/>
+        <w:rPr>
+          <w:rFonts w:ascii="Times New Roman" w:hAnsi="Times New Roman"/>
+          <w:sz w:val="28"/>
+        </w:rPr>
+      </w:pPr>
+      <w:r>
+        <w:rPr>
+          <w:rStyle w:val="a5"/>
           <w:rFonts w:ascii="Times New Roman" w:hAnsi="Times New Roman"/>
           <w:sz w:val="28"/>
         </w:rPr>
@@ -3106,44 +3633,85 @@
     </w:p>
     <w:p>
       <w:pPr>
-        <w:pStyle w:val="BodyText"/>
+        <w:pStyle w:val="a0"/>
         <w:numPr>
           <w:ilvl w:val="0"/>
           <w:numId w:val="5"/>
         </w:numPr>
         <w:tabs>
           <w:tab w:val="clear" w:pos="709"/>
-          <w:tab w:val="left" w:pos="0" w:leader="none"/>
-        </w:tabs>
-        <w:spacing w:before="0" w:after="0"/>
-        <w:ind w:hanging="283" w:start="709"/>
-        <w:jc w:val="both"/>
-        <w:rPr>
-          <w:rFonts w:ascii="Times New Roman" w:hAnsi="Times New Roman"/>
-          <w:sz w:val="28"/>
-        </w:rPr>
-      </w:pPr>
-      <w:r>
-        <w:rPr>
-          <w:rStyle w:val="Strong"/>
-          <w:rFonts w:ascii="Times New Roman" w:hAnsi="Times New Roman"/>
-          <w:sz w:val="28"/>
-        </w:rPr>
-        <w:t>Не превращать метрики в цель (закон Гудхарта</w:t>
-      </w:r>
-      <w:r>
-        <w:rPr>
-          <w:rStyle w:val="Strong"/>
-          <w:rFonts w:ascii="Times New Roman" w:hAnsi="Times New Roman"/>
-          <w:b w:val="false"/>
-          <w:bCs w:val="false"/>
-          <w:sz w:val="28"/>
-        </w:rPr>
-        <w:t xml:space="preserve"> — это эмпирический принцип, который гласит: любая статистическая закономерность или измеримый показатель разрушается, как только его начинают использовать в качестве цели управления или предмета оптимизации</w:t>
-      </w:r>
-      <w:r>
-        <w:rPr>
-          <w:rStyle w:val="Strong"/>
+          <w:tab w:val="left" w:pos="0"/>
+        </w:tabs>
+        <w:spacing w:after="0"/>
+        <w:jc w:val="both"/>
+        <w:rPr>
+          <w:rFonts w:ascii="Times New Roman" w:hAnsi="Times New Roman"/>
+          <w:sz w:val="28"/>
+        </w:rPr>
+      </w:pPr>
+      <w:r>
+        <w:rPr>
+          <w:rStyle w:val="a5"/>
+          <w:rFonts w:ascii="Times New Roman" w:hAnsi="Times New Roman"/>
+          <w:sz w:val="28"/>
+        </w:rPr>
+        <w:t xml:space="preserve">Не превращать метрики в цель (закон </w:t>
+      </w:r>
+      <w:proofErr w:type="spellStart"/>
+      <w:r>
+        <w:rPr>
+          <w:rStyle w:val="a5"/>
+          <w:rFonts w:ascii="Times New Roman" w:hAnsi="Times New Roman"/>
+          <w:sz w:val="28"/>
+        </w:rPr>
+        <w:t>Гудхарта</w:t>
+      </w:r>
+      <w:proofErr w:type="spellEnd"/>
+      <w:r>
+        <w:rPr>
+          <w:rStyle w:val="a5"/>
+          <w:rFonts w:ascii="Times New Roman" w:hAnsi="Times New Roman"/>
+          <w:b w:val="0"/>
+          <w:bCs w:val="0"/>
+          <w:sz w:val="28"/>
+        </w:rPr>
+        <w:t xml:space="preserve"> </w:t>
+      </w:r>
+      <w:proofErr w:type="gramStart"/>
+      <w:r>
+        <w:rPr>
+          <w:rStyle w:val="a5"/>
+          <w:rFonts w:ascii="Times New Roman" w:hAnsi="Times New Roman"/>
+          <w:b w:val="0"/>
+          <w:bCs w:val="0"/>
+          <w:sz w:val="28"/>
+        </w:rPr>
+        <w:t>-</w:t>
+      </w:r>
+      <w:r>
+        <w:rPr>
+          <w:rStyle w:val="a5"/>
+          <w:rFonts w:ascii="Times New Roman" w:hAnsi="Times New Roman"/>
+          <w:b w:val="0"/>
+          <w:bCs w:val="0"/>
+          <w:sz w:val="28"/>
+        </w:rPr>
+        <w:t xml:space="preserve"> это</w:t>
+      </w:r>
+      <w:proofErr w:type="gramEnd"/>
+      <w:r>
+        <w:rPr>
+          <w:rStyle w:val="a5"/>
+          <w:rFonts w:ascii="Times New Roman" w:hAnsi="Times New Roman"/>
+          <w:b w:val="0"/>
+          <w:bCs w:val="0"/>
+          <w:sz w:val="28"/>
+        </w:rPr>
+        <w:t xml:space="preserve"> эмпирический принцип, который гласит: любая статистическая закономерность или измеримый показатель разрушается, как только его начинают использовать в качестве цели управления или предмета оптимизации</w:t>
+      </w:r>
+      <w:r>
+        <w:rPr>
+          <w:rStyle w:val="a5"/>
           <w:rFonts w:ascii="Times New Roman" w:hAnsi="Times New Roman"/>
           <w:sz w:val="28"/>
         </w:rPr>
@@ -3154,31 +3722,38 @@
           <w:rFonts w:ascii="Times New Roman" w:hAnsi="Times New Roman"/>
           <w:sz w:val="28"/>
         </w:rPr>
-        <w:t xml:space="preserve"> Требование вида «к концу года все деплоят несколько раз в день» подталкивает команды подгонять цифры. </w:t>
-      </w:r>
-    </w:p>
-    <w:p>
-      <w:pPr>
-        <w:pStyle w:val="BodyText"/>
+        <w:t xml:space="preserve"> Требование вида </w:t>
+      </w:r>
+      <w:r>
+        <w:rPr>
+          <w:rFonts w:ascii="Times New Roman" w:hAnsi="Times New Roman"/>
+          <w:sz w:val="28"/>
+        </w:rPr>
+        <w:lastRenderedPageBreak/>
+        <w:t xml:space="preserve">«к концу года все деплоят несколько раз в день» подталкивает команды подгонять цифры. </w:t>
+      </w:r>
+    </w:p>
+    <w:p>
+      <w:pPr>
+        <w:pStyle w:val="a0"/>
         <w:numPr>
           <w:ilvl w:val="0"/>
           <w:numId w:val="5"/>
         </w:numPr>
         <w:tabs>
           <w:tab w:val="clear" w:pos="709"/>
-          <w:tab w:val="left" w:pos="0" w:leader="none"/>
-        </w:tabs>
-        <w:spacing w:before="0" w:after="0"/>
-        <w:ind w:hanging="283" w:start="709"/>
-        <w:jc w:val="both"/>
-        <w:rPr>
-          <w:rFonts w:ascii="Times New Roman" w:hAnsi="Times New Roman"/>
-          <w:sz w:val="28"/>
-        </w:rPr>
-      </w:pPr>
-      <w:r>
-        <w:rPr>
-          <w:rStyle w:val="Strong"/>
+          <w:tab w:val="left" w:pos="0"/>
+        </w:tabs>
+        <w:spacing w:after="0"/>
+        <w:jc w:val="both"/>
+        <w:rPr>
+          <w:rFonts w:ascii="Times New Roman" w:hAnsi="Times New Roman"/>
+          <w:sz w:val="28"/>
+        </w:rPr>
+      </w:pPr>
+      <w:r>
+        <w:rPr>
+          <w:rStyle w:val="a5"/>
           <w:rFonts w:ascii="Times New Roman" w:hAnsi="Times New Roman"/>
           <w:sz w:val="28"/>
         </w:rPr>
@@ -3194,26 +3769,25 @@
     </w:p>
     <w:p>
       <w:pPr>
-        <w:pStyle w:val="BodyText"/>
+        <w:pStyle w:val="a0"/>
         <w:numPr>
           <w:ilvl w:val="0"/>
           <w:numId w:val="5"/>
         </w:numPr>
         <w:tabs>
           <w:tab w:val="clear" w:pos="709"/>
-          <w:tab w:val="left" w:pos="0" w:leader="none"/>
-        </w:tabs>
-        <w:spacing w:before="0" w:after="0"/>
-        <w:ind w:hanging="283" w:start="709"/>
-        <w:jc w:val="both"/>
-        <w:rPr>
-          <w:rFonts w:ascii="Times New Roman" w:hAnsi="Times New Roman"/>
-          <w:sz w:val="28"/>
-        </w:rPr>
-      </w:pPr>
-      <w:r>
-        <w:rPr>
-          <w:rStyle w:val="Strong"/>
+          <w:tab w:val="left" w:pos="0"/>
+        </w:tabs>
+        <w:spacing w:after="0"/>
+        <w:jc w:val="both"/>
+        <w:rPr>
+          <w:rFonts w:ascii="Times New Roman" w:hAnsi="Times New Roman"/>
+          <w:sz w:val="28"/>
+        </w:rPr>
+      </w:pPr>
+      <w:r>
+        <w:rPr>
+          <w:rStyle w:val="a5"/>
           <w:rFonts w:ascii="Times New Roman" w:hAnsi="Times New Roman"/>
           <w:sz w:val="28"/>
         </w:rPr>
@@ -3229,25 +3803,24 @@
     </w:p>
     <w:p>
       <w:pPr>
-        <w:pStyle w:val="BodyText"/>
+        <w:pStyle w:val="a0"/>
         <w:numPr>
           <w:ilvl w:val="0"/>
           <w:numId w:val="5"/>
         </w:numPr>
         <w:tabs>
           <w:tab w:val="clear" w:pos="709"/>
-          <w:tab w:val="left" w:pos="0" w:leader="none"/>
-        </w:tabs>
-        <w:ind w:hanging="283" w:start="709"/>
-        <w:jc w:val="both"/>
-        <w:rPr>
-          <w:rFonts w:ascii="Times New Roman" w:hAnsi="Times New Roman"/>
-          <w:sz w:val="28"/>
-        </w:rPr>
-      </w:pPr>
-      <w:r>
-        <w:rPr>
-          <w:rStyle w:val="Strong"/>
+          <w:tab w:val="left" w:pos="0"/>
+        </w:tabs>
+        <w:jc w:val="both"/>
+        <w:rPr>
+          <w:rFonts w:ascii="Times New Roman" w:hAnsi="Times New Roman"/>
+          <w:sz w:val="28"/>
+        </w:rPr>
+      </w:pPr>
+      <w:r>
+        <w:rPr>
+          <w:rStyle w:val="a5"/>
           <w:rFonts w:ascii="Times New Roman" w:hAnsi="Times New Roman"/>
           <w:sz w:val="28"/>
         </w:rPr>
@@ -3263,19 +3836,19 @@
     </w:p>
     <w:p>
       <w:pPr>
-        <w:pStyle w:val="Heading3"/>
-        <w:spacing w:before="0" w:after="120"/>
-        <w:jc w:val="both"/>
-        <w:rPr>
-          <w:rFonts w:ascii="Times New Roman" w:hAnsi="Times New Roman"/>
-          <w:b w:val="false"/>
+        <w:pStyle w:val="3"/>
+        <w:spacing w:before="0"/>
+        <w:jc w:val="both"/>
+        <w:rPr>
+          <w:rFonts w:ascii="Times New Roman" w:hAnsi="Times New Roman"/>
+          <w:b w:val="0"/>
           <w:szCs w:val="24"/>
         </w:rPr>
       </w:pPr>
       <w:r>
         <w:rPr>
           <w:rFonts w:ascii="Times New Roman" w:hAnsi="Times New Roman"/>
-          <w:b w:val="false"/>
+          <w:b w:val="0"/>
           <w:szCs w:val="24"/>
         </w:rPr>
         <w:t>Ограничения</w:t>
@@ -3283,8 +3856,8 @@
     </w:p>
     <w:p>
       <w:pPr>
-        <w:pStyle w:val="BodyText"/>
-        <w:spacing w:before="0" w:after="120"/>
+        <w:pStyle w:val="a0"/>
+        <w:spacing w:after="120"/>
         <w:jc w:val="both"/>
         <w:rPr>
           <w:rFonts w:ascii="Times New Roman" w:hAnsi="Times New Roman"/>
@@ -3301,12 +3874,7 @@
     </w:p>
     <w:p>
       <w:pPr>
-        <w:pStyle w:val="Normal"/>
-        <w:bidi w:val="0"/>
-        <w:spacing w:before="0" w:after="120"/>
-        <w:ind w:hanging="0"/>
-        <w:jc w:val="start"/>
-        <w:rPr/>
+        <w:spacing w:after="120"/>
       </w:pPr>
       <w:r>
         <w:rPr>
@@ -3319,39 +3887,125 @@
     </w:p>
     <w:p>
       <w:pPr>
-        <w:pStyle w:val="Normal"/>
-        <w:bidi w:val="0"/>
-        <w:spacing w:before="0" w:after="120"/>
+        <w:spacing w:after="120"/>
         <w:ind w:firstLine="560"/>
         <w:jc w:val="both"/>
-        <w:rPr/>
-      </w:pPr>
-      <w:r>
-        <w:rPr>
-          <w:rFonts w:ascii="Times New Roman" w:hAnsi="Times New Roman"/>
-          <w:b w:val="false"/>
-          <w:sz w:val="28"/>
-        </w:rPr>
-        <w:t>Общепринятая модель качества программного продукта описана в стандарте ISO/IEC 25010. В России действует его версия ГОСТ Р ИСО/МЭК 25010-2015, введённая с 1 июня 2016 года. В 2023 году вышла новая редакция международного стандарта ISO/IEC 25010:2023: в ней девять характеристик, добавлена безопасность в смысле отсутствия вреда (safety), удобство использования переименовано в interaction capability, переносимость — в flexibility, а масштабируемость стала подхарактеристикой гибкости.</w:t>
-      </w:r>
-    </w:p>
-    <w:p>
-      <w:pPr>
-        <w:pStyle w:val="Normal"/>
-        <w:bidi w:val="0"/>
-        <w:spacing w:before="0" w:after="120"/>
+      </w:pPr>
+      <w:r>
+        <w:rPr>
+          <w:rFonts w:ascii="Times New Roman" w:hAnsi="Times New Roman"/>
+          <w:sz w:val="28"/>
+        </w:rPr>
+        <w:t>Общепринятая модель качества программного продукта описана в стандарте ISO/IEC 25010. В России действует его версия ГОСТ Р ИСО/МЭК 25010-2015, введённая с 1 июня 2016 года. В 2023 году вышла новая редакция международного стандарта ISO/IEC 25010:2023: в ней девять характеристик, добавлена безопасность в смысле отсутствия вреда (</w:t>
+      </w:r>
+      <w:proofErr w:type="spellStart"/>
+      <w:r>
+        <w:rPr>
+          <w:rFonts w:ascii="Times New Roman" w:hAnsi="Times New Roman"/>
+          <w:sz w:val="28"/>
+        </w:rPr>
+        <w:t>safety</w:t>
+      </w:r>
+      <w:proofErr w:type="spellEnd"/>
+      <w:r>
+        <w:rPr>
+          <w:rFonts w:ascii="Times New Roman" w:hAnsi="Times New Roman"/>
+          <w:sz w:val="28"/>
+        </w:rPr>
+        <w:t xml:space="preserve">), удобство использования переименовано в </w:t>
+      </w:r>
+      <w:proofErr w:type="spellStart"/>
+      <w:r>
+        <w:rPr>
+          <w:rFonts w:ascii="Times New Roman" w:hAnsi="Times New Roman"/>
+          <w:sz w:val="28"/>
+        </w:rPr>
+        <w:t>interaction</w:t>
+      </w:r>
+      <w:proofErr w:type="spellEnd"/>
+      <w:r>
+        <w:rPr>
+          <w:rFonts w:ascii="Times New Roman" w:hAnsi="Times New Roman"/>
+          <w:sz w:val="28"/>
+        </w:rPr>
+        <w:t xml:space="preserve"> </w:t>
+      </w:r>
+      <w:proofErr w:type="spellStart"/>
+      <w:r>
+        <w:rPr>
+          <w:rFonts w:ascii="Times New Roman" w:hAnsi="Times New Roman"/>
+          <w:sz w:val="28"/>
+        </w:rPr>
+        <w:t>capability</w:t>
+      </w:r>
+      <w:proofErr w:type="spellEnd"/>
+      <w:r>
+        <w:rPr>
+          <w:rFonts w:ascii="Times New Roman" w:hAnsi="Times New Roman"/>
+          <w:sz w:val="28"/>
+        </w:rPr>
+        <w:t xml:space="preserve">, переносимость </w:t>
+      </w:r>
+      <w:r>
+        <w:rPr>
+          <w:rFonts w:ascii="Times New Roman" w:hAnsi="Times New Roman"/>
+          <w:sz w:val="28"/>
+        </w:rPr>
+        <w:t>-</w:t>
+      </w:r>
+      <w:r>
+        <w:rPr>
+          <w:rFonts w:ascii="Times New Roman" w:hAnsi="Times New Roman"/>
+          <w:sz w:val="28"/>
+        </w:rPr>
+        <w:t xml:space="preserve"> в </w:t>
+      </w:r>
+      <w:proofErr w:type="spellStart"/>
+      <w:r>
+        <w:rPr>
+          <w:rFonts w:ascii="Times New Roman" w:hAnsi="Times New Roman"/>
+          <w:sz w:val="28"/>
+        </w:rPr>
+        <w:t>flexibility</w:t>
+      </w:r>
+      <w:proofErr w:type="spellEnd"/>
+      <w:r>
+        <w:rPr>
+          <w:rFonts w:ascii="Times New Roman" w:hAnsi="Times New Roman"/>
+          <w:sz w:val="28"/>
+        </w:rPr>
+        <w:t xml:space="preserve">, а масштабируемость стала </w:t>
+      </w:r>
+      <w:proofErr w:type="spellStart"/>
+      <w:r>
+        <w:rPr>
+          <w:rFonts w:ascii="Times New Roman" w:hAnsi="Times New Roman"/>
+          <w:sz w:val="28"/>
+        </w:rPr>
+        <w:t>подхарактеристикой</w:t>
+      </w:r>
+      <w:proofErr w:type="spellEnd"/>
+      <w:r>
+        <w:rPr>
+          <w:rFonts w:ascii="Times New Roman" w:hAnsi="Times New Roman"/>
+          <w:sz w:val="28"/>
+        </w:rPr>
+        <w:t xml:space="preserve"> гибкости.</w:t>
+      </w:r>
+    </w:p>
+    <w:p>
+      <w:pPr>
+        <w:spacing w:after="120"/>
         <w:ind w:firstLine="560"/>
         <w:jc w:val="both"/>
         <w:rPr>
           <w:rFonts w:ascii="Times New Roman" w:hAnsi="Times New Roman"/>
-          <w:b w:val="false"/>
-          <w:sz w:val="28"/>
-        </w:rPr>
-      </w:pPr>
-      <w:r>
-        <w:rPr>
-          <w:rFonts w:ascii="Times New Roman" w:hAnsi="Times New Roman"/>
-          <w:b w:val="false"/>
+          <w:sz w:val="28"/>
+        </w:rPr>
+      </w:pPr>
+      <w:r>
+        <w:rPr>
+          <w:rFonts w:ascii="Times New Roman" w:hAnsi="Times New Roman"/>
           <w:sz w:val="28"/>
         </w:rPr>
         <w:t xml:space="preserve">Пять атрибутов нашего плана в стандарте распределены по разным характеристикам: </w:t>
@@ -3359,109 +4013,184 @@
     </w:p>
     <w:p>
       <w:pPr>
-        <w:pStyle w:val="Normal"/>
-        <w:bidi w:val="0"/>
-        <w:spacing w:before="0" w:after="120"/>
+        <w:spacing w:after="120"/>
         <w:ind w:firstLine="560"/>
         <w:jc w:val="both"/>
         <w:rPr>
           <w:rFonts w:ascii="Times New Roman" w:hAnsi="Times New Roman"/>
-          <w:b w:val="false"/>
-          <w:sz w:val="28"/>
-        </w:rPr>
-      </w:pPr>
-      <w:r>
-        <w:rPr>
-          <w:rFonts w:ascii="Times New Roman" w:hAnsi="Times New Roman"/>
-          <w:b w:val="false"/>
-          <w:sz w:val="28"/>
-        </w:rPr>
-        <w:t>- производительность — в performance efficiency,</w:t>
-      </w:r>
-    </w:p>
-    <w:p>
-      <w:pPr>
-        <w:pStyle w:val="Normal"/>
-        <w:bidi w:val="0"/>
-        <w:spacing w:before="0" w:after="120"/>
+          <w:sz w:val="28"/>
+        </w:rPr>
+      </w:pPr>
+      <w:r>
+        <w:rPr>
+          <w:rFonts w:ascii="Times New Roman" w:hAnsi="Times New Roman"/>
+          <w:sz w:val="28"/>
+        </w:rPr>
+        <w:t xml:space="preserve">- производительность в </w:t>
+      </w:r>
+      <w:proofErr w:type="spellStart"/>
+      <w:r>
+        <w:rPr>
+          <w:rFonts w:ascii="Times New Roman" w:hAnsi="Times New Roman"/>
+          <w:sz w:val="28"/>
+        </w:rPr>
+        <w:t>performance</w:t>
+      </w:r>
+      <w:proofErr w:type="spellEnd"/>
+      <w:r>
+        <w:rPr>
+          <w:rFonts w:ascii="Times New Roman" w:hAnsi="Times New Roman"/>
+          <w:sz w:val="28"/>
+        </w:rPr>
+        <w:t xml:space="preserve"> </w:t>
+      </w:r>
+      <w:proofErr w:type="spellStart"/>
+      <w:r>
+        <w:rPr>
+          <w:rFonts w:ascii="Times New Roman" w:hAnsi="Times New Roman"/>
+          <w:sz w:val="28"/>
+        </w:rPr>
+        <w:t>efficiency</w:t>
+      </w:r>
+      <w:proofErr w:type="spellEnd"/>
+      <w:r>
+        <w:rPr>
+          <w:rFonts w:ascii="Times New Roman" w:hAnsi="Times New Roman"/>
+          <w:sz w:val="28"/>
+        </w:rPr>
+        <w:t>,</w:t>
+      </w:r>
+    </w:p>
+    <w:p>
+      <w:pPr>
+        <w:spacing w:after="120"/>
         <w:ind w:firstLine="560"/>
         <w:jc w:val="both"/>
         <w:rPr>
           <w:rFonts w:ascii="Times New Roman" w:hAnsi="Times New Roman"/>
-          <w:b w:val="false"/>
-          <w:sz w:val="28"/>
-        </w:rPr>
-      </w:pPr>
-      <w:r>
-        <w:rPr>
-          <w:rFonts w:ascii="Times New Roman" w:hAnsi="Times New Roman"/>
-          <w:b w:val="false"/>
-          <w:sz w:val="28"/>
-        </w:rPr>
-        <w:t>- надёжность и доступность — в reliability,</w:t>
-      </w:r>
-    </w:p>
-    <w:p>
-      <w:pPr>
-        <w:pStyle w:val="Normal"/>
-        <w:bidi w:val="0"/>
-        <w:spacing w:before="0" w:after="120"/>
+          <w:sz w:val="28"/>
+        </w:rPr>
+      </w:pPr>
+      <w:r>
+        <w:rPr>
+          <w:rFonts w:ascii="Times New Roman" w:hAnsi="Times New Roman"/>
+          <w:sz w:val="28"/>
+        </w:rPr>
+        <w:t xml:space="preserve">- надёжность и доступность в </w:t>
+      </w:r>
+      <w:proofErr w:type="spellStart"/>
+      <w:r>
+        <w:rPr>
+          <w:rFonts w:ascii="Times New Roman" w:hAnsi="Times New Roman"/>
+          <w:sz w:val="28"/>
+        </w:rPr>
+        <w:t>reliability</w:t>
+      </w:r>
+      <w:proofErr w:type="spellEnd"/>
+      <w:r>
+        <w:rPr>
+          <w:rFonts w:ascii="Times New Roman" w:hAnsi="Times New Roman"/>
+          <w:sz w:val="28"/>
+        </w:rPr>
+        <w:t>,</w:t>
+      </w:r>
+    </w:p>
+    <w:p>
+      <w:pPr>
+        <w:spacing w:after="120"/>
         <w:ind w:firstLine="560"/>
         <w:jc w:val="both"/>
         <w:rPr>
           <w:rFonts w:ascii="Times New Roman" w:hAnsi="Times New Roman"/>
-          <w:b w:val="false"/>
-          <w:sz w:val="28"/>
-        </w:rPr>
-      </w:pPr>
-      <w:r>
-        <w:rPr>
-          <w:rFonts w:ascii="Times New Roman" w:hAnsi="Times New Roman"/>
-          <w:b w:val="false"/>
-          <w:sz w:val="28"/>
-        </w:rPr>
-        <w:t>- сопровождаемость — в maintainability,</w:t>
-      </w:r>
-    </w:p>
-    <w:p>
-      <w:pPr>
-        <w:pStyle w:val="Normal"/>
-        <w:bidi w:val="0"/>
-        <w:spacing w:before="0" w:after="120"/>
+          <w:sz w:val="28"/>
+        </w:rPr>
+      </w:pPr>
+      <w:r>
+        <w:rPr>
+          <w:rFonts w:ascii="Times New Roman" w:hAnsi="Times New Roman"/>
+          <w:sz w:val="28"/>
+        </w:rPr>
+        <w:t xml:space="preserve">- </w:t>
+      </w:r>
+      <w:proofErr w:type="spellStart"/>
+      <w:r>
+        <w:rPr>
+          <w:rFonts w:ascii="Times New Roman" w:hAnsi="Times New Roman"/>
+          <w:sz w:val="28"/>
+        </w:rPr>
+        <w:t>сопровождаемость</w:t>
+      </w:r>
+      <w:proofErr w:type="spellEnd"/>
+      <w:r>
+        <w:rPr>
+          <w:rFonts w:ascii="Times New Roman" w:hAnsi="Times New Roman"/>
+          <w:sz w:val="28"/>
+        </w:rPr>
+        <w:t xml:space="preserve"> в </w:t>
+      </w:r>
+      <w:proofErr w:type="spellStart"/>
+      <w:r>
+        <w:rPr>
+          <w:rFonts w:ascii="Times New Roman" w:hAnsi="Times New Roman"/>
+          <w:sz w:val="28"/>
+        </w:rPr>
+        <w:t>maintainability</w:t>
+      </w:r>
+      <w:proofErr w:type="spellEnd"/>
+      <w:r>
+        <w:rPr>
+          <w:rFonts w:ascii="Times New Roman" w:hAnsi="Times New Roman"/>
+          <w:sz w:val="28"/>
+        </w:rPr>
+        <w:t>,</w:t>
+      </w:r>
+    </w:p>
+    <w:p>
+      <w:pPr>
+        <w:spacing w:after="120"/>
         <w:ind w:firstLine="560"/>
         <w:jc w:val="both"/>
         <w:rPr>
           <w:rFonts w:ascii="Times New Roman" w:hAnsi="Times New Roman"/>
-          <w:b w:val="false"/>
-          <w:sz w:val="28"/>
-        </w:rPr>
-      </w:pPr>
-      <w:r>
-        <w:rPr>
-          <w:rFonts w:ascii="Times New Roman" w:hAnsi="Times New Roman"/>
-          <w:b w:val="false"/>
-          <w:sz w:val="28"/>
-        </w:rPr>
-        <w:t xml:space="preserve">- масштабируемость в редакции 2023 года — в flexibility. </w:t>
-      </w:r>
-    </w:p>
-    <w:p>
-      <w:pPr>
-        <w:pStyle w:val="Normal"/>
-        <w:bidi w:val="0"/>
-        <w:spacing w:before="0" w:after="120"/>
-        <w:ind w:hanging="0" w:start="0"/>
-        <w:jc w:val="both"/>
-        <w:rPr>
-          <w:rFonts w:ascii="Times New Roman" w:hAnsi="Times New Roman"/>
-          <w:b w:val="false"/>
-          <w:sz w:val="28"/>
-        </w:rPr>
-      </w:pPr>
-      <w:r>
-        <w:rPr>
-          <w:rFonts w:ascii="Times New Roman" w:hAnsi="Times New Roman"/>
-          <w:b w:val="false"/>
+          <w:sz w:val="28"/>
+        </w:rPr>
+      </w:pPr>
+      <w:r>
+        <w:rPr>
+          <w:rFonts w:ascii="Times New Roman" w:hAnsi="Times New Roman"/>
+          <w:sz w:val="28"/>
+        </w:rPr>
+        <w:t xml:space="preserve">- масштабируемость в редакции 2023 года в </w:t>
+      </w:r>
+      <w:proofErr w:type="spellStart"/>
+      <w:r>
+        <w:rPr>
+          <w:rFonts w:ascii="Times New Roman" w:hAnsi="Times New Roman"/>
+          <w:sz w:val="28"/>
+        </w:rPr>
+        <w:t>flexibility</w:t>
+      </w:r>
+      <w:proofErr w:type="spellEnd"/>
+      <w:r>
+        <w:rPr>
+          <w:rFonts w:ascii="Times New Roman" w:hAnsi="Times New Roman"/>
+          <w:sz w:val="28"/>
+        </w:rPr>
+        <w:t xml:space="preserve">. </w:t>
+      </w:r>
+    </w:p>
+    <w:p>
+      <w:pPr>
+        <w:spacing w:after="120"/>
+        <w:jc w:val="both"/>
+        <w:rPr>
+          <w:rFonts w:ascii="Times New Roman" w:hAnsi="Times New Roman"/>
+          <w:sz w:val="28"/>
+        </w:rPr>
+      </w:pPr>
+      <w:r>
+        <w:rPr>
+          <w:rFonts w:ascii="Times New Roman" w:hAnsi="Times New Roman"/>
           <w:sz w:val="28"/>
         </w:rPr>
         <w:tab/>
@@ -3469,58 +4198,37 @@
     </w:p>
     <w:p>
       <w:pPr>
-        <w:pStyle w:val="Normal"/>
-        <w:bidi w:val="0"/>
-        <w:spacing w:before="0" w:after="120"/>
-        <w:ind w:hanging="0" w:start="0"/>
-        <w:jc w:val="both"/>
-        <w:rPr>
-          <w:rFonts w:ascii="Times New Roman" w:hAnsi="Times New Roman"/>
-          <w:b w:val="false"/>
-          <w:sz w:val="28"/>
-        </w:rPr>
-      </w:pPr>
-      <w:r>
-        <w:rPr>
-          <w:rFonts w:ascii="Times New Roman" w:hAnsi="Times New Roman"/>
-          <w:b w:val="false"/>
+        <w:spacing w:after="120"/>
+        <w:jc w:val="both"/>
+        <w:rPr>
+          <w:rFonts w:ascii="Times New Roman" w:hAnsi="Times New Roman"/>
+          <w:sz w:val="28"/>
+        </w:rPr>
+      </w:pPr>
+      <w:r>
+        <w:rPr>
+          <w:rFonts w:ascii="Times New Roman" w:hAnsi="Times New Roman"/>
           <w:sz w:val="28"/>
         </w:rPr>
         <w:tab/>
-        <w:t>Противоречия здесь нет: план выделяет те свойства, которые сильнее всего влияют на архитектуру. Вне пятёрки остаются характеристики, о которых всё равно нужно помнить, — прежде всего безопасность и удобство использования.</w:t>
-      </w:r>
-    </w:p>
-    <w:p>
-      <w:pPr>
-        <w:pStyle w:val="Normal"/>
-        <w:bidi w:val="0"/>
+        <w:t>Противоречия здесь нет: план выделяет те свойства, которые сильнее всего влияют на архитектуру. Вне пятёрки остаются характеристики, о которых всё равно нужно помнить, прежде всего безопасность и удобство использования.</w:t>
+      </w:r>
+    </w:p>
+    <w:p>
+      <w:pPr>
         <w:spacing w:before="120" w:after="160"/>
-        <w:ind w:hanging="0" w:start="567"/>
-        <w:jc w:val="both"/>
-        <w:rPr>
-          <w:rFonts w:ascii="Times New Roman" w:hAnsi="Times New Roman"/>
-          <w:b w:val="false"/>
+        <w:ind w:left="567"/>
+        <w:jc w:val="both"/>
+        <w:rPr>
+          <w:rFonts w:ascii="Times New Roman" w:hAnsi="Times New Roman"/>
           <w:i/>
           <w:sz w:val="0"/>
         </w:rPr>
       </w:pPr>
-      <w:r>
-        <w:rPr>
-          <w:rFonts w:ascii="Times New Roman" w:hAnsi="Times New Roman"/>
-          <w:b w:val="false"/>
-          <w:i/>
-          <w:sz w:val="0"/>
-        </w:rPr>
-      </w:r>
-    </w:p>
-    <w:p>
-      <w:pPr>
-        <w:pStyle w:val="Normal"/>
-        <w:bidi w:val="0"/>
-        <w:spacing w:before="0" w:after="120"/>
-        <w:ind w:hanging="0"/>
-        <w:jc w:val="start"/>
-        <w:rPr/>
+    </w:p>
+    <w:p>
+      <w:pPr>
+        <w:spacing w:after="120"/>
       </w:pPr>
       <w:r>
         <w:rPr>
@@ -3533,61 +4241,322 @@
     </w:p>
     <w:p>
       <w:pPr>
-        <w:pStyle w:val="Normal"/>
-        <w:bidi w:val="0"/>
-        <w:spacing w:before="0" w:after="120"/>
+        <w:spacing w:after="120"/>
         <w:ind w:firstLine="560"/>
         <w:jc w:val="both"/>
-        <w:rPr/>
-      </w:pPr>
-      <w:r>
-        <w:rPr>
-          <w:rFonts w:ascii="Times New Roman" w:hAnsi="Times New Roman"/>
-          <w:b w:val="false"/>
-          <w:sz w:val="28"/>
-        </w:rPr>
-        <w:t>Чтобы о требовании к качеству можно было договориться, нужны два понятия. SLI (service level indicator) — показатель, который реально измеряется: доля успешных запросов, 95-й перцентиль времени отклика. SLO (service level objective) — целевое значение этого показателя за период: «p95 времени открытия меню не больше 2 секунд за 30 дней». Требование без SLI нельзя проверить, требование без SLO нельзя принять. Термины взяты из практики эксплуатации сервисов Google и подробно описаны в книге «Site Reliability Engineering».</w:t>
+      </w:pPr>
+      <w:r>
+        <w:rPr>
+          <w:rFonts w:ascii="Times New Roman" w:hAnsi="Times New Roman"/>
+          <w:sz w:val="28"/>
+        </w:rPr>
+        <w:t>Чтобы о требовании к качеству можно было договориться, нужны два понятия. SLI (</w:t>
+      </w:r>
+      <w:proofErr w:type="spellStart"/>
+      <w:r>
+        <w:rPr>
+          <w:rFonts w:ascii="Times New Roman" w:hAnsi="Times New Roman"/>
+          <w:sz w:val="28"/>
+        </w:rPr>
+        <w:t>service</w:t>
+      </w:r>
+      <w:proofErr w:type="spellEnd"/>
+      <w:r>
+        <w:rPr>
+          <w:rFonts w:ascii="Times New Roman" w:hAnsi="Times New Roman"/>
+          <w:sz w:val="28"/>
+        </w:rPr>
+        <w:t xml:space="preserve"> </w:t>
+      </w:r>
+      <w:proofErr w:type="spellStart"/>
+      <w:r>
+        <w:rPr>
+          <w:rFonts w:ascii="Times New Roman" w:hAnsi="Times New Roman"/>
+          <w:sz w:val="28"/>
+        </w:rPr>
+        <w:t>level</w:t>
+      </w:r>
+      <w:proofErr w:type="spellEnd"/>
+      <w:r>
+        <w:rPr>
+          <w:rFonts w:ascii="Times New Roman" w:hAnsi="Times New Roman"/>
+          <w:sz w:val="28"/>
+        </w:rPr>
+        <w:t xml:space="preserve"> </w:t>
+      </w:r>
+      <w:proofErr w:type="spellStart"/>
+      <w:r>
+        <w:rPr>
+          <w:rFonts w:ascii="Times New Roman" w:hAnsi="Times New Roman"/>
+          <w:sz w:val="28"/>
+        </w:rPr>
+        <w:t>indicator</w:t>
+      </w:r>
+      <w:proofErr w:type="spellEnd"/>
+      <w:r>
+        <w:rPr>
+          <w:rFonts w:ascii="Times New Roman" w:hAnsi="Times New Roman"/>
+          <w:sz w:val="28"/>
+        </w:rPr>
+        <w:t>) показатель, который реально измеряется: доля успешных запросов, 95-й перцентиль времени отклика. SLO (</w:t>
+      </w:r>
+      <w:proofErr w:type="spellStart"/>
+      <w:r>
+        <w:rPr>
+          <w:rFonts w:ascii="Times New Roman" w:hAnsi="Times New Roman"/>
+          <w:sz w:val="28"/>
+        </w:rPr>
+        <w:t>service</w:t>
+      </w:r>
+      <w:proofErr w:type="spellEnd"/>
+      <w:r>
+        <w:rPr>
+          <w:rFonts w:ascii="Times New Roman" w:hAnsi="Times New Roman"/>
+          <w:sz w:val="28"/>
+        </w:rPr>
+        <w:t xml:space="preserve"> </w:t>
+      </w:r>
+      <w:proofErr w:type="spellStart"/>
+      <w:r>
+        <w:rPr>
+          <w:rFonts w:ascii="Times New Roman" w:hAnsi="Times New Roman"/>
+          <w:sz w:val="28"/>
+        </w:rPr>
+        <w:t>level</w:t>
+      </w:r>
+      <w:proofErr w:type="spellEnd"/>
+      <w:r>
+        <w:rPr>
+          <w:rFonts w:ascii="Times New Roman" w:hAnsi="Times New Roman"/>
+          <w:sz w:val="28"/>
+        </w:rPr>
+        <w:t xml:space="preserve"> </w:t>
+      </w:r>
+      <w:proofErr w:type="spellStart"/>
+      <w:r>
+        <w:rPr>
+          <w:rFonts w:ascii="Times New Roman" w:hAnsi="Times New Roman"/>
+          <w:sz w:val="28"/>
+        </w:rPr>
+        <w:lastRenderedPageBreak/>
+        <w:t>objective</w:t>
+      </w:r>
+      <w:proofErr w:type="spellEnd"/>
+      <w:r>
+        <w:rPr>
+          <w:rFonts w:ascii="Times New Roman" w:hAnsi="Times New Roman"/>
+          <w:sz w:val="28"/>
+        </w:rPr>
+        <w:t xml:space="preserve">) </w:t>
+      </w:r>
+      <w:r>
+        <w:rPr>
+          <w:rFonts w:ascii="Times New Roman" w:hAnsi="Times New Roman"/>
+          <w:sz w:val="28"/>
+        </w:rPr>
+        <w:t>-</w:t>
+      </w:r>
+      <w:r>
+        <w:rPr>
+          <w:rFonts w:ascii="Times New Roman" w:hAnsi="Times New Roman"/>
+          <w:sz w:val="28"/>
+        </w:rPr>
+        <w:t xml:space="preserve"> целевое значение этого показателя за период: «p95 времени открытия меню не больше 2 секунд за 30 дней». Требование без SLI нельзя проверить, требование без SLO нельзя принять. Термины взяты из практики эксплуатации сервисов Google и подробно описаны в книге «</w:t>
+      </w:r>
+      <w:proofErr w:type="spellStart"/>
+      <w:r>
+        <w:rPr>
+          <w:rFonts w:ascii="Times New Roman" w:hAnsi="Times New Roman"/>
+          <w:sz w:val="28"/>
+        </w:rPr>
+        <w:t>Site</w:t>
+      </w:r>
+      <w:proofErr w:type="spellEnd"/>
+      <w:r>
+        <w:rPr>
+          <w:rFonts w:ascii="Times New Roman" w:hAnsi="Times New Roman"/>
+          <w:sz w:val="28"/>
+        </w:rPr>
+        <w:t xml:space="preserve"> </w:t>
+      </w:r>
+      <w:proofErr w:type="spellStart"/>
+      <w:r>
+        <w:rPr>
+          <w:rFonts w:ascii="Times New Roman" w:hAnsi="Times New Roman"/>
+          <w:sz w:val="28"/>
+        </w:rPr>
+        <w:t>Reliability</w:t>
+      </w:r>
+      <w:proofErr w:type="spellEnd"/>
+      <w:r>
+        <w:rPr>
+          <w:rFonts w:ascii="Times New Roman" w:hAnsi="Times New Roman"/>
+          <w:sz w:val="28"/>
+        </w:rPr>
+        <w:t xml:space="preserve"> Engineering».</w:t>
       </w:r>
     </w:p>
     <w:sectPr>
-      <w:type w:val="nextPage"/>
       <w:pgSz w:w="11906" w:h="16838"/>
-      <w:pgMar w:left="1134" w:right="1134" w:gutter="0" w:header="0" w:top="1134" w:footer="0" w:bottom="1134"/>
-      <w:pgNumType w:fmt="decimal"/>
-      <w:formProt w:val="false"/>
-      <w:textDirection w:val="lrTb"/>
-      <w:docGrid w:type="default" w:linePitch="100" w:charSpace="0"/>
+      <w:pgMar w:top="1134" w:right="1134" w:bottom="1134" w:left="1134" w:header="0" w:footer="0" w:gutter="0"/>
+      <w:cols w:space="720"/>
+      <w:formProt w:val="0"/>
+      <w:docGrid w:linePitch="100"/>
     </w:sectPr>
   </w:body>
 </w:document>
 </file>
 
 <file path=word/numbering.xml><?xml version="1.0" encoding="utf-8"?>
-<w:numbering xmlns:w="http://schemas.openxmlformats.org/wordprocessingml/2006/main" xmlns:o="urn:schemas-microsoft-com:office:office" xmlns:r="http://schemas.openxmlformats.org/officeDocument/2006/relationships" xmlns:v="urn:schemas-microsoft-com:vml" xmlns:mc="http://schemas.openxmlformats.org/markup-compatibility/2006" xmlns:w14="http://schemas.microsoft.com/office/word/2010/wordml" mc:Ignorable="w14">
-  <w:abstractNum w:abstractNumId="1">
+<w:numbering xmlns:wpc="http://schemas.microsoft.com/office/word/2010/wordprocessingCanvas" xmlns:cx="http://schemas.microsoft.com/office/drawing/2014/chartex" xmlns:cx1="http://schemas.microsoft.com/office/drawing/2015/9/8/chartex" xmlns:cx2="http://schemas.microsoft.com/office/drawing/2015/10/21/chartex" xmlns:cx3="http://schemas.microsoft.com/office/drawing/2016/5/9/chartex" xmlns:cx4="http://schemas.microsoft.com/office/drawing/2016/5/10/chartex" xmlns:cx5="http://schemas.microsoft.com/office/drawing/2016/5/11/chartex" xmlns:cx6="http://schemas.microsoft.com/office/drawing/2016/5/12/chartex" xmlns:cx7="http://schemas.microsoft.com/office/drawing/2016/5/13/chartex" xmlns:cx8="http://schemas.microsoft.com/office/drawing/2016/5/14/chartex" xmlns:mc="http://schemas.openxmlformats.org/markup-compatibility/2006" xmlns:aink="http://schemas.microsoft.com/office/drawing/2016/ink" xmlns:am3d="http://schemas.microsoft.com/office/drawing/2017/model3d" xmlns:o="urn:schemas-microsoft-com:office:office" xmlns:oel="http://schemas.microsoft.com/office/2019/extlst" xmlns:r="http://schemas.openxmlformats.org/officeDocument/2006/relationships" xmlns:m="http://schemas.openxmlformats.org/officeDocument/2006/math" xmlns:v="urn:schemas-microsoft-com:vml" xmlns:wp14="http://schemas.microsoft.com/office/word/2010/wordprocessingDrawing" xmlns:wp="http://schemas.openxmlformats.org/drawingml/2006/wordprocessingDrawing" xmlns:w10="urn:schemas-microsoft-com:office:word" xmlns:w="http://schemas.openxmlformats.org/wordprocessingml/2006/main" xmlns:w14="http://schemas.microsoft.com/office/word/2010/wordml" xmlns:w15="http://schemas.microsoft.com/office/word/2012/wordml" xmlns:w16cex="http://schemas.microsoft.com/office/word/2018/wordml/cex" xmlns:w16cid="http://schemas.microsoft.com/office/word/2016/wordml/cid" xmlns:w16="http://schemas.microsoft.com/office/word/2018/wordml" xmlns:w16sdtdh="http://schemas.microsoft.com/office/word/2020/wordml/sdtdatahash" xmlns:w16se="http://schemas.microsoft.com/office/word/2015/wordml/symex" xmlns:wpg="http://schemas.microsoft.com/office/word/2010/wordprocessingGroup" xmlns:wpi="http://schemas.microsoft.com/office/word/2010/wordprocessingInk" xmlns:wne="http://schemas.microsoft.com/office/word/2006/wordml" xmlns:wps="http://schemas.microsoft.com/office/word/2010/wordprocessingShape" mc:Ignorable="w14 w15 w16se w16cid w16 w16cex w16sdtdh wp14">
+  <w:abstractNum w:abstractNumId="0" w15:restartNumberingAfterBreak="0">
+    <w:nsid w:val="09425E8A"/>
+    <w:multiLevelType w:val="multilevel"/>
+    <w:tmpl w:val="38709A68"/>
+    <w:lvl w:ilvl="0">
+      <w:start w:val="1"/>
+      <w:numFmt w:val="none"/>
+      <w:suff w:val="nothing"/>
+      <w:lvlText w:val=""/>
+      <w:lvlJc w:val="left"/>
+      <w:pPr>
+        <w:tabs>
+          <w:tab w:val="num" w:pos="0"/>
+        </w:tabs>
+        <w:ind w:left="0" w:firstLine="0"/>
+      </w:pPr>
+    </w:lvl>
+    <w:lvl w:ilvl="1">
+      <w:start w:val="1"/>
+      <w:numFmt w:val="none"/>
+      <w:suff w:val="nothing"/>
+      <w:lvlText w:val=""/>
+      <w:lvlJc w:val="left"/>
+      <w:pPr>
+        <w:tabs>
+          <w:tab w:val="num" w:pos="0"/>
+        </w:tabs>
+        <w:ind w:left="0" w:firstLine="0"/>
+      </w:pPr>
+    </w:lvl>
+    <w:lvl w:ilvl="2">
+      <w:start w:val="1"/>
+      <w:numFmt w:val="none"/>
+      <w:suff w:val="nothing"/>
+      <w:lvlText w:val=""/>
+      <w:lvlJc w:val="left"/>
+      <w:pPr>
+        <w:tabs>
+          <w:tab w:val="num" w:pos="0"/>
+        </w:tabs>
+        <w:ind w:left="0" w:firstLine="0"/>
+      </w:pPr>
+    </w:lvl>
+    <w:lvl w:ilvl="3">
+      <w:start w:val="1"/>
+      <w:numFmt w:val="none"/>
+      <w:suff w:val="nothing"/>
+      <w:lvlText w:val=""/>
+      <w:lvlJc w:val="left"/>
+      <w:pPr>
+        <w:tabs>
+          <w:tab w:val="num" w:pos="0"/>
+        </w:tabs>
+        <w:ind w:left="0" w:firstLine="0"/>
+      </w:pPr>
+    </w:lvl>
+    <w:lvl w:ilvl="4">
+      <w:start w:val="1"/>
+      <w:numFmt w:val="none"/>
+      <w:suff w:val="nothing"/>
+      <w:lvlText w:val=""/>
+      <w:lvlJc w:val="left"/>
+      <w:pPr>
+        <w:tabs>
+          <w:tab w:val="num" w:pos="0"/>
+        </w:tabs>
+        <w:ind w:left="0" w:firstLine="0"/>
+      </w:pPr>
+    </w:lvl>
+    <w:lvl w:ilvl="5">
+      <w:start w:val="1"/>
+      <w:numFmt w:val="none"/>
+      <w:suff w:val="nothing"/>
+      <w:lvlText w:val=""/>
+      <w:lvlJc w:val="left"/>
+      <w:pPr>
+        <w:tabs>
+          <w:tab w:val="num" w:pos="0"/>
+        </w:tabs>
+        <w:ind w:left="0" w:firstLine="0"/>
+      </w:pPr>
+    </w:lvl>
+    <w:lvl w:ilvl="6">
+      <w:start w:val="1"/>
+      <w:numFmt w:val="none"/>
+      <w:suff w:val="nothing"/>
+      <w:lvlText w:val=""/>
+      <w:lvlJc w:val="left"/>
+      <w:pPr>
+        <w:tabs>
+          <w:tab w:val="num" w:pos="0"/>
+        </w:tabs>
+        <w:ind w:left="0" w:firstLine="0"/>
+      </w:pPr>
+    </w:lvl>
+    <w:lvl w:ilvl="7">
+      <w:start w:val="1"/>
+      <w:numFmt w:val="none"/>
+      <w:suff w:val="nothing"/>
+      <w:lvlText w:val=""/>
+      <w:lvlJc w:val="left"/>
+      <w:pPr>
+        <w:tabs>
+          <w:tab w:val="num" w:pos="0"/>
+        </w:tabs>
+        <w:ind w:left="0" w:firstLine="0"/>
+      </w:pPr>
+    </w:lvl>
+    <w:lvl w:ilvl="8">
+      <w:start w:val="1"/>
+      <w:numFmt w:val="none"/>
+      <w:suff w:val="nothing"/>
+      <w:lvlText w:val=""/>
+      <w:lvlJc w:val="left"/>
+      <w:pPr>
+        <w:tabs>
+          <w:tab w:val="num" w:pos="0"/>
+        </w:tabs>
+        <w:ind w:left="0" w:firstLine="0"/>
+      </w:pPr>
+    </w:lvl>
+  </w:abstractNum>
+  <w:abstractNum w:abstractNumId="1" w15:restartNumberingAfterBreak="0">
+    <w:nsid w:val="0CCC17B8"/>
+    <w:multiLevelType w:val="multilevel"/>
+    <w:tmpl w:val="462EBAA6"/>
     <w:lvl w:ilvl="0">
       <w:start w:val="1"/>
       <w:numFmt w:val="decimal"/>
       <w:lvlText w:val="%1."/>
-      <w:lvlJc w:val="start"/>
+      <w:lvlJc w:val="left"/>
       <w:pPr>
         <w:tabs>
           <w:tab w:val="num" w:pos="709"/>
         </w:tabs>
-        <w:ind w:start="709" w:hanging="283"/>
-      </w:pPr>
-      <w:rPr/>
+        <w:ind w:left="709" w:hanging="283"/>
+      </w:pPr>
     </w:lvl>
     <w:lvl w:ilvl="1">
       <w:start w:val="1"/>
       <w:numFmt w:val="bullet"/>
       <w:lvlText w:val=""/>
-      <w:lvlJc w:val="start"/>
+      <w:lvlJc w:val="left"/>
       <w:pPr>
         <w:tabs>
           <w:tab w:val="num" w:pos="1418"/>
         </w:tabs>
-        <w:ind w:start="1418" w:hanging="283"/>
+        <w:ind w:left="1418" w:hanging="283"/>
       </w:pPr>
       <w:rPr>
         <w:rFonts w:ascii="Symbol" w:hAnsi="Symbol" w:cs="Symbol" w:hint="default"/>
@@ -3597,12 +4566,12 @@
       <w:start w:val="1"/>
       <w:numFmt w:val="bullet"/>
       <w:lvlText w:val=""/>
-      <w:lvlJc w:val="start"/>
+      <w:lvlJc w:val="left"/>
       <w:pPr>
         <w:tabs>
           <w:tab w:val="num" w:pos="2127"/>
         </w:tabs>
-        <w:ind w:start="2127" w:hanging="283"/>
+        <w:ind w:left="2127" w:hanging="283"/>
       </w:pPr>
       <w:rPr>
         <w:rFonts w:ascii="Symbol" w:hAnsi="Symbol" w:cs="Symbol" w:hint="default"/>
@@ -3612,12 +4581,12 @@
       <w:start w:val="1"/>
       <w:numFmt w:val="bullet"/>
       <w:lvlText w:val=""/>
-      <w:lvlJc w:val="start"/>
+      <w:lvlJc w:val="left"/>
       <w:pPr>
         <w:tabs>
           <w:tab w:val="num" w:pos="2836"/>
         </w:tabs>
-        <w:ind w:start="2836" w:hanging="283"/>
+        <w:ind w:left="2836" w:hanging="283"/>
       </w:pPr>
       <w:rPr>
         <w:rFonts w:ascii="Symbol" w:hAnsi="Symbol" w:cs="Symbol" w:hint="default"/>
@@ -3627,12 +4596,12 @@
       <w:start w:val="1"/>
       <w:numFmt w:val="bullet"/>
       <w:lvlText w:val=""/>
-      <w:lvlJc w:val="start"/>
+      <w:lvlJc w:val="left"/>
       <w:pPr>
         <w:tabs>
           <w:tab w:val="num" w:pos="3545"/>
         </w:tabs>
-        <w:ind w:start="3545" w:hanging="283"/>
+        <w:ind w:left="3545" w:hanging="283"/>
       </w:pPr>
       <w:rPr>
         <w:rFonts w:ascii="Symbol" w:hAnsi="Symbol" w:cs="Symbol" w:hint="default"/>
@@ -3642,12 +4611,12 @@
       <w:start w:val="1"/>
       <w:numFmt w:val="bullet"/>
       <w:lvlText w:val=""/>
-      <w:lvlJc w:val="start"/>
+      <w:lvlJc w:val="left"/>
       <w:pPr>
         <w:tabs>
           <w:tab w:val="num" w:pos="4254"/>
         </w:tabs>
-        <w:ind w:start="4254" w:hanging="283"/>
+        <w:ind w:left="4254" w:hanging="283"/>
       </w:pPr>
       <w:rPr>
         <w:rFonts w:ascii="Symbol" w:hAnsi="Symbol" w:cs="Symbol" w:hint="default"/>
@@ -3657,12 +4626,12 @@
       <w:start w:val="1"/>
       <w:numFmt w:val="bullet"/>
       <w:lvlText w:val=""/>
-      <w:lvlJc w:val="start"/>
+      <w:lvlJc w:val="left"/>
       <w:pPr>
         <w:tabs>
           <w:tab w:val="num" w:pos="4963"/>
         </w:tabs>
-        <w:ind w:start="4963" w:hanging="283"/>
+        <w:ind w:left="4963" w:hanging="283"/>
       </w:pPr>
       <w:rPr>
         <w:rFonts w:ascii="Symbol" w:hAnsi="Symbol" w:cs="Symbol" w:hint="default"/>
@@ -3672,12 +4641,12 @@
       <w:start w:val="1"/>
       <w:numFmt w:val="bullet"/>
       <w:lvlText w:val=""/>
-      <w:lvlJc w:val="start"/>
+      <w:lvlJc w:val="left"/>
       <w:pPr>
         <w:tabs>
           <w:tab w:val="num" w:pos="5672"/>
         </w:tabs>
-        <w:ind w:start="5672" w:hanging="283"/>
+        <w:ind w:left="5672" w:hanging="283"/>
       </w:pPr>
       <w:rPr>
         <w:rFonts w:ascii="Symbol" w:hAnsi="Symbol" w:cs="Symbol" w:hint="default"/>
@@ -3687,148 +4656,32 @@
       <w:start w:val="1"/>
       <w:numFmt w:val="bullet"/>
       <w:lvlText w:val=""/>
-      <w:lvlJc w:val="start"/>
+      <w:lvlJc w:val="left"/>
       <w:pPr>
         <w:tabs>
           <w:tab w:val="num" w:pos="6381"/>
         </w:tabs>
-        <w:ind w:start="6381" w:hanging="283"/>
+        <w:ind w:left="6381" w:hanging="283"/>
       </w:pPr>
       <w:rPr>
         <w:rFonts w:ascii="Symbol" w:hAnsi="Symbol" w:cs="Symbol" w:hint="default"/>
       </w:rPr>
     </w:lvl>
   </w:abstractNum>
-  <w:abstractNum w:abstractNumId="2">
-    <w:lvl w:ilvl="0">
-      <w:start w:val="5"/>
-      <w:numFmt w:val="decimal"/>
-      <w:lvlText w:val="%1."/>
-      <w:lvlJc w:val="start"/>
-      <w:pPr>
-        <w:tabs>
-          <w:tab w:val="num" w:pos="709"/>
-        </w:tabs>
-        <w:ind w:start="709" w:hanging="283"/>
-      </w:pPr>
-      <w:rPr/>
-    </w:lvl>
-    <w:lvl w:ilvl="1">
-      <w:start w:val="1"/>
-      <w:numFmt w:val="decimal"/>
-      <w:lvlText w:val="%2."/>
-      <w:lvlJc w:val="start"/>
-      <w:pPr>
-        <w:tabs>
-          <w:tab w:val="num" w:pos="1418"/>
-        </w:tabs>
-        <w:ind w:start="1418" w:hanging="283"/>
-      </w:pPr>
-      <w:rPr/>
-    </w:lvl>
-    <w:lvl w:ilvl="2">
-      <w:start w:val="1"/>
-      <w:numFmt w:val="decimal"/>
-      <w:lvlText w:val="%3."/>
-      <w:lvlJc w:val="start"/>
-      <w:pPr>
-        <w:tabs>
-          <w:tab w:val="num" w:pos="2127"/>
-        </w:tabs>
-        <w:ind w:start="2127" w:hanging="283"/>
-      </w:pPr>
-      <w:rPr/>
-    </w:lvl>
-    <w:lvl w:ilvl="3">
-      <w:start w:val="1"/>
-      <w:numFmt w:val="decimal"/>
-      <w:lvlText w:val="%4."/>
-      <w:lvlJc w:val="start"/>
-      <w:pPr>
-        <w:tabs>
-          <w:tab w:val="num" w:pos="2836"/>
-        </w:tabs>
-        <w:ind w:start="2836" w:hanging="283"/>
-      </w:pPr>
-      <w:rPr/>
-    </w:lvl>
-    <w:lvl w:ilvl="4">
-      <w:start w:val="1"/>
-      <w:numFmt w:val="decimal"/>
-      <w:lvlText w:val="%5."/>
-      <w:lvlJc w:val="start"/>
-      <w:pPr>
-        <w:tabs>
-          <w:tab w:val="num" w:pos="3545"/>
-        </w:tabs>
-        <w:ind w:start="3545" w:hanging="283"/>
-      </w:pPr>
-      <w:rPr/>
-    </w:lvl>
-    <w:lvl w:ilvl="5">
-      <w:start w:val="1"/>
-      <w:numFmt w:val="decimal"/>
-      <w:lvlText w:val="%6."/>
-      <w:lvlJc w:val="start"/>
-      <w:pPr>
-        <w:tabs>
-          <w:tab w:val="num" w:pos="4254"/>
-        </w:tabs>
-        <w:ind w:start="4254" w:hanging="283"/>
-      </w:pPr>
-      <w:rPr/>
-    </w:lvl>
-    <w:lvl w:ilvl="6">
-      <w:start w:val="1"/>
-      <w:numFmt w:val="decimal"/>
-      <w:lvlText w:val="%7."/>
-      <w:lvlJc w:val="start"/>
-      <w:pPr>
-        <w:tabs>
-          <w:tab w:val="num" w:pos="4963"/>
-        </w:tabs>
-        <w:ind w:start="4963" w:hanging="283"/>
-      </w:pPr>
-      <w:rPr/>
-    </w:lvl>
-    <w:lvl w:ilvl="7">
-      <w:start w:val="1"/>
-      <w:numFmt w:val="decimal"/>
-      <w:lvlText w:val="%8."/>
-      <w:lvlJc w:val="start"/>
-      <w:pPr>
-        <w:tabs>
-          <w:tab w:val="num" w:pos="5672"/>
-        </w:tabs>
-        <w:ind w:start="5672" w:hanging="283"/>
-      </w:pPr>
-      <w:rPr/>
-    </w:lvl>
-    <w:lvl w:ilvl="8">
-      <w:start w:val="1"/>
-      <w:numFmt w:val="decimal"/>
-      <w:lvlText w:val="%9."/>
-      <w:lvlJc w:val="start"/>
-      <w:pPr>
-        <w:tabs>
-          <w:tab w:val="num" w:pos="6381"/>
-        </w:tabs>
-        <w:ind w:start="6381" w:hanging="283"/>
-      </w:pPr>
-      <w:rPr/>
-    </w:lvl>
-  </w:abstractNum>
-  <w:abstractNum w:abstractNumId="3">
+  <w:abstractNum w:abstractNumId="2" w15:restartNumberingAfterBreak="0">
+    <w:nsid w:val="1F5D6380"/>
+    <w:multiLevelType w:val="multilevel"/>
+    <w:tmpl w:val="0742D318"/>
     <w:lvl w:ilvl="0">
       <w:start w:val="1"/>
       <w:numFmt w:val="bullet"/>
       <w:lvlText w:val=""/>
-      <w:lvlJc w:val="start"/>
+      <w:lvlJc w:val="left"/>
       <w:pPr>
         <w:tabs>
           <w:tab w:val="num" w:pos="709"/>
         </w:tabs>
-        <w:ind w:start="709" w:hanging="283"/>
+        <w:ind w:left="709" w:hanging="283"/>
       </w:pPr>
       <w:rPr>
         <w:rFonts w:ascii="Symbol" w:hAnsi="Symbol" w:cs="Symbol" w:hint="default"/>
@@ -3838,12 +4691,12 @@
       <w:start w:val="1"/>
       <w:numFmt w:val="bullet"/>
       <w:lvlText w:val=""/>
-      <w:lvlJc w:val="start"/>
+      <w:lvlJc w:val="left"/>
       <w:pPr>
         <w:tabs>
           <w:tab w:val="num" w:pos="1418"/>
         </w:tabs>
-        <w:ind w:start="1418" w:hanging="283"/>
+        <w:ind w:left="1418" w:hanging="283"/>
       </w:pPr>
       <w:rPr>
         <w:rFonts w:ascii="Symbol" w:hAnsi="Symbol" w:cs="Symbol" w:hint="default"/>
@@ -3853,12 +4706,12 @@
       <w:start w:val="1"/>
       <w:numFmt w:val="bullet"/>
       <w:lvlText w:val=""/>
-      <w:lvlJc w:val="start"/>
+      <w:lvlJc w:val="left"/>
       <w:pPr>
         <w:tabs>
           <w:tab w:val="num" w:pos="2127"/>
         </w:tabs>
-        <w:ind w:start="2127" w:hanging="283"/>
+        <w:ind w:left="2127" w:hanging="283"/>
       </w:pPr>
       <w:rPr>
         <w:rFonts w:ascii="Symbol" w:hAnsi="Symbol" w:cs="Symbol" w:hint="default"/>
@@ -3868,12 +4721,12 @@
       <w:start w:val="1"/>
       <w:numFmt w:val="bullet"/>
       <w:lvlText w:val=""/>
-      <w:lvlJc w:val="start"/>
+      <w:lvlJc w:val="left"/>
       <w:pPr>
         <w:tabs>
           <w:tab w:val="num" w:pos="2836"/>
         </w:tabs>
-        <w:ind w:start="2836" w:hanging="283"/>
+        <w:ind w:left="2836" w:hanging="283"/>
       </w:pPr>
       <w:rPr>
         <w:rFonts w:ascii="Symbol" w:hAnsi="Symbol" w:cs="Symbol" w:hint="default"/>
@@ -3883,12 +4736,12 @@
       <w:start w:val="1"/>
       <w:numFmt w:val="bullet"/>
       <w:lvlText w:val=""/>
-      <w:lvlJc w:val="start"/>
+      <w:lvlJc w:val="left"/>
       <w:pPr>
         <w:tabs>
           <w:tab w:val="num" w:pos="3545"/>
         </w:tabs>
-        <w:ind w:start="3545" w:hanging="283"/>
+        <w:ind w:left="3545" w:hanging="283"/>
       </w:pPr>
       <w:rPr>
         <w:rFonts w:ascii="Symbol" w:hAnsi="Symbol" w:cs="Symbol" w:hint="default"/>
@@ -3898,12 +4751,12 @@
       <w:start w:val="1"/>
       <w:numFmt w:val="bullet"/>
       <w:lvlText w:val=""/>
-      <w:lvlJc w:val="start"/>
+      <w:lvlJc w:val="left"/>
       <w:pPr>
         <w:tabs>
           <w:tab w:val="num" w:pos="4254"/>
         </w:tabs>
-        <w:ind w:start="4254" w:hanging="283"/>
+        <w:ind w:left="4254" w:hanging="283"/>
       </w:pPr>
       <w:rPr>
         <w:rFonts w:ascii="Symbol" w:hAnsi="Symbol" w:cs="Symbol" w:hint="default"/>
@@ -3913,12 +4766,12 @@
       <w:start w:val="1"/>
       <w:numFmt w:val="bullet"/>
       <w:lvlText w:val=""/>
-      <w:lvlJc w:val="start"/>
+      <w:lvlJc w:val="left"/>
       <w:pPr>
         <w:tabs>
           <w:tab w:val="num" w:pos="4963"/>
         </w:tabs>
-        <w:ind w:start="4963" w:hanging="283"/>
+        <w:ind w:left="4963" w:hanging="283"/>
       </w:pPr>
       <w:rPr>
         <w:rFonts w:ascii="Symbol" w:hAnsi="Symbol" w:cs="Symbol" w:hint="default"/>
@@ -3928,12 +4781,12 @@
       <w:start w:val="1"/>
       <w:numFmt w:val="bullet"/>
       <w:lvlText w:val=""/>
-      <w:lvlJc w:val="start"/>
+      <w:lvlJc w:val="left"/>
       <w:pPr>
         <w:tabs>
           <w:tab w:val="num" w:pos="5672"/>
         </w:tabs>
-        <w:ind w:start="5672" w:hanging="283"/>
+        <w:ind w:left="5672" w:hanging="283"/>
       </w:pPr>
       <w:rPr>
         <w:rFonts w:ascii="Symbol" w:hAnsi="Symbol" w:cs="Symbol" w:hint="default"/>
@@ -3943,29 +4796,32 @@
       <w:start w:val="1"/>
       <w:numFmt w:val="bullet"/>
       <w:lvlText w:val=""/>
-      <w:lvlJc w:val="start"/>
+      <w:lvlJc w:val="left"/>
       <w:pPr>
         <w:tabs>
           <w:tab w:val="num" w:pos="6381"/>
         </w:tabs>
-        <w:ind w:start="6381" w:hanging="283"/>
+        <w:ind w:left="6381" w:hanging="283"/>
       </w:pPr>
       <w:rPr>
         <w:rFonts w:ascii="Symbol" w:hAnsi="Symbol" w:cs="Symbol" w:hint="default"/>
       </w:rPr>
     </w:lvl>
   </w:abstractNum>
-  <w:abstractNum w:abstractNumId="4">
+  <w:abstractNum w:abstractNumId="3" w15:restartNumberingAfterBreak="0">
+    <w:nsid w:val="316945D2"/>
+    <w:multiLevelType w:val="multilevel"/>
+    <w:tmpl w:val="AC3E5358"/>
     <w:lvl w:ilvl="0">
       <w:start w:val="1"/>
       <w:numFmt w:val="bullet"/>
       <w:lvlText w:val=""/>
-      <w:lvlJc w:val="start"/>
+      <w:lvlJc w:val="left"/>
       <w:pPr>
         <w:tabs>
           <w:tab w:val="num" w:pos="709"/>
         </w:tabs>
-        <w:ind w:start="709" w:hanging="283"/>
+        <w:ind w:left="709" w:hanging="283"/>
       </w:pPr>
       <w:rPr>
         <w:rFonts w:ascii="Symbol" w:hAnsi="Symbol" w:cs="Symbol" w:hint="default"/>
@@ -3975,12 +4831,12 @@
       <w:start w:val="1"/>
       <w:numFmt w:val="bullet"/>
       <w:lvlText w:val=""/>
-      <w:lvlJc w:val="start"/>
+      <w:lvlJc w:val="left"/>
       <w:pPr>
         <w:tabs>
           <w:tab w:val="num" w:pos="1418"/>
         </w:tabs>
-        <w:ind w:start="1418" w:hanging="283"/>
+        <w:ind w:left="1418" w:hanging="283"/>
       </w:pPr>
       <w:rPr>
         <w:rFonts w:ascii="Symbol" w:hAnsi="Symbol" w:cs="Symbol" w:hint="default"/>
@@ -3990,12 +4846,12 @@
       <w:start w:val="1"/>
       <w:numFmt w:val="bullet"/>
       <w:lvlText w:val=""/>
-      <w:lvlJc w:val="start"/>
+      <w:lvlJc w:val="left"/>
       <w:pPr>
         <w:tabs>
           <w:tab w:val="num" w:pos="2127"/>
         </w:tabs>
-        <w:ind w:start="2127" w:hanging="283"/>
+        <w:ind w:left="2127" w:hanging="283"/>
       </w:pPr>
       <w:rPr>
         <w:rFonts w:ascii="Symbol" w:hAnsi="Symbol" w:cs="Symbol" w:hint="default"/>
@@ -4005,12 +4861,12 @@
       <w:start w:val="1"/>
       <w:numFmt w:val="bullet"/>
       <w:lvlText w:val=""/>
-      <w:lvlJc w:val="start"/>
+      <w:lvlJc w:val="left"/>
       <w:pPr>
         <w:tabs>
           <w:tab w:val="num" w:pos="2836"/>
         </w:tabs>
-        <w:ind w:start="2836" w:hanging="283"/>
+        <w:ind w:left="2836" w:hanging="283"/>
       </w:pPr>
       <w:rPr>
         <w:rFonts w:ascii="Symbol" w:hAnsi="Symbol" w:cs="Symbol" w:hint="default"/>
@@ -4020,12 +4876,12 @@
       <w:start w:val="1"/>
       <w:numFmt w:val="bullet"/>
       <w:lvlText w:val=""/>
-      <w:lvlJc w:val="start"/>
+      <w:lvlJc w:val="left"/>
       <w:pPr>
         <w:tabs>
           <w:tab w:val="num" w:pos="3545"/>
         </w:tabs>
-        <w:ind w:start="3545" w:hanging="283"/>
+        <w:ind w:left="3545" w:hanging="283"/>
       </w:pPr>
       <w:rPr>
         <w:rFonts w:ascii="Symbol" w:hAnsi="Symbol" w:cs="Symbol" w:hint="default"/>
@@ -4035,12 +4891,12 @@
       <w:start w:val="1"/>
       <w:numFmt w:val="bullet"/>
       <w:lvlText w:val=""/>
-      <w:lvlJc w:val="start"/>
+      <w:lvlJc w:val="left"/>
       <w:pPr>
         <w:tabs>
           <w:tab w:val="num" w:pos="4254"/>
         </w:tabs>
-        <w:ind w:start="4254" w:hanging="283"/>
+        <w:ind w:left="4254" w:hanging="283"/>
       </w:pPr>
       <w:rPr>
         <w:rFonts w:ascii="Symbol" w:hAnsi="Symbol" w:cs="Symbol" w:hint="default"/>
@@ -4050,12 +4906,12 @@
       <w:start w:val="1"/>
       <w:numFmt w:val="bullet"/>
       <w:lvlText w:val=""/>
-      <w:lvlJc w:val="start"/>
+      <w:lvlJc w:val="left"/>
       <w:pPr>
         <w:tabs>
           <w:tab w:val="num" w:pos="4963"/>
         </w:tabs>
-        <w:ind w:start="4963" w:hanging="283"/>
+        <w:ind w:left="4963" w:hanging="283"/>
       </w:pPr>
       <w:rPr>
         <w:rFonts w:ascii="Symbol" w:hAnsi="Symbol" w:cs="Symbol" w:hint="default"/>
@@ -4065,12 +4921,12 @@
       <w:start w:val="1"/>
       <w:numFmt w:val="bullet"/>
       <w:lvlText w:val=""/>
-      <w:lvlJc w:val="start"/>
+      <w:lvlJc w:val="left"/>
       <w:pPr>
         <w:tabs>
           <w:tab w:val="num" w:pos="5672"/>
         </w:tabs>
-        <w:ind w:start="5672" w:hanging="283"/>
+        <w:ind w:left="5672" w:hanging="283"/>
       </w:pPr>
       <w:rPr>
         <w:rFonts w:ascii="Symbol" w:hAnsi="Symbol" w:cs="Symbol" w:hint="default"/>
@@ -4080,29 +4936,145 @@
       <w:start w:val="1"/>
       <w:numFmt w:val="bullet"/>
       <w:lvlText w:val=""/>
-      <w:lvlJc w:val="start"/>
+      <w:lvlJc w:val="left"/>
       <w:pPr>
         <w:tabs>
           <w:tab w:val="num" w:pos="6381"/>
         </w:tabs>
-        <w:ind w:start="6381" w:hanging="283"/>
+        <w:ind w:left="6381" w:hanging="283"/>
       </w:pPr>
       <w:rPr>
         <w:rFonts w:ascii="Symbol" w:hAnsi="Symbol" w:cs="Symbol" w:hint="default"/>
       </w:rPr>
     </w:lvl>
   </w:abstractNum>
-  <w:abstractNum w:abstractNumId="5">
+  <w:abstractNum w:abstractNumId="4" w15:restartNumberingAfterBreak="0">
+    <w:nsid w:val="5A220286"/>
+    <w:multiLevelType w:val="multilevel"/>
+    <w:tmpl w:val="FD10021A"/>
+    <w:lvl w:ilvl="0">
+      <w:start w:val="5"/>
+      <w:numFmt w:val="decimal"/>
+      <w:lvlText w:val="%1."/>
+      <w:lvlJc w:val="left"/>
+      <w:pPr>
+        <w:tabs>
+          <w:tab w:val="num" w:pos="709"/>
+        </w:tabs>
+        <w:ind w:left="709" w:hanging="283"/>
+      </w:pPr>
+    </w:lvl>
+    <w:lvl w:ilvl="1">
+      <w:start w:val="1"/>
+      <w:numFmt w:val="decimal"/>
+      <w:lvlText w:val="%2."/>
+      <w:lvlJc w:val="left"/>
+      <w:pPr>
+        <w:tabs>
+          <w:tab w:val="num" w:pos="1418"/>
+        </w:tabs>
+        <w:ind w:left="1418" w:hanging="283"/>
+      </w:pPr>
+    </w:lvl>
+    <w:lvl w:ilvl="2">
+      <w:start w:val="1"/>
+      <w:numFmt w:val="decimal"/>
+      <w:lvlText w:val="%3."/>
+      <w:lvlJc w:val="left"/>
+      <w:pPr>
+        <w:tabs>
+          <w:tab w:val="num" w:pos="2127"/>
+        </w:tabs>
+        <w:ind w:left="2127" w:hanging="283"/>
+      </w:pPr>
+    </w:lvl>
+    <w:lvl w:ilvl="3">
+      <w:start w:val="1"/>
+      <w:numFmt w:val="decimal"/>
+      <w:lvlText w:val="%4."/>
+      <w:lvlJc w:val="left"/>
+      <w:pPr>
+        <w:tabs>
+          <w:tab w:val="num" w:pos="2836"/>
+        </w:tabs>
+        <w:ind w:left="2836" w:hanging="283"/>
+      </w:pPr>
+    </w:lvl>
+    <w:lvl w:ilvl="4">
+      <w:start w:val="1"/>
+      <w:numFmt w:val="decimal"/>
+      <w:lvlText w:val="%5."/>
+      <w:lvlJc w:val="left"/>
+      <w:pPr>
+        <w:tabs>
+          <w:tab w:val="num" w:pos="3545"/>
+        </w:tabs>
+        <w:ind w:left="3545" w:hanging="283"/>
+      </w:pPr>
+    </w:lvl>
+    <w:lvl w:ilvl="5">
+      <w:start w:val="1"/>
+      <w:numFmt w:val="decimal"/>
+      <w:lvlText w:val="%6."/>
+      <w:lvlJc w:val="left"/>
+      <w:pPr>
+        <w:tabs>
+          <w:tab w:val="num" w:pos="4254"/>
+        </w:tabs>
+        <w:ind w:left="4254" w:hanging="283"/>
+      </w:pPr>
+    </w:lvl>
+    <w:lvl w:ilvl="6">
+      <w:start w:val="1"/>
+      <w:numFmt w:val="decimal"/>
+      <w:lvlText w:val="%7."/>
+      <w:lvlJc w:val="left"/>
+      <w:pPr>
+        <w:tabs>
+          <w:tab w:val="num" w:pos="4963"/>
+        </w:tabs>
+        <w:ind w:left="4963" w:hanging="283"/>
+      </w:pPr>
+    </w:lvl>
+    <w:lvl w:ilvl="7">
+      <w:start w:val="1"/>
+      <w:numFmt w:val="decimal"/>
+      <w:lvlText w:val="%8."/>
+      <w:lvlJc w:val="left"/>
+      <w:pPr>
+        <w:tabs>
+          <w:tab w:val="num" w:pos="5672"/>
+        </w:tabs>
+        <w:ind w:left="5672" w:hanging="283"/>
+      </w:pPr>
+    </w:lvl>
+    <w:lvl w:ilvl="8">
+      <w:start w:val="1"/>
+      <w:numFmt w:val="decimal"/>
+      <w:lvlText w:val="%9."/>
+      <w:lvlJc w:val="left"/>
+      <w:pPr>
+        <w:tabs>
+          <w:tab w:val="num" w:pos="6381"/>
+        </w:tabs>
+        <w:ind w:left="6381" w:hanging="283"/>
+      </w:pPr>
+    </w:lvl>
+  </w:abstractNum>
+  <w:abstractNum w:abstractNumId="5" w15:restartNumberingAfterBreak="0">
+    <w:nsid w:val="765E4C74"/>
+    <w:multiLevelType w:val="multilevel"/>
+    <w:tmpl w:val="8402CDA4"/>
     <w:lvl w:ilvl="0">
       <w:start w:val="1"/>
       <w:numFmt w:val="bullet"/>
       <w:lvlText w:val=""/>
-      <w:lvlJc w:val="start"/>
+      <w:lvlJc w:val="left"/>
       <w:pPr>
         <w:tabs>
           <w:tab w:val="num" w:pos="709"/>
         </w:tabs>
-        <w:ind w:start="709" w:hanging="283"/>
+        <w:ind w:left="709" w:hanging="283"/>
       </w:pPr>
       <w:rPr>
         <w:rFonts w:ascii="Symbol" w:hAnsi="Symbol" w:cs="Symbol" w:hint="default"/>
@@ -4112,12 +5084,12 @@
       <w:start w:val="1"/>
       <w:numFmt w:val="bullet"/>
       <w:lvlText w:val=""/>
-      <w:lvlJc w:val="start"/>
+      <w:lvlJc w:val="left"/>
       <w:pPr>
         <w:tabs>
           <w:tab w:val="num" w:pos="1418"/>
         </w:tabs>
-        <w:ind w:start="1418" w:hanging="283"/>
+        <w:ind w:left="1418" w:hanging="283"/>
       </w:pPr>
       <w:rPr>
         <w:rFonts w:ascii="Symbol" w:hAnsi="Symbol" w:cs="Symbol" w:hint="default"/>
@@ -4127,12 +5099,12 @@
       <w:start w:val="1"/>
       <w:numFmt w:val="bullet"/>
       <w:lvlText w:val=""/>
-      <w:lvlJc w:val="start"/>
+      <w:lvlJc w:val="left"/>
       <w:pPr>
         <w:tabs>
           <w:tab w:val="num" w:pos="2127"/>
         </w:tabs>
-        <w:ind w:start="2127" w:hanging="283"/>
+        <w:ind w:left="2127" w:hanging="283"/>
       </w:pPr>
       <w:rPr>
         <w:rFonts w:ascii="Symbol" w:hAnsi="Symbol" w:cs="Symbol" w:hint="default"/>
@@ -4142,12 +5114,12 @@
       <w:start w:val="1"/>
       <w:numFmt w:val="bullet"/>
       <w:lvlText w:val=""/>
-      <w:lvlJc w:val="start"/>
+      <w:lvlJc w:val="left"/>
       <w:pPr>
         <w:tabs>
           <w:tab w:val="num" w:pos="2836"/>
         </w:tabs>
-        <w:ind w:start="2836" w:hanging="283"/>
+        <w:ind w:left="2836" w:hanging="283"/>
       </w:pPr>
       <w:rPr>
         <w:rFonts w:ascii="Symbol" w:hAnsi="Symbol" w:cs="Symbol" w:hint="default"/>
@@ -4157,12 +5129,12 @@
       <w:start w:val="1"/>
       <w:numFmt w:val="bullet"/>
       <w:lvlText w:val=""/>
-      <w:lvlJc w:val="start"/>
+      <w:lvlJc w:val="left"/>
       <w:pPr>
         <w:tabs>
           <w:tab w:val="num" w:pos="3545"/>
         </w:tabs>
-        <w:ind w:start="3545" w:hanging="283"/>
+        <w:ind w:left="3545" w:hanging="283"/>
       </w:pPr>
       <w:rPr>
         <w:rFonts w:ascii="Symbol" w:hAnsi="Symbol" w:cs="Symbol" w:hint="default"/>
@@ -4172,12 +5144,12 @@
       <w:start w:val="1"/>
       <w:numFmt w:val="bullet"/>
       <w:lvlText w:val=""/>
-      <w:lvlJc w:val="start"/>
+      <w:lvlJc w:val="left"/>
       <w:pPr>
         <w:tabs>
           <w:tab w:val="num" w:pos="4254"/>
         </w:tabs>
-        <w:ind w:start="4254" w:hanging="283"/>
+        <w:ind w:left="4254" w:hanging="283"/>
       </w:pPr>
       <w:rPr>
         <w:rFonts w:ascii="Symbol" w:hAnsi="Symbol" w:cs="Symbol" w:hint="default"/>
@@ -4187,12 +5159,12 @@
       <w:start w:val="1"/>
       <w:numFmt w:val="bullet"/>
       <w:lvlText w:val=""/>
-      <w:lvlJc w:val="start"/>
+      <w:lvlJc w:val="left"/>
       <w:pPr>
         <w:tabs>
           <w:tab w:val="num" w:pos="4963"/>
         </w:tabs>
-        <w:ind w:start="4963" w:hanging="283"/>
+        <w:ind w:left="4963" w:hanging="283"/>
       </w:pPr>
       <w:rPr>
         <w:rFonts w:ascii="Symbol" w:hAnsi="Symbol" w:cs="Symbol" w:hint="default"/>
@@ -4202,12 +5174,12 @@
       <w:start w:val="1"/>
       <w:numFmt w:val="bullet"/>
       <w:lvlText w:val=""/>
-      <w:lvlJc w:val="start"/>
+      <w:lvlJc w:val="left"/>
       <w:pPr>
         <w:tabs>
           <w:tab w:val="num" w:pos="5672"/>
         </w:tabs>
-        <w:ind w:start="5672" w:hanging="283"/>
+        <w:ind w:left="5672" w:hanging="283"/>
       </w:pPr>
       <w:rPr>
         <w:rFonts w:ascii="Symbol" w:hAnsi="Symbol" w:cs="Symbol" w:hint="default"/>
@@ -4217,165 +5189,45 @@
       <w:start w:val="1"/>
       <w:numFmt w:val="bullet"/>
       <w:lvlText w:val=""/>
-      <w:lvlJc w:val="start"/>
+      <w:lvlJc w:val="left"/>
       <w:pPr>
         <w:tabs>
           <w:tab w:val="num" w:pos="6381"/>
         </w:tabs>
-        <w:ind w:start="6381" w:hanging="283"/>
+        <w:ind w:left="6381" w:hanging="283"/>
       </w:pPr>
       <w:rPr>
         <w:rFonts w:ascii="Symbol" w:hAnsi="Symbol" w:cs="Symbol" w:hint="default"/>
       </w:rPr>
     </w:lvl>
   </w:abstractNum>
-  <w:abstractNum w:abstractNumId="6">
-    <w:lvl w:ilvl="0">
-      <w:start w:val="1"/>
-      <w:numFmt w:val="none"/>
-      <w:suff w:val="nothing"/>
-      <w:lvlText w:val=""/>
-      <w:lvlJc w:val="start"/>
-      <w:pPr>
-        <w:tabs>
-          <w:tab w:val="num" w:pos="0"/>
-        </w:tabs>
-        <w:ind w:start="0" w:hanging="0"/>
-      </w:pPr>
-    </w:lvl>
-    <w:lvl w:ilvl="1">
-      <w:start w:val="1"/>
-      <w:numFmt w:val="none"/>
-      <w:suff w:val="nothing"/>
-      <w:lvlText w:val=""/>
-      <w:lvlJc w:val="start"/>
-      <w:pPr>
-        <w:tabs>
-          <w:tab w:val="num" w:pos="0"/>
-        </w:tabs>
-        <w:ind w:start="0" w:hanging="0"/>
-      </w:pPr>
-    </w:lvl>
-    <w:lvl w:ilvl="2">
-      <w:start w:val="1"/>
-      <w:numFmt w:val="none"/>
-      <w:pStyle w:val="Heading3"/>
-      <w:suff w:val="nothing"/>
-      <w:lvlText w:val=""/>
-      <w:lvlJc w:val="start"/>
-      <w:pPr>
-        <w:tabs>
-          <w:tab w:val="num" w:pos="0"/>
-        </w:tabs>
-        <w:ind w:start="0" w:hanging="0"/>
-      </w:pPr>
-    </w:lvl>
-    <w:lvl w:ilvl="3">
-      <w:start w:val="1"/>
-      <w:numFmt w:val="none"/>
-      <w:suff w:val="nothing"/>
-      <w:lvlText w:val=""/>
-      <w:lvlJc w:val="start"/>
-      <w:pPr>
-        <w:tabs>
-          <w:tab w:val="num" w:pos="0"/>
-        </w:tabs>
-        <w:ind w:start="0" w:hanging="0"/>
-      </w:pPr>
-    </w:lvl>
-    <w:lvl w:ilvl="4">
-      <w:start w:val="1"/>
-      <w:numFmt w:val="none"/>
-      <w:suff w:val="nothing"/>
-      <w:lvlText w:val=""/>
-      <w:lvlJc w:val="start"/>
-      <w:pPr>
-        <w:tabs>
-          <w:tab w:val="num" w:pos="0"/>
-        </w:tabs>
-        <w:ind w:start="0" w:hanging="0"/>
-      </w:pPr>
-    </w:lvl>
-    <w:lvl w:ilvl="5">
-      <w:start w:val="1"/>
-      <w:numFmt w:val="none"/>
-      <w:suff w:val="nothing"/>
-      <w:lvlText w:val=""/>
-      <w:lvlJc w:val="start"/>
-      <w:pPr>
-        <w:tabs>
-          <w:tab w:val="num" w:pos="0"/>
-        </w:tabs>
-        <w:ind w:start="0" w:hanging="0"/>
-      </w:pPr>
-    </w:lvl>
-    <w:lvl w:ilvl="6">
-      <w:start w:val="1"/>
-      <w:numFmt w:val="none"/>
-      <w:suff w:val="nothing"/>
-      <w:lvlText w:val=""/>
-      <w:lvlJc w:val="start"/>
-      <w:pPr>
-        <w:tabs>
-          <w:tab w:val="num" w:pos="0"/>
-        </w:tabs>
-        <w:ind w:start="0" w:hanging="0"/>
-      </w:pPr>
-    </w:lvl>
-    <w:lvl w:ilvl="7">
-      <w:start w:val="1"/>
-      <w:numFmt w:val="none"/>
-      <w:suff w:val="nothing"/>
-      <w:lvlText w:val=""/>
-      <w:lvlJc w:val="start"/>
-      <w:pPr>
-        <w:tabs>
-          <w:tab w:val="num" w:pos="0"/>
-        </w:tabs>
-        <w:ind w:start="0" w:hanging="0"/>
-      </w:pPr>
-    </w:lvl>
-    <w:lvl w:ilvl="8">
-      <w:start w:val="1"/>
-      <w:numFmt w:val="none"/>
-      <w:suff w:val="nothing"/>
-      <w:lvlText w:val=""/>
-      <w:lvlJc w:val="start"/>
-      <w:pPr>
-        <w:tabs>
-          <w:tab w:val="num" w:pos="0"/>
-        </w:tabs>
-        <w:ind w:start="0" w:hanging="0"/>
-      </w:pPr>
-    </w:lvl>
-  </w:abstractNum>
-  <w:num w:numId="1">
+  <w:num w:numId="1" w16cid:durableId="411856430">
     <w:abstractNumId w:val="1"/>
   </w:num>
-  <w:num w:numId="2">
+  <w:num w:numId="2" w16cid:durableId="1751003604">
+    <w:abstractNumId w:val="4"/>
+  </w:num>
+  <w:num w:numId="3" w16cid:durableId="226770265">
+    <w:abstractNumId w:val="5"/>
+  </w:num>
+  <w:num w:numId="4" w16cid:durableId="1677078591">
+    <w:abstractNumId w:val="3"/>
+  </w:num>
+  <w:num w:numId="5" w16cid:durableId="2103183744">
     <w:abstractNumId w:val="2"/>
   </w:num>
-  <w:num w:numId="3">
-    <w:abstractNumId w:val="3"/>
-  </w:num>
-  <w:num w:numId="4">
-    <w:abstractNumId w:val="4"/>
-  </w:num>
-  <w:num w:numId="5">
-    <w:abstractNumId w:val="5"/>
-  </w:num>
-  <w:num w:numId="6">
-    <w:abstractNumId w:val="6"/>
+  <w:num w:numId="6" w16cid:durableId="1782845594">
+    <w:abstractNumId w:val="0"/>
   </w:num>
 </w:numbering>
 </file>
 
 <file path=word/styles.xml><?xml version="1.0" encoding="utf-8"?>
-<w:styles xmlns:w="http://schemas.openxmlformats.org/wordprocessingml/2006/main" xmlns:w14="http://schemas.microsoft.com/office/word/2010/wordml" xmlns:mc="http://schemas.openxmlformats.org/markup-compatibility/2006" mc:Ignorable="w14">
+<w:styles xmlns:mc="http://schemas.openxmlformats.org/markup-compatibility/2006" xmlns:r="http://schemas.openxmlformats.org/officeDocument/2006/relationships" xmlns:w="http://schemas.openxmlformats.org/wordprocessingml/2006/main" xmlns:w14="http://schemas.microsoft.com/office/word/2010/wordml" xmlns:w15="http://schemas.microsoft.com/office/word/2012/wordml" xmlns:w16cex="http://schemas.microsoft.com/office/word/2018/wordml/cex" xmlns:w16cid="http://schemas.microsoft.com/office/word/2016/wordml/cid" xmlns:w16="http://schemas.microsoft.com/office/word/2018/wordml" xmlns:w16sdtdh="http://schemas.microsoft.com/office/word/2020/wordml/sdtdatahash" xmlns:w16se="http://schemas.microsoft.com/office/word/2015/wordml/symex" mc:Ignorable="w14 w15 w16se w16cid w16 w16cex w16sdtdh">
   <w:docDefaults>
     <w:rPrDefault>
       <w:rPr>
-        <w:rFonts w:ascii="Liberation Serif" w:hAnsi="Liberation Serif" w:eastAsia="NSimSun" w:cs="Arial"/>
+        <w:rFonts w:ascii="Liberation Serif" w:eastAsia="NSimSun" w:hAnsi="Liberation Serif" w:cs="Arial"/>
         <w:kern w:val="2"/>
         <w:sz w:val="24"/>
         <w:szCs w:val="24"/>
@@ -4384,64 +5236,456 @@
     </w:rPrDefault>
     <w:pPrDefault>
       <w:pPr>
-        <w:suppressAutoHyphens w:val="true"/>
+        <w:suppressAutoHyphens/>
       </w:pPr>
     </w:pPrDefault>
   </w:docDefaults>
-  <w:style w:type="paragraph" w:styleId="Normal">
+  <w:latentStyles w:defLockedState="0" w:defUIPriority="99" w:defSemiHidden="0" w:defUnhideWhenUsed="0" w:defQFormat="0" w:count="376">
+    <w:lsdException w:name="Normal" w:uiPriority="0" w:qFormat="1"/>
+    <w:lsdException w:name="heading 1" w:uiPriority="9" w:qFormat="1"/>
+    <w:lsdException w:name="heading 2" w:semiHidden="1" w:uiPriority="9" w:unhideWhenUsed="1" w:qFormat="1"/>
+    <w:lsdException w:name="heading 3" w:semiHidden="1" w:uiPriority="9" w:unhideWhenUsed="1" w:qFormat="1"/>
+    <w:lsdException w:name="heading 4" w:semiHidden="1" w:uiPriority="9" w:unhideWhenUsed="1" w:qFormat="1"/>
+    <w:lsdException w:name="heading 5" w:semiHidden="1" w:uiPriority="9" w:unhideWhenUsed="1" w:qFormat="1"/>
+    <w:lsdException w:name="heading 6" w:semiHidden="1" w:uiPriority="9" w:unhideWhenUsed="1" w:qFormat="1"/>
+    <w:lsdException w:name="heading 7" w:semiHidden="1" w:uiPriority="9" w:unhideWhenUsed="1" w:qFormat="1"/>
+    <w:lsdException w:name="heading 8" w:semiHidden="1" w:uiPriority="9" w:unhideWhenUsed="1" w:qFormat="1"/>
+    <w:lsdException w:name="heading 9" w:semiHidden="1" w:uiPriority="9" w:unhideWhenUsed="1" w:qFormat="1"/>
+    <w:lsdException w:name="index 1" w:semiHidden="1" w:unhideWhenUsed="1"/>
+    <w:lsdException w:name="index 2" w:semiHidden="1" w:unhideWhenUsed="1"/>
+    <w:lsdException w:name="index 3" w:semiHidden="1" w:unhideWhenUsed="1"/>
+    <w:lsdException w:name="index 4" w:semiHidden="1" w:unhideWhenUsed="1"/>
+    <w:lsdException w:name="index 5" w:semiHidden="1" w:unhideWhenUsed="1"/>
+    <w:lsdException w:name="index 6" w:semiHidden="1" w:unhideWhenUsed="1"/>
+    <w:lsdException w:name="index 7" w:semiHidden="1" w:unhideWhenUsed="1"/>
+    <w:lsdException w:name="index 8" w:semiHidden="1" w:unhideWhenUsed="1"/>
+    <w:lsdException w:name="index 9" w:semiHidden="1" w:unhideWhenUsed="1"/>
+    <w:lsdException w:name="toc 1" w:semiHidden="1" w:uiPriority="39" w:unhideWhenUsed="1"/>
+    <w:lsdException w:name="toc 2" w:semiHidden="1" w:uiPriority="39" w:unhideWhenUsed="1"/>
+    <w:lsdException w:name="toc 3" w:semiHidden="1" w:uiPriority="39" w:unhideWhenUsed="1"/>
+    <w:lsdException w:name="toc 4" w:semiHidden="1" w:uiPriority="39" w:unhideWhenUsed="1"/>
+    <w:lsdException w:name="toc 5" w:semiHidden="1" w:uiPriority="39" w:unhideWhenUsed="1"/>
+    <w:lsdException w:name="toc 6" w:semiHidden="1" w:uiPriority="39" w:unhideWhenUsed="1"/>
+    <w:lsdException w:name="toc 7" w:semiHidden="1" w:uiPriority="39" w:unhideWhenUsed="1"/>
+    <w:lsdException w:name="toc 8" w:semiHidden="1" w:uiPriority="39" w:unhideWhenUsed="1"/>
+    <w:lsdException w:name="toc 9" w:semiHidden="1" w:uiPriority="39" w:unhideWhenUsed="1"/>
+    <w:lsdException w:name="Normal Indent" w:semiHidden="1" w:unhideWhenUsed="1"/>
+    <w:lsdException w:name="footnote text" w:semiHidden="1" w:unhideWhenUsed="1"/>
+    <w:lsdException w:name="annotation text" w:semiHidden="1" w:unhideWhenUsed="1"/>
+    <w:lsdException w:name="header" w:semiHidden="1" w:unhideWhenUsed="1"/>
+    <w:lsdException w:name="footer" w:semiHidden="1" w:unhideWhenUsed="1"/>
+    <w:lsdException w:name="index heading" w:semiHidden="1" w:unhideWhenUsed="1"/>
+    <w:lsdException w:name="caption" w:semiHidden="1" w:uiPriority="35" w:unhideWhenUsed="1" w:qFormat="1"/>
+    <w:lsdException w:name="table of figures" w:semiHidden="1" w:unhideWhenUsed="1"/>
+    <w:lsdException w:name="envelope address" w:semiHidden="1" w:unhideWhenUsed="1"/>
+    <w:lsdException w:name="envelope return" w:semiHidden="1" w:unhideWhenUsed="1"/>
+    <w:lsdException w:name="footnote reference" w:semiHidden="1" w:unhideWhenUsed="1"/>
+    <w:lsdException w:name="annotation reference" w:semiHidden="1" w:unhideWhenUsed="1"/>
+    <w:lsdException w:name="line number" w:semiHidden="1" w:unhideWhenUsed="1"/>
+    <w:lsdException w:name="page number" w:semiHidden="1" w:unhideWhenUsed="1"/>
+    <w:lsdException w:name="endnote reference" w:semiHidden="1" w:unhideWhenUsed="1"/>
+    <w:lsdException w:name="endnote text" w:semiHidden="1" w:unhideWhenUsed="1"/>
+    <w:lsdException w:name="table of authorities" w:semiHidden="1" w:unhideWhenUsed="1"/>
+    <w:lsdException w:name="macro" w:semiHidden="1" w:unhideWhenUsed="1"/>
+    <w:lsdException w:name="toa heading" w:semiHidden="1" w:unhideWhenUsed="1"/>
+    <w:lsdException w:name="List" w:semiHidden="1" w:unhideWhenUsed="1"/>
+    <w:lsdException w:name="List Bullet" w:semiHidden="1" w:unhideWhenUsed="1"/>
+    <w:lsdException w:name="List Number" w:semiHidden="1" w:unhideWhenUsed="1"/>
+    <w:lsdException w:name="List 2" w:semiHidden="1" w:unhideWhenUsed="1"/>
+    <w:lsdException w:name="List 3" w:semiHidden="1" w:unhideWhenUsed="1"/>
+    <w:lsdException w:name="List 4" w:semiHidden="1" w:unhideWhenUsed="1"/>
+    <w:lsdException w:name="List 5" w:semiHidden="1" w:unhideWhenUsed="1"/>
+    <w:lsdException w:name="List Bullet 2" w:semiHidden="1" w:unhideWhenUsed="1"/>
+    <w:lsdException w:name="List Bullet 3" w:semiHidden="1" w:unhideWhenUsed="1"/>
+    <w:lsdException w:name="List Bullet 4" w:semiHidden="1" w:unhideWhenUsed="1"/>
+    <w:lsdException w:name="List Bullet 5" w:semiHidden="1" w:unhideWhenUsed="1"/>
+    <w:lsdException w:name="List Number 2" w:semiHidden="1" w:unhideWhenUsed="1"/>
+    <w:lsdException w:name="List Number 3" w:semiHidden="1" w:unhideWhenUsed="1"/>
+    <w:lsdException w:name="List Number 4" w:semiHidden="1" w:unhideWhenUsed="1"/>
+    <w:lsdException w:name="List Number 5" w:semiHidden="1" w:unhideWhenUsed="1"/>
+    <w:lsdException w:name="Title" w:uiPriority="10" w:qFormat="1"/>
+    <w:lsdException w:name="Closing" w:semiHidden="1" w:unhideWhenUsed="1"/>
+    <w:lsdException w:name="Signature" w:semiHidden="1" w:unhideWhenUsed="1"/>
+    <w:lsdException w:name="Default Paragraph Font" w:semiHidden="1" w:uiPriority="1" w:unhideWhenUsed="1"/>
+    <w:lsdException w:name="Body Text" w:semiHidden="1" w:unhideWhenUsed="1"/>
+    <w:lsdException w:name="Body Text Indent" w:semiHidden="1" w:unhideWhenUsed="1"/>
+    <w:lsdException w:name="List Continue" w:semiHidden="1" w:unhideWhenUsed="1"/>
+    <w:lsdException w:name="List Continue 2" w:semiHidden="1" w:unhideWhenUsed="1"/>
+    <w:lsdException w:name="List Continue 3" w:semiHidden="1" w:unhideWhenUsed="1"/>
+    <w:lsdException w:name="List Continue 4" w:semiHidden="1" w:unhideWhenUsed="1"/>
+    <w:lsdException w:name="List Continue 5" w:semiHidden="1" w:unhideWhenUsed="1"/>
+    <w:lsdException w:name="Message Header" w:semiHidden="1" w:unhideWhenUsed="1"/>
+    <w:lsdException w:name="Subtitle" w:uiPriority="11" w:qFormat="1"/>
+    <w:lsdException w:name="Salutation" w:semiHidden="1" w:unhideWhenUsed="1"/>
+    <w:lsdException w:name="Date" w:semiHidden="1" w:unhideWhenUsed="1"/>
+    <w:lsdException w:name="Body Text First Indent" w:semiHidden="1" w:unhideWhenUsed="1"/>
+    <w:lsdException w:name="Body Text First Indent 2" w:semiHidden="1" w:unhideWhenUsed="1"/>
+    <w:lsdException w:name="Note Heading" w:semiHidden="1" w:unhideWhenUsed="1"/>
+    <w:lsdException w:name="Body Text 2" w:semiHidden="1" w:unhideWhenUsed="1"/>
+    <w:lsdException w:name="Body Text 3" w:semiHidden="1" w:unhideWhenUsed="1"/>
+    <w:lsdException w:name="Body Text Indent 2" w:semiHidden="1" w:unhideWhenUsed="1"/>
+    <w:lsdException w:name="Body Text Indent 3" w:semiHidden="1" w:unhideWhenUsed="1"/>
+    <w:lsdException w:name="Block Text" w:semiHidden="1" w:unhideWhenUsed="1"/>
+    <w:lsdException w:name="Hyperlink" w:semiHidden="1" w:unhideWhenUsed="1"/>
+    <w:lsdException w:name="FollowedHyperlink" w:semiHidden="1" w:unhideWhenUsed="1"/>
+    <w:lsdException w:name="Strong" w:uiPriority="22" w:qFormat="1"/>
+    <w:lsdException w:name="Emphasis" w:uiPriority="20" w:qFormat="1"/>
+    <w:lsdException w:name="Document Map" w:semiHidden="1" w:unhideWhenUsed="1"/>
+    <w:lsdException w:name="Plain Text" w:semiHidden="1" w:unhideWhenUsed="1"/>
+    <w:lsdException w:name="E-mail Signature" w:semiHidden="1" w:unhideWhenUsed="1"/>
+    <w:lsdException w:name="HTML Top of Form" w:semiHidden="1" w:unhideWhenUsed="1"/>
+    <w:lsdException w:name="HTML Bottom of Form" w:semiHidden="1" w:unhideWhenUsed="1"/>
+    <w:lsdException w:name="Normal (Web)" w:semiHidden="1" w:unhideWhenUsed="1"/>
+    <w:lsdException w:name="HTML Acronym" w:semiHidden="1" w:unhideWhenUsed="1"/>
+    <w:lsdException w:name="HTML Address" w:semiHidden="1" w:unhideWhenUsed="1"/>
+    <w:lsdException w:name="HTML Cite" w:semiHidden="1" w:unhideWhenUsed="1"/>
+    <w:lsdException w:name="HTML Code" w:semiHidden="1" w:unhideWhenUsed="1"/>
+    <w:lsdException w:name="HTML Definition" w:semiHidden="1" w:unhideWhenUsed="1"/>
+    <w:lsdException w:name="HTML Keyboard" w:semiHidden="1" w:unhideWhenUsed="1"/>
+    <w:lsdException w:name="HTML Preformatted" w:semiHidden="1" w:unhideWhenUsed="1"/>
+    <w:lsdException w:name="HTML Sample" w:semiHidden="1" w:unhideWhenUsed="1"/>
+    <w:lsdException w:name="HTML Typewriter" w:semiHidden="1" w:unhideWhenUsed="1"/>
+    <w:lsdException w:name="HTML Variable" w:semiHidden="1" w:unhideWhenUsed="1"/>
+    <w:lsdException w:name="Normal Table" w:semiHidden="1" w:unhideWhenUsed="1"/>
+    <w:lsdException w:name="annotation subject" w:semiHidden="1" w:unhideWhenUsed="1"/>
+    <w:lsdException w:name="No List" w:semiHidden="1" w:unhideWhenUsed="1"/>
+    <w:lsdException w:name="Outline List 1" w:semiHidden="1" w:unhideWhenUsed="1"/>
+    <w:lsdException w:name="Outline List 2" w:semiHidden="1" w:unhideWhenUsed="1"/>
+    <w:lsdException w:name="Outline List 3" w:semiHidden="1" w:unhideWhenUsed="1"/>
+    <w:lsdException w:name="Table Simple 1" w:semiHidden="1" w:unhideWhenUsed="1"/>
+    <w:lsdException w:name="Table Simple 2" w:semiHidden="1" w:unhideWhenUsed="1"/>
+    <w:lsdException w:name="Table Simple 3" w:semiHidden="1" w:unhideWhenUsed="1"/>
+    <w:lsdException w:name="Table Classic 1" w:semiHidden="1" w:unhideWhenUsed="1"/>
+    <w:lsdException w:name="Table Classic 2" w:semiHidden="1" w:unhideWhenUsed="1"/>
+    <w:lsdException w:name="Table Classic 3" w:semiHidden="1" w:unhideWhenUsed="1"/>
+    <w:lsdException w:name="Table Classic 4" w:semiHidden="1" w:unhideWhenUsed="1"/>
+    <w:lsdException w:name="Table Colorful 1" w:semiHidden="1" w:unhideWhenUsed="1"/>
+    <w:lsdException w:name="Table Colorful 2" w:semiHidden="1" w:unhideWhenUsed="1"/>
+    <w:lsdException w:name="Table Colorful 3" w:semiHidden="1" w:unhideWhenUsed="1"/>
+    <w:lsdException w:name="Table Columns 1" w:semiHidden="1" w:unhideWhenUsed="1"/>
+    <w:lsdException w:name="Table Columns 2" w:semiHidden="1" w:unhideWhenUsed="1"/>
+    <w:lsdException w:name="Table Columns 3" w:semiHidden="1" w:unhideWhenUsed="1"/>
+    <w:lsdException w:name="Table Columns 4" w:semiHidden="1" w:unhideWhenUsed="1"/>
+    <w:lsdException w:name="Table Columns 5" w:semiHidden="1" w:unhideWhenUsed="1"/>
+    <w:lsdException w:name="Table Grid 1" w:semiHidden="1" w:unhideWhenUsed="1"/>
+    <w:lsdException w:name="Table Grid 2" w:semiHidden="1" w:unhideWhenUsed="1"/>
+    <w:lsdException w:name="Table Grid 3" w:semiHidden="1" w:unhideWhenUsed="1"/>
+    <w:lsdException w:name="Table Grid 4" w:semiHidden="1" w:unhideWhenUsed="1"/>
+    <w:lsdException w:name="Table Grid 5" w:semiHidden="1" w:unhideWhenUsed="1"/>
+    <w:lsdException w:name="Table Grid 6" w:semiHidden="1" w:unhideWhenUsed="1"/>
+    <w:lsdException w:name="Table Grid 7" w:semiHidden="1" w:unhideWhenUsed="1"/>
+    <w:lsdException w:name="Table Grid 8" w:semiHidden="1" w:unhideWhenUsed="1"/>
+    <w:lsdException w:name="Table List 1" w:semiHidden="1" w:unhideWhenUsed="1"/>
+    <w:lsdException w:name="Table List 2" w:semiHidden="1" w:unhideWhenUsed="1"/>
+    <w:lsdException w:name="Table List 3" w:semiHidden="1" w:unhideWhenUsed="1"/>
+    <w:lsdException w:name="Table List 4" w:semiHidden="1" w:unhideWhenUsed="1"/>
+    <w:lsdException w:name="Table List 5" w:semiHidden="1" w:unhideWhenUsed="1"/>
+    <w:lsdException w:name="Table List 6" w:semiHidden="1" w:unhideWhenUsed="1"/>
+    <w:lsdException w:name="Table List 7" w:semiHidden="1" w:unhideWhenUsed="1"/>
+    <w:lsdException w:name="Table List 8" w:semiHidden="1" w:unhideWhenUsed="1"/>
+    <w:lsdException w:name="Table 3D effects 1" w:semiHidden="1" w:unhideWhenUsed="1"/>
+    <w:lsdException w:name="Table 3D effects 2" w:semiHidden="1" w:unhideWhenUsed="1"/>
+    <w:lsdException w:name="Table 3D effects 3" w:semiHidden="1" w:unhideWhenUsed="1"/>
+    <w:lsdException w:name="Table Contemporary" w:semiHidden="1" w:unhideWhenUsed="1"/>
+    <w:lsdException w:name="Table Elegant" w:semiHidden="1" w:unhideWhenUsed="1"/>
+    <w:lsdException w:name="Table Professional" w:semiHidden="1" w:unhideWhenUsed="1"/>
+    <w:lsdException w:name="Table Subtle 1" w:semiHidden="1" w:unhideWhenUsed="1"/>
+    <w:lsdException w:name="Table Subtle 2" w:semiHidden="1" w:unhideWhenUsed="1"/>
+    <w:lsdException w:name="Table Web 1" w:semiHidden="1" w:unhideWhenUsed="1"/>
+    <w:lsdException w:name="Table Web 2" w:semiHidden="1" w:unhideWhenUsed="1"/>
+    <w:lsdException w:name="Table Web 3" w:semiHidden="1" w:unhideWhenUsed="1"/>
+    <w:lsdException w:name="Balloon Text" w:semiHidden="1" w:unhideWhenUsed="1"/>
+    <w:lsdException w:name="Table Grid" w:uiPriority="39"/>
+    <w:lsdException w:name="Table Theme" w:semiHidden="1" w:unhideWhenUsed="1"/>
+    <w:lsdException w:name="Placeholder Text" w:semiHidden="1"/>
+    <w:lsdException w:name="No Spacing" w:uiPriority="1" w:qFormat="1"/>
+    <w:lsdException w:name="Light Shading" w:uiPriority="60"/>
+    <w:lsdException w:name="Light List" w:uiPriority="61"/>
+    <w:lsdException w:name="Light Grid" w:uiPriority="62"/>
+    <w:lsdException w:name="Medium Shading 1" w:uiPriority="63"/>
+    <w:lsdException w:name="Medium Shading 2" w:uiPriority="64"/>
+    <w:lsdException w:name="Medium List 1" w:uiPriority="65"/>
+    <w:lsdException w:name="Medium List 2" w:uiPriority="66"/>
+    <w:lsdException w:name="Medium Grid 1" w:uiPriority="67"/>
+    <w:lsdException w:name="Medium Grid 2" w:uiPriority="68"/>
+    <w:lsdException w:name="Medium Grid 3" w:uiPriority="69"/>
+    <w:lsdException w:name="Dark List" w:uiPriority="70"/>
+    <w:lsdException w:name="Colorful Shading" w:uiPriority="71"/>
+    <w:lsdException w:name="Colorful List" w:uiPriority="72"/>
+    <w:lsdException w:name="Colorful Grid" w:uiPriority="73"/>
+    <w:lsdException w:name="Light Shading Accent 1" w:uiPriority="60"/>
+    <w:lsdException w:name="Light List Accent 1" w:uiPriority="61"/>
+    <w:lsdException w:name="Light Grid Accent 1" w:uiPriority="62"/>
+    <w:lsdException w:name="Medium Shading 1 Accent 1" w:uiPriority="63"/>
+    <w:lsdException w:name="Medium Shading 2 Accent 1" w:uiPriority="64"/>
+    <w:lsdException w:name="Medium List 1 Accent 1" w:uiPriority="65"/>
+    <w:lsdException w:name="Revision" w:semiHidden="1"/>
+    <w:lsdException w:name="List Paragraph" w:uiPriority="34" w:qFormat="1"/>
+    <w:lsdException w:name="Quote" w:uiPriority="29" w:qFormat="1"/>
+    <w:lsdException w:name="Intense Quote" w:uiPriority="30" w:qFormat="1"/>
+    <w:lsdException w:name="Medium List 2 Accent 1" w:uiPriority="66"/>
+    <w:lsdException w:name="Medium Grid 1 Accent 1" w:uiPriority="67"/>
+    <w:lsdException w:name="Medium Grid 2 Accent 1" w:uiPriority="68"/>
+    <w:lsdException w:name="Medium Grid 3 Accent 1" w:uiPriority="69"/>
+    <w:lsdException w:name="Dark List Accent 1" w:uiPriority="70"/>
+    <w:lsdException w:name="Colorful Shading Accent 1" w:uiPriority="71"/>
+    <w:lsdException w:name="Colorful List Accent 1" w:uiPriority="72"/>
+    <w:lsdException w:name="Colorful Grid Accent 1" w:uiPriority="73"/>
+    <w:lsdException w:name="Light Shading Accent 2" w:uiPriority="60"/>
+    <w:lsdException w:name="Light List Accent 2" w:uiPriority="61"/>
+    <w:lsdException w:name="Light Grid Accent 2" w:uiPriority="62"/>
+    <w:lsdException w:name="Medium Shading 1 Accent 2" w:uiPriority="63"/>
+    <w:lsdException w:name="Medium Shading 2 Accent 2" w:uiPriority="64"/>
+    <w:lsdException w:name="Medium List 1 Accent 2" w:uiPriority="65"/>
+    <w:lsdException w:name="Medium List 2 Accent 2" w:uiPriority="66"/>
+    <w:lsdException w:name="Medium Grid 1 Accent 2" w:uiPriority="67"/>
+    <w:lsdException w:name="Medium Grid 2 Accent 2" w:uiPriority="68"/>
+    <w:lsdException w:name="Medium Grid 3 Accent 2" w:uiPriority="69"/>
+    <w:lsdException w:name="Dark List Accent 2" w:uiPriority="70"/>
+    <w:lsdException w:name="Colorful Shading Accent 2" w:uiPriority="71"/>
+    <w:lsdException w:name="Colorful List Accent 2" w:uiPriority="72"/>
+    <w:lsdException w:name="Colorful Grid Accent 2" w:uiPriority="73"/>
+    <w:lsdException w:name="Light Shading Accent 3" w:uiPriority="60"/>
+    <w:lsdException w:name="Light List Accent 3" w:uiPriority="61"/>
+    <w:lsdException w:name="Light Grid Accent 3" w:uiPriority="62"/>
+    <w:lsdException w:name="Medium Shading 1 Accent 3" w:uiPriority="63"/>
+    <w:lsdException w:name="Medium Shading 2 Accent 3" w:uiPriority="64"/>
+    <w:lsdException w:name="Medium List 1 Accent 3" w:uiPriority="65"/>
+    <w:lsdException w:name="Medium List 2 Accent 3" w:uiPriority="66"/>
+    <w:lsdException w:name="Medium Grid 1 Accent 3" w:uiPriority="67"/>
+    <w:lsdException w:name="Medium Grid 2 Accent 3" w:uiPriority="68"/>
+    <w:lsdException w:name="Medium Grid 3 Accent 3" w:uiPriority="69"/>
+    <w:lsdException w:name="Dark List Accent 3" w:uiPriority="70"/>
+    <w:lsdException w:name="Colorful Shading Accent 3" w:uiPriority="71"/>
+    <w:lsdException w:name="Colorful List Accent 3" w:uiPriority="72"/>
+    <w:lsdException w:name="Colorful Grid Accent 3" w:uiPriority="73"/>
+    <w:lsdException w:name="Light Shading Accent 4" w:uiPriority="60"/>
+    <w:lsdException w:name="Light List Accent 4" w:uiPriority="61"/>
+    <w:lsdException w:name="Light Grid Accent 4" w:uiPriority="62"/>
+    <w:lsdException w:name="Medium Shading 1 Accent 4" w:uiPriority="63"/>
+    <w:lsdException w:name="Medium Shading 2 Accent 4" w:uiPriority="64"/>
+    <w:lsdException w:name="Medium List 1 Accent 4" w:uiPriority="65"/>
+    <w:lsdException w:name="Medium List 2 Accent 4" w:uiPriority="66"/>
+    <w:lsdException w:name="Medium Grid 1 Accent 4" w:uiPriority="67"/>
+    <w:lsdException w:name="Medium Grid 2 Accent 4" w:uiPriority="68"/>
+    <w:lsdException w:name="Medium Grid 3 Accent 4" w:uiPriority="69"/>
+    <w:lsdException w:name="Dark List Accent 4" w:uiPriority="70"/>
+    <w:lsdException w:name="Colorful Shading Accent 4" w:uiPriority="71"/>
+    <w:lsdException w:name="Colorful List Accent 4" w:uiPriority="72"/>
+    <w:lsdException w:name="Colorful Grid Accent 4" w:uiPriority="73"/>
+    <w:lsdException w:name="Light Shading Accent 5" w:uiPriority="60"/>
+    <w:lsdException w:name="Light List Accent 5" w:uiPriority="61"/>
+    <w:lsdException w:name="Light Grid Accent 5" w:uiPriority="62"/>
+    <w:lsdException w:name="Medium Shading 1 Accent 5" w:uiPriority="63"/>
+    <w:lsdException w:name="Medium Shading 2 Accent 5" w:uiPriority="64"/>
+    <w:lsdException w:name="Medium List 1 Accent 5" w:uiPriority="65"/>
+    <w:lsdException w:name="Medium List 2 Accent 5" w:uiPriority="66"/>
+    <w:lsdException w:name="Medium Grid 1 Accent 5" w:uiPriority="67"/>
+    <w:lsdException w:name="Medium Grid 2 Accent 5" w:uiPriority="68"/>
+    <w:lsdException w:name="Medium Grid 3 Accent 5" w:uiPriority="69"/>
+    <w:lsdException w:name="Dark List Accent 5" w:uiPriority="70"/>
+    <w:lsdException w:name="Colorful Shading Accent 5" w:uiPriority="71"/>
+    <w:lsdException w:name="Colorful List Accent 5" w:uiPriority="72"/>
+    <w:lsdException w:name="Colorful Grid Accent 5" w:uiPriority="73"/>
+    <w:lsdException w:name="Light Shading Accent 6" w:uiPriority="60"/>
+    <w:lsdException w:name="Light List Accent 6" w:uiPriority="61"/>
+    <w:lsdException w:name="Light Grid Accent 6" w:uiPriority="62"/>
+    <w:lsdException w:name="Medium Shading 1 Accent 6" w:uiPriority="63"/>
+    <w:lsdException w:name="Medium Shading 2 Accent 6" w:uiPriority="64"/>
+    <w:lsdException w:name="Medium List 1 Accent 6" w:uiPriority="65"/>
+    <w:lsdException w:name="Medium List 2 Accent 6" w:uiPriority="66"/>
+    <w:lsdException w:name="Medium Grid 1 Accent 6" w:uiPriority="67"/>
+    <w:lsdException w:name="Medium Grid 2 Accent 6" w:uiPriority="68"/>
+    <w:lsdException w:name="Medium Grid 3 Accent 6" w:uiPriority="69"/>
+    <w:lsdException w:name="Dark List Accent 6" w:uiPriority="70"/>
+    <w:lsdException w:name="Colorful Shading Accent 6" w:uiPriority="71"/>
+    <w:lsdException w:name="Colorful List Accent 6" w:uiPriority="72"/>
+    <w:lsdException w:name="Colorful Grid Accent 6" w:uiPriority="73"/>
+    <w:lsdException w:name="Subtle Emphasis" w:uiPriority="19" w:qFormat="1"/>
+    <w:lsdException w:name="Intense Emphasis" w:uiPriority="21" w:qFormat="1"/>
+    <w:lsdException w:name="Subtle Reference" w:uiPriority="31" w:qFormat="1"/>
+    <w:lsdException w:name="Intense Reference" w:uiPriority="32" w:qFormat="1"/>
+    <w:lsdException w:name="Book Title" w:uiPriority="33" w:qFormat="1"/>
+    <w:lsdException w:name="Bibliography" w:semiHidden="1" w:uiPriority="37" w:unhideWhenUsed="1"/>
+    <w:lsdException w:name="TOC Heading" w:semiHidden="1" w:uiPriority="39" w:unhideWhenUsed="1" w:qFormat="1"/>
+    <w:lsdException w:name="Plain Table 1" w:uiPriority="41"/>
+    <w:lsdException w:name="Plain Table 2" w:uiPriority="42"/>
+    <w:lsdException w:name="Plain Table 3" w:uiPriority="43"/>
+    <w:lsdException w:name="Plain Table 4" w:uiPriority="44"/>
+    <w:lsdException w:name="Plain Table 5" w:uiPriority="45"/>
+    <w:lsdException w:name="Grid Table Light" w:uiPriority="40"/>
+    <w:lsdException w:name="Grid Table 1 Light" w:uiPriority="46"/>
+    <w:lsdException w:name="Grid Table 2" w:uiPriority="47"/>
+    <w:lsdException w:name="Grid Table 3" w:uiPriority="48"/>
+    <w:lsdException w:name="Grid Table 4" w:uiPriority="49"/>
+    <w:lsdException w:name="Grid Table 5 Dark" w:uiPriority="50"/>
+    <w:lsdException w:name="Grid Table 6 Colorful" w:uiPriority="51"/>
+    <w:lsdException w:name="Grid Table 7 Colorful" w:uiPriority="52"/>
+    <w:lsdException w:name="Grid Table 1 Light Accent 1" w:uiPriority="46"/>
+    <w:lsdException w:name="Grid Table 2 Accent 1" w:uiPriority="47"/>
+    <w:lsdException w:name="Grid Table 3 Accent 1" w:uiPriority="48"/>
+    <w:lsdException w:name="Grid Table 4 Accent 1" w:uiPriority="49"/>
+    <w:lsdException w:name="Grid Table 5 Dark Accent 1" w:uiPriority="50"/>
+    <w:lsdException w:name="Grid Table 6 Colorful Accent 1" w:uiPriority="51"/>
+    <w:lsdException w:name="Grid Table 7 Colorful Accent 1" w:uiPriority="52"/>
+    <w:lsdException w:name="Grid Table 1 Light Accent 2" w:uiPriority="46"/>
+    <w:lsdException w:name="Grid Table 2 Accent 2" w:uiPriority="47"/>
+    <w:lsdException w:name="Grid Table 3 Accent 2" w:uiPriority="48"/>
+    <w:lsdException w:name="Grid Table 4 Accent 2" w:uiPriority="49"/>
+    <w:lsdException w:name="Grid Table 5 Dark Accent 2" w:uiPriority="50"/>
+    <w:lsdException w:name="Grid Table 6 Colorful Accent 2" w:uiPriority="51"/>
+    <w:lsdException w:name="Grid Table 7 Colorful Accent 2" w:uiPriority="52"/>
+    <w:lsdException w:name="Grid Table 1 Light Accent 3" w:uiPriority="46"/>
+    <w:lsdException w:name="Grid Table 2 Accent 3" w:uiPriority="47"/>
+    <w:lsdException w:name="Grid Table 3 Accent 3" w:uiPriority="48"/>
+    <w:lsdException w:name="Grid Table 4 Accent 3" w:uiPriority="49"/>
+    <w:lsdException w:name="Grid Table 5 Dark Accent 3" w:uiPriority="50"/>
+    <w:lsdException w:name="Grid Table 6 Colorful Accent 3" w:uiPriority="51"/>
+    <w:lsdException w:name="Grid Table 7 Colorful Accent 3" w:uiPriority="52"/>
+    <w:lsdException w:name="Grid Table 1 Light Accent 4" w:uiPriority="46"/>
+    <w:lsdException w:name="Grid Table 2 Accent 4" w:uiPriority="47"/>
+    <w:lsdException w:name="Grid Table 3 Accent 4" w:uiPriority="48"/>
+    <w:lsdException w:name="Grid Table 4 Accent 4" w:uiPriority="49"/>
+    <w:lsdException w:name="Grid Table 5 Dark Accent 4" w:uiPriority="50"/>
+    <w:lsdException w:name="Grid Table 6 Colorful Accent 4" w:uiPriority="51"/>
+    <w:lsdException w:name="Grid Table 7 Colorful Accent 4" w:uiPriority="52"/>
+    <w:lsdException w:name="Grid Table 1 Light Accent 5" w:uiPriority="46"/>
+    <w:lsdException w:name="Grid Table 2 Accent 5" w:uiPriority="47"/>
+    <w:lsdException w:name="Grid Table 3 Accent 5" w:uiPriority="48"/>
+    <w:lsdException w:name="Grid Table 4 Accent 5" w:uiPriority="49"/>
+    <w:lsdException w:name="Grid Table 5 Dark Accent 5" w:uiPriority="50"/>
+    <w:lsdException w:name="Grid Table 6 Colorful Accent 5" w:uiPriority="51"/>
+    <w:lsdException w:name="Grid Table 7 Colorful Accent 5" w:uiPriority="52"/>
+    <w:lsdException w:name="Grid Table 1 Light Accent 6" w:uiPriority="46"/>
+    <w:lsdException w:name="Grid Table 2 Accent 6" w:uiPriority="47"/>
+    <w:lsdException w:name="Grid Table 3 Accent 6" w:uiPriority="48"/>
+    <w:lsdException w:name="Grid Table 4 Accent 6" w:uiPriority="49"/>
+    <w:lsdException w:name="Grid Table 5 Dark Accent 6" w:uiPriority="50"/>
+    <w:lsdException w:name="Grid Table 6 Colorful Accent 6" w:uiPriority="51"/>
+    <w:lsdException w:name="Grid Table 7 Colorful Accent 6" w:uiPriority="52"/>
+    <w:lsdException w:name="List Table 1 Light" w:uiPriority="46"/>
+    <w:lsdException w:name="List Table 2" w:uiPriority="47"/>
+    <w:lsdException w:name="List Table 3" w:uiPriority="48"/>
+    <w:lsdException w:name="List Table 4" w:uiPriority="49"/>
+    <w:lsdException w:name="List Table 5 Dark" w:uiPriority="50"/>
+    <w:lsdException w:name="List Table 6 Colorful" w:uiPriority="51"/>
+    <w:lsdException w:name="List Table 7 Colorful" w:uiPriority="52"/>
+    <w:lsdException w:name="List Table 1 Light Accent 1" w:uiPriority="46"/>
+    <w:lsdException w:name="List Table 2 Accent 1" w:uiPriority="47"/>
+    <w:lsdException w:name="List Table 3 Accent 1" w:uiPriority="48"/>
+    <w:lsdException w:name="List Table 4 Accent 1" w:uiPriority="49"/>
+    <w:lsdException w:name="List Table 5 Dark Accent 1" w:uiPriority="50"/>
+    <w:lsdException w:name="List Table 6 Colorful Accent 1" w:uiPriority="51"/>
+    <w:lsdException w:name="List Table 7 Colorful Accent 1" w:uiPriority="52"/>
+    <w:lsdException w:name="List Table 1 Light Accent 2" w:uiPriority="46"/>
+    <w:lsdException w:name="List Table 2 Accent 2" w:uiPriority="47"/>
+    <w:lsdException w:name="List Table 3 Accent 2" w:uiPriority="48"/>
+    <w:lsdException w:name="List Table 4 Accent 2" w:uiPriority="49"/>
+    <w:lsdException w:name="List Table 5 Dark Accent 2" w:uiPriority="50"/>
+    <w:lsdException w:name="List Table 6 Colorful Accent 2" w:uiPriority="51"/>
+    <w:lsdException w:name="List Table 7 Colorful Accent 2" w:uiPriority="52"/>
+    <w:lsdException w:name="List Table 1 Light Accent 3" w:uiPriority="46"/>
+    <w:lsdException w:name="List Table 2 Accent 3" w:uiPriority="47"/>
+    <w:lsdException w:name="List Table 3 Accent 3" w:uiPriority="48"/>
+    <w:lsdException w:name="List Table 4 Accent 3" w:uiPriority="49"/>
+    <w:lsdException w:name="List Table 5 Dark Accent 3" w:uiPriority="50"/>
+    <w:lsdException w:name="List Table 6 Colorful Accent 3" w:uiPriority="51"/>
+    <w:lsdException w:name="List Table 7 Colorful Accent 3" w:uiPriority="52"/>
+    <w:lsdException w:name="List Table 1 Light Accent 4" w:uiPriority="46"/>
+    <w:lsdException w:name="List Table 2 Accent 4" w:uiPriority="47"/>
+    <w:lsdException w:name="List Table 3 Accent 4" w:uiPriority="48"/>
+    <w:lsdException w:name="List Table 4 Accent 4" w:uiPriority="49"/>
+    <w:lsdException w:name="List Table 5 Dark Accent 4" w:uiPriority="50"/>
+    <w:lsdException w:name="List Table 6 Colorful Accent 4" w:uiPriority="51"/>
+    <w:lsdException w:name="List Table 7 Colorful Accent 4" w:uiPriority="52"/>
+    <w:lsdException w:name="List Table 1 Light Accent 5" w:uiPriority="46"/>
+    <w:lsdException w:name="List Table 2 Accent 5" w:uiPriority="47"/>
+    <w:lsdException w:name="List Table 3 Accent 5" w:uiPriority="48"/>
+    <w:lsdException w:name="List Table 4 Accent 5" w:uiPriority="49"/>
+    <w:lsdException w:name="List Table 5 Dark Accent 5" w:uiPriority="50"/>
+    <w:lsdException w:name="List Table 6 Colorful Accent 5" w:uiPriority="51"/>
+    <w:lsdException w:name="List Table 7 Colorful Accent 5" w:uiPriority="52"/>
+    <w:lsdException w:name="List Table 1 Light Accent 6" w:uiPriority="46"/>
+    <w:lsdException w:name="List Table 2 Accent 6" w:uiPriority="47"/>
+    <w:lsdException w:name="List Table 3 Accent 6" w:uiPriority="48"/>
+    <w:lsdException w:name="List Table 4 Accent 6" w:uiPriority="49"/>
+    <w:lsdException w:name="List Table 5 Dark Accent 6" w:uiPriority="50"/>
+    <w:lsdException w:name="List Table 6 Colorful Accent 6" w:uiPriority="51"/>
+    <w:lsdException w:name="List Table 7 Colorful Accent 6" w:uiPriority="52"/>
+    <w:lsdException w:name="Mention" w:semiHidden="1" w:unhideWhenUsed="1"/>
+    <w:lsdException w:name="Smart Hyperlink" w:semiHidden="1" w:unhideWhenUsed="1"/>
+    <w:lsdException w:name="Hashtag" w:semiHidden="1" w:unhideWhenUsed="1"/>
+    <w:lsdException w:name="Unresolved Mention" w:semiHidden="1" w:unhideWhenUsed="1"/>
+    <w:lsdException w:name="Smart Link" w:semiHidden="1" w:unhideWhenUsed="1"/>
+  </w:latentStyles>
+  <w:style w:type="paragraph" w:default="1" w:styleId="a">
     <w:name w:val="Normal"/>
     <w:qFormat/>
-    <w:pPr>
-      <w:widowControl/>
-      <w:suppressAutoHyphens w:val="true"/>
-      <w:bidi w:val="0"/>
-      <w:spacing w:before="0" w:after="0"/>
-      <w:jc w:val="start"/>
-    </w:pPr>
-    <w:rPr>
-      <w:rFonts w:ascii="Liberation Serif" w:hAnsi="Liberation Serif" w:eastAsia="NSimSun" w:cs="Arial"/>
-      <w:color w:val="auto"/>
-      <w:kern w:val="2"/>
-      <w:sz w:val="24"/>
-      <w:szCs w:val="24"/>
-      <w:lang w:val="ru-RU" w:eastAsia="zh-CN" w:bidi="hi-IN"/>
-    </w:rPr>
   </w:style>
-  <w:style w:type="paragraph" w:styleId="Heading2">
+  <w:style w:type="paragraph" w:styleId="2">
     <w:name w:val="heading 2"/>
-    <w:basedOn w:val="user2"/>
-    <w:next w:val="BodyText"/>
+    <w:basedOn w:val="user"/>
+    <w:next w:val="a0"/>
+    <w:uiPriority w:val="9"/>
+    <w:unhideWhenUsed/>
     <w:qFormat/>
     <w:pPr>
-      <w:spacing w:before="200" w:after="120"/>
+      <w:spacing w:before="200"/>
       <w:outlineLvl w:val="1"/>
     </w:pPr>
     <w:rPr>
-      <w:rFonts w:ascii="Liberation Serif" w:hAnsi="Liberation Serif" w:eastAsia="NSimSun" w:cs="Arial"/>
+      <w:rFonts w:ascii="Liberation Serif" w:eastAsia="NSimSun" w:hAnsi="Liberation Serif"/>
       <w:b/>
       <w:bCs/>
       <w:sz w:val="36"/>
       <w:szCs w:val="36"/>
     </w:rPr>
   </w:style>
-  <w:style w:type="paragraph" w:styleId="Heading3">
+  <w:style w:type="paragraph" w:styleId="3">
     <w:name w:val="heading 3"/>
-    <w:basedOn w:val="Style14"/>
-    <w:next w:val="BodyText"/>
+    <w:basedOn w:val="a1"/>
+    <w:next w:val="a0"/>
+    <w:uiPriority w:val="9"/>
+    <w:unhideWhenUsed/>
     <w:qFormat/>
     <w:pPr>
-      <w:spacing w:before="140" w:after="120"/>
+      <w:spacing w:before="140"/>
       <w:outlineLvl w:val="2"/>
     </w:pPr>
     <w:rPr>
-      <w:rFonts w:ascii="Liberation Serif" w:hAnsi="Liberation Serif" w:eastAsia="NSimSun" w:cs="Arial"/>
+      <w:rFonts w:ascii="Liberation Serif" w:eastAsia="NSimSun" w:hAnsi="Liberation Serif"/>
       <w:b/>
       <w:bCs/>
-      <w:sz w:val="28"/>
-      <w:szCs w:val="28"/>
     </w:rPr>
   </w:style>
-  <w:style w:type="character" w:styleId="Strong">
+  <w:style w:type="character" w:default="1" w:styleId="a2">
+    <w:name w:val="Default Paragraph Font"/>
+    <w:uiPriority w:val="1"/>
+    <w:semiHidden/>
+    <w:unhideWhenUsed/>
+  </w:style>
+  <w:style w:type="table" w:default="1" w:styleId="a3">
+    <w:name w:val="Normal Table"/>
+    <w:uiPriority w:val="99"/>
+    <w:semiHidden/>
+    <w:unhideWhenUsed/>
+    <w:tblPr>
+      <w:tblInd w:w="0" w:type="dxa"/>
+      <w:tblCellMar>
+        <w:top w:w="0" w:type="dxa"/>
+        <w:left w:w="108" w:type="dxa"/>
+        <w:bottom w:w="0" w:type="dxa"/>
+        <w:right w:w="108" w:type="dxa"/>
+      </w:tblCellMar>
+    </w:tblPr>
+  </w:style>
+  <w:style w:type="numbering" w:default="1" w:styleId="a4">
+    <w:name w:val="No List"/>
+    <w:uiPriority w:val="99"/>
+    <w:semiHidden/>
+    <w:unhideWhenUsed/>
+  </w:style>
+  <w:style w:type="character" w:styleId="a5">
     <w:name w:val="Strong"/>
     <w:qFormat/>
     <w:rPr>
@@ -4449,14 +5693,14 @@
       <w:bCs/>
     </w:rPr>
   </w:style>
-  <w:style w:type="character" w:styleId="Hyperlink">
+  <w:style w:type="character" w:styleId="a6">
     <w:name w:val="Hyperlink"/>
     <w:rPr>
       <w:color w:val="000080"/>
       <w:u w:val="single"/>
     </w:rPr>
   </w:style>
-  <w:style w:type="character" w:styleId="Emphasis">
+  <w:style w:type="character" w:styleId="a7">
     <w:name w:val="Emphasis"/>
     <w:qFormat/>
     <w:rPr>
@@ -4464,147 +5708,130 @@
       <w:iCs/>
     </w:rPr>
   </w:style>
-  <w:style w:type="character" w:styleId="user">
+  <w:style w:type="character" w:customStyle="1" w:styleId="user0">
     <w:name w:val="Символ нумерации (user)"/>
     <w:qFormat/>
-    <w:rPr/>
   </w:style>
-  <w:style w:type="character" w:styleId="user1">
+  <w:style w:type="character" w:customStyle="1" w:styleId="user1">
     <w:name w:val="Маркеры (user)"/>
     <w:qFormat/>
     <w:rPr>
-      <w:rFonts w:ascii="OpenSymbol" w:hAnsi="OpenSymbol" w:eastAsia="OpenSymbol" w:cs="OpenSymbol"/>
+      <w:rFonts w:ascii="OpenSymbol" w:eastAsia="OpenSymbol" w:hAnsi="OpenSymbol" w:cs="OpenSymbol"/>
     </w:rPr>
   </w:style>
-  <w:style w:type="character" w:styleId="Style12">
+  <w:style w:type="character" w:customStyle="1" w:styleId="a8">
     <w:name w:val="Символ нумерации"/>
     <w:qFormat/>
-    <w:rPr/>
   </w:style>
-  <w:style w:type="character" w:styleId="Style13">
+  <w:style w:type="character" w:customStyle="1" w:styleId="a9">
     <w:name w:val="Маркеры"/>
     <w:qFormat/>
     <w:rPr>
-      <w:rFonts w:ascii="OpenSymbol" w:hAnsi="OpenSymbol" w:eastAsia="OpenSymbol" w:cs="OpenSymbol"/>
+      <w:rFonts w:ascii="OpenSymbol" w:eastAsia="OpenSymbol" w:hAnsi="OpenSymbol" w:cs="OpenSymbol"/>
     </w:rPr>
   </w:style>
-  <w:style w:type="paragraph" w:styleId="Style14">
-    <w:name w:val="Заголовок"/>
-    <w:basedOn w:val="Normal"/>
-    <w:next w:val="BodyText"/>
+  <w:style w:type="paragraph" w:styleId="a1">
+    <w:name w:val="Title"/>
+    <w:basedOn w:val="a"/>
+    <w:next w:val="a0"/>
+    <w:uiPriority w:val="10"/>
     <w:qFormat/>
     <w:pPr>
-      <w:keepNext w:val="true"/>
+      <w:keepNext/>
       <w:spacing w:before="240" w:after="120"/>
     </w:pPr>
     <w:rPr>
-      <w:rFonts w:ascii="Liberation Sans" w:hAnsi="Liberation Sans" w:eastAsia="Microsoft YaHei" w:cs="Arial"/>
+      <w:rFonts w:ascii="Liberation Sans" w:eastAsia="Microsoft YaHei" w:hAnsi="Liberation Sans"/>
       <w:sz w:val="28"/>
       <w:szCs w:val="28"/>
     </w:rPr>
   </w:style>
-  <w:style w:type="paragraph" w:styleId="BodyText">
+  <w:style w:type="paragraph" w:styleId="a0">
     <w:name w:val="Body Text"/>
-    <w:basedOn w:val="Normal"/>
+    <w:basedOn w:val="a"/>
     <w:pPr>
-      <w:spacing w:lineRule="auto" w:line="276" w:before="0" w:after="140"/>
+      <w:spacing w:after="140" w:line="276" w:lineRule="auto"/>
     </w:pPr>
-    <w:rPr/>
   </w:style>
-  <w:style w:type="paragraph" w:styleId="List">
+  <w:style w:type="paragraph" w:styleId="aa">
     <w:name w:val="List"/>
-    <w:basedOn w:val="BodyText"/>
-    <w:pPr/>
-    <w:rPr>
-      <w:rFonts w:cs="Arial"/>
-    </w:rPr>
+    <w:basedOn w:val="a0"/>
   </w:style>
-  <w:style w:type="paragraph" w:styleId="Caption">
+  <w:style w:type="paragraph" w:styleId="ab">
     <w:name w:val="caption"/>
-    <w:basedOn w:val="Normal"/>
+    <w:basedOn w:val="a"/>
     <w:qFormat/>
     <w:pPr>
       <w:suppressLineNumbers/>
       <w:spacing w:before="120" w:after="120"/>
     </w:pPr>
     <w:rPr>
-      <w:rFonts w:cs="Arial"/>
       <w:i/>
       <w:iCs/>
-      <w:sz w:val="24"/>
-      <w:szCs w:val="24"/>
     </w:rPr>
   </w:style>
-  <w:style w:type="paragraph" w:styleId="Style15">
-    <w:name w:val="Указатель"/>
-    <w:basedOn w:val="Normal"/>
+  <w:style w:type="paragraph" w:styleId="ac">
+    <w:name w:val="index heading"/>
+    <w:basedOn w:val="a"/>
     <w:qFormat/>
     <w:pPr>
       <w:suppressLineNumbers/>
     </w:pPr>
-    <w:rPr>
-      <w:rFonts w:cs="Arial"/>
-    </w:rPr>
   </w:style>
-  <w:style w:type="paragraph" w:styleId="user2">
+  <w:style w:type="paragraph" w:customStyle="1" w:styleId="user">
     <w:name w:val="Заголовок (user)"/>
-    <w:basedOn w:val="Normal"/>
-    <w:next w:val="BodyText"/>
+    <w:basedOn w:val="a"/>
+    <w:next w:val="a0"/>
     <w:qFormat/>
     <w:pPr>
-      <w:keepNext w:val="true"/>
+      <w:keepNext/>
       <w:spacing w:before="240" w:after="120"/>
     </w:pPr>
     <w:rPr>
-      <w:rFonts w:ascii="Liberation Sans" w:hAnsi="Liberation Sans" w:eastAsia="Microsoft YaHei" w:cs="Arial"/>
+      <w:rFonts w:ascii="Liberation Sans" w:eastAsia="Microsoft YaHei" w:hAnsi="Liberation Sans"/>
       <w:sz w:val="28"/>
       <w:szCs w:val="28"/>
     </w:rPr>
   </w:style>
-  <w:style w:type="paragraph" w:styleId="user3">
+  <w:style w:type="paragraph" w:customStyle="1" w:styleId="user2">
     <w:name w:val="Указатель (user)"/>
-    <w:basedOn w:val="Normal"/>
+    <w:basedOn w:val="a"/>
     <w:qFormat/>
     <w:pPr>
       <w:suppressLineNumbers/>
     </w:pPr>
-    <w:rPr>
-      <w:rFonts w:cs="Arial"/>
-    </w:rPr>
   </w:style>
-  <w:style w:type="paragraph" w:styleId="Style16">
+  <w:style w:type="paragraph" w:customStyle="1" w:styleId="ad">
     <w:name w:val="Горизонтальная линия"/>
-    <w:basedOn w:val="Normal"/>
-    <w:next w:val="BodyText"/>
+    <w:basedOn w:val="a"/>
+    <w:next w:val="a0"/>
     <w:qFormat/>
     <w:pPr>
       <w:suppressLineNumbers/>
       <w:pBdr>
         <w:bottom w:val="double" w:sz="2" w:space="0" w:color="808080"/>
       </w:pBdr>
-      <w:spacing w:before="0" w:after="283"/>
+      <w:spacing w:after="283"/>
     </w:pPr>
     <w:rPr>
       <w:sz w:val="12"/>
       <w:szCs w:val="12"/>
     </w:rPr>
   </w:style>
-  <w:style w:type="paragraph" w:styleId="Style17">
+  <w:style w:type="paragraph" w:customStyle="1" w:styleId="ae">
     <w:name w:val="Содержимое таблицы"/>
-    <w:basedOn w:val="Normal"/>
+    <w:basedOn w:val="a"/>
     <w:qFormat/>
     <w:pPr>
-      <w:widowControl w:val="false"/>
+      <w:widowControl w:val="0"/>
       <w:suppressLineNumbers/>
     </w:pPr>
-    <w:rPr/>
   </w:style>
-  <w:style w:type="paragraph" w:styleId="Style18">
+  <w:style w:type="paragraph" w:customStyle="1" w:styleId="af">
     <w:name w:val="Заголовок таблицы"/>
-    <w:basedOn w:val="Style17"/>
+    <w:basedOn w:val="ae"/>
     <w:qFormat/>
     <w:pPr>
-      <w:suppressLineNumbers/>
       <w:jc w:val="center"/>
     </w:pPr>
     <w:rPr>
@@ -4616,7 +5843,7 @@
 </file>
 
 <file path=word/theme/theme1.xml><?xml version="1.0" encoding="utf-8"?>
-<a:theme xmlns:a="http://schemas.openxmlformats.org/drawingml/2006/main" xmlns:r="http://schemas.openxmlformats.org/officeDocument/2006/relationships" name="Office">
+<a:theme xmlns:a="http://schemas.openxmlformats.org/drawingml/2006/main" name="Office">
   <a:themeElements>
     <a:clrScheme name="LibreOffice">
       <a:dk1>
@@ -4658,14 +5885,14 @@
     </a:clrScheme>
     <a:fontScheme name="Office">
       <a:majorFont>
-        <a:latin typeface="Arial" pitchFamily="0" charset="1"/>
-        <a:ea typeface="DejaVu Sans" pitchFamily="0" charset="1"/>
-        <a:cs typeface="DejaVu Sans" pitchFamily="0" charset="1"/>
+        <a:latin typeface="Arial"/>
+        <a:ea typeface="DejaVu Sans"/>
+        <a:cs typeface="DejaVu Sans"/>
       </a:majorFont>
       <a:minorFont>
-        <a:latin typeface="Arial" pitchFamily="0" charset="1"/>
-        <a:ea typeface="DejaVu Sans" pitchFamily="0" charset="1"/>
-        <a:cs typeface="DejaVu Sans" pitchFamily="0" charset="1"/>
+        <a:latin typeface="Arial"/>
+        <a:ea typeface="DejaVu Sans"/>
+        <a:cs typeface="DejaVu Sans"/>
       </a:minorFont>
     </a:fontScheme>
     <a:fmtScheme>
@@ -4718,5 +5945,7 @@
       </a:bgFillStyleLst>
     </a:fmtScheme>
   </a:themeElements>
+  <a:objectDefaults/>
+  <a:extraClrSchemeLst/>
 </a:theme>
 </file>